--- a/docs/hardware/unit_product_reference_v_0_1_0_i2s_es8311_codec_with_amplifier_module.docx
+++ b/docs/hardware/unit_product_reference_v_0_1_0_i2s_es8311_codec_with_amplifier_module.docx
@@ -912,7 +912,7 @@
           <wp:inline>
             <wp:extent cx="4114800" cy="1543050"/>
             <wp:effectExtent b="0" l="0" r="0" t="0"/>
-            <wp:docPr descr="Top view of the UE0097 module" title="" id="22" name="Picture"/>
+            <wp:docPr descr="Top view of the audio module" title="" id="22" name="Picture"/>
             <a:graphic>
               <a:graphicData uri="http://schemas.openxmlformats.org/drawingml/2006/picture">
                 <pic:pic>
@@ -955,7 +955,7 @@
         <w:pStyle w:val="ImageCaption"/>
       </w:pPr>
       <w:r>
-        <w:t xml:space="preserve">Top view of the UE0097 module</w:t>
+        <w:t xml:space="preserve">Top view of the audio module</w:t>
       </w:r>
     </w:p>
     <w:bookmarkStart w:id="24" w:name="applications"/>
@@ -1339,7 +1339,7 @@
         <w:pStyle w:val="FirstParagraph"/>
       </w:pPr>
       <w:r>
-        <w:t xml:space="preserve">UE0097 is an audio peripheral module. It has no onboard microcontroller or</w:t>
+        <w:t xml:space="preserve">The board is an audio peripheral module. It has no onboard microcontroller or</w:t>
       </w:r>
       <w:r>
         <w:t xml:space="preserve"> </w:t>
@@ -2379,7 +2379,7 @@
           <wp:inline>
             <wp:extent cx="4389120" cy="1645920"/>
             <wp:effectExtent b="0" l="0" r="0" t="0"/>
-            <wp:docPr descr="Top view of UE0097" title="" id="30" name="Picture"/>
+            <wp:docPr descr="Top view of the module" title="" id="30" name="Picture"/>
             <a:graphic>
               <a:graphicData uri="http://schemas.openxmlformats.org/drawingml/2006/picture">
                 <pic:pic>
@@ -2422,7 +2422,7 @@
         <w:pStyle w:val="ImageCaption"/>
       </w:pPr>
       <w:r>
-        <w:t xml:space="preserve">Top view of UE0097</w:t>
+        <w:t xml:space="preserve">Top view of the module</w:t>
       </w:r>
     </w:p>
     <w:p>
@@ -2434,7 +2434,7 @@
           <wp:inline>
             <wp:extent cx="4389120" cy="1645920"/>
             <wp:effectExtent b="0" l="0" r="0" t="0"/>
-            <wp:docPr descr="Bottom view of UE0097" title="" id="33" name="Picture"/>
+            <wp:docPr descr="Bottom view of the module" title="" id="33" name="Picture"/>
             <a:graphic>
               <a:graphicData uri="http://schemas.openxmlformats.org/drawingml/2006/picture">
                 <pic:pic>
@@ -2477,7 +2477,7 @@
         <w:pStyle w:val="ImageCaption"/>
       </w:pPr>
       <w:r>
-        <w:t xml:space="preserve">Bottom view of UE0097</w:t>
+        <w:t xml:space="preserve">Bottom view of the module</w:t>
       </w:r>
     </w:p>
     <w:p>
@@ -2554,7 +2554,7 @@
         <w:t xml:space="preserve"> </w:t>
       </w:r>
       <w:r>
-        <w:t xml:space="preserve">the complete UE0097 module. An empty cell means the supplied documentation</w:t>
+        <w:t xml:space="preserve">the complete module. An empty cell means the supplied documentation</w:t>
       </w:r>
       <w:r>
         <w:t xml:space="preserve"> </w:t>
@@ -2856,7 +2856,7 @@
               <w:jc w:val="left"/>
             </w:pPr>
             <w:r>
-              <w:t xml:space="preserve">UE0097 VCC input</w:t>
+              <w:t xml:space="preserve">Module VCC input</w:t>
             </w:r>
           </w:p>
         </w:tc>
@@ -2906,7 +2906,7 @@
               <w:jc w:val="left"/>
             </w:pPr>
             <w:r>
-              <w:t xml:space="preserve">UE0097 3V3 output current</w:t>
+              <w:t xml:space="preserve">Module 3V3 output current</w:t>
             </w:r>
           </w:p>
         </w:tc>
@@ -2956,7 +2956,7 @@
               <w:jc w:val="left"/>
             </w:pPr>
             <w:r>
-              <w:t xml:space="preserve">UE0097 speaker load</w:t>
+              <w:t xml:space="preserve">Module speaker load</w:t>
             </w:r>
           </w:p>
         </w:tc>
@@ -3006,7 +3006,7 @@
               <w:jc w:val="left"/>
             </w:pPr>
             <w:r>
-              <w:t xml:space="preserve">UE0097 operating temperature</w:t>
+              <w:t xml:space="preserve">Module operating temperature</w:t>
             </w:r>
           </w:p>
         </w:tc>
@@ -5868,7 +5868,7 @@
         <w:pStyle w:val="FirstParagraph"/>
       </w:pPr>
       <w:r>
-        <w:t xml:space="preserve">UE0097 is a peripheral; setup is performed on an external host. The</w:t>
+        <w:t xml:space="preserve">The module is a peripheral; setup is performed on an external host. The</w:t>
       </w:r>
       <w:r>
         <w:t xml:space="preserve"> </w:t>
@@ -5880,7 +5880,7 @@
         <w:t xml:space="preserve"> </w:t>
       </w:r>
       <w:r>
-        <w:t xml:space="preserve">The repository currently contains no verified UE0097 firmware example.</w:t>
+        <w:t xml:space="preserve">The repository currently contains no verified module-specific firmware example.</w:t>
       </w:r>
     </w:p>
     <w:bookmarkStart w:id="68" w:name="getting-started-with-a-host-controller"/>
@@ -7491,7 +7491,7 @@
               <w:jc w:val="left"/>
             </w:pPr>
             <w:r>
-              <w:t xml:space="preserve">UE0097 revision 2.0 schematic</w:t>
+              <w:t xml:space="preserve">Board schematic, revision 2.0</w:t>
             </w:r>
           </w:p>
         </w:tc>
@@ -7787,7 +7787,7 @@
           <w:rPr>
             <w:rStyle w:val="Hyperlink"/>
           </w:rPr>
-          <w:t xml:space="preserve">UE0097 revision 2.0 schematic</w:t>
+          <w:t xml:space="preserve">Revision 2.0 schematic</w:t>
         </w:r>
       </w:hyperlink>
       <w:r>
@@ -8055,7 +8055,7 @@
         <w:pStyle w:val="Compact"/>
       </w:pPr>
       <w:r>
-        <w:t xml:space="preserve">The UE0097 schematic revision 2.0 defines the board circuit and connector</w:t>
+        <w:t xml:space="preserve">The board schematic revision 2.0 defines the circuit and connector</w:t>
       </w:r>
       <w:r>
         <w:t xml:space="preserve"> </w:t>
@@ -8793,7 +8793,7 @@
         <w:pStyle w:val="BodyText"/>
       </w:pPr>
       <w:r>
-        <w:t xml:space="preserve">No verified UE0097 hardware erratum is included in the supplied sources.</w:t>
+        <w:t xml:space="preserve">No verified hardware erratum is included in the supplied sources.</w:t>
       </w:r>
     </w:p>
     <w:bookmarkEnd w:id="97"/>

--- a/docs/hardware/unit_product_reference_v_0_1_0_i2s_es8311_codec_with_amplifier_module.docx
+++ b/docs/hardware/unit_product_reference_v_0_1_0_i2s_es8311_codec_with_amplifier_module.docx
@@ -1332,38 +1332,6 @@
           <w:b/>
         </w:rPr>
         <w:t xml:space="preserve">1 The Board</w:t>
-      </w:r>
-    </w:p>
-    <w:p>
-      <w:pPr>
-        <w:pStyle w:val="FirstParagraph"/>
-      </w:pPr>
-      <w:r>
-        <w:t xml:space="preserve">The board is an audio peripheral module. It has no onboard microcontroller or</w:t>
-      </w:r>
-      <w:r>
-        <w:t xml:space="preserve"> </w:t>
-      </w:r>
-      <w:r>
-        <w:t xml:space="preserve">firmware storage. The available schematic title block identifies the design as</w:t>
-      </w:r>
-      <w:r>
-        <w:t xml:space="preserve"> </w:t>
-      </w:r>
-      <w:r>
-        <w:t xml:space="preserve">UE0097 - ES8311 V2, revision 2.0. The available top and bottom images have</w:t>
-      </w:r>
-      <w:r>
-        <w:t xml:space="preserve"> </w:t>
-      </w:r>
-      <w:r>
-        <w:t xml:space="preserve">V1.1.0 in their file names; their electrical correspondence to revision 2.0</w:t>
-      </w:r>
-      <w:r>
-        <w:t xml:space="preserve"> </w:t>
-      </w:r>
-      <w:r>
-        <w:t xml:space="preserve">has not been independently verified.</w:t>
       </w:r>
     </w:p>
     <w:bookmarkStart w:id="27" w:name="accessories"/>

--- a/docs/hardware/unit_product_reference_v_0_1_0_i2s_es8311_codec_with_amplifier_module.docx
+++ b/docs/hardware/unit_product_reference_v_0_1_0_i2s_es8311_codec_with_amplifier_module.docx
@@ -2516,25 +2516,13 @@
         <w:pStyle w:val="FirstParagraph"/>
       </w:pPr>
       <w:r>
-        <w:t xml:space="preserve">The tables distinguish ES8311 component conditions from values validated for</w:t>
-      </w:r>
-      <w:r>
-        <w:t xml:space="preserve"> </w:t>
-      </w:r>
-      <w:r>
-        <w:t xml:space="preserve">the complete module. An empty cell means the supplied documentation</w:t>
-      </w:r>
-      <w:r>
-        <w:t xml:space="preserve"> </w:t>
-      </w:r>
-      <w:r>
-        <w:t xml:space="preserve">does not specify that value. It is not a zero value or permission to apply any</w:t>
-      </w:r>
-      <w:r>
-        <w:t xml:space="preserve"> </w:t>
-      </w:r>
-      <w:r>
-        <w:t xml:space="preserve">value.</w:t>
+        <w:t xml:space="preserve">The ES8311 supply and audio figures in this chapter come from its User Guide.</w:t>
+      </w:r>
+      <w:r>
+        <w:t xml:space="preserve"> </w:t>
+      </w:r>
+      <w:r>
+        <w:t xml:space="preserve">Blank cells indicate undocumented module ratings.</w:t>
       </w:r>
     </w:p>
     <w:bookmarkStart w:id="38" w:name="recommended-operating-conditions"/>
@@ -2558,11 +2546,10 @@
         <w:jc w:val="start"/>
       </w:tblPr>
       <w:tblGrid>
-        <w:gridCol w:w="1584"/>
-        <w:gridCol w:w="1584"/>
-        <w:gridCol w:w="1584"/>
-        <w:gridCol w:w="1584"/>
-        <w:gridCol w:w="1584"/>
+        <w:gridCol w:w="1980"/>
+        <w:gridCol w:w="1980"/>
+        <w:gridCol w:w="1980"/>
+        <w:gridCol w:w="1980"/>
       </w:tblGrid>
       <w:tr>
         <w:trPr>
@@ -2616,18 +2603,6 @@
             </w:r>
           </w:p>
         </w:tc>
-        <w:tc>
-          <w:tcPr/>
-          <w:p>
-            <w:pPr>
-              <w:pStyle w:val="Compact"/>
-              <w:jc w:val="left"/>
-            </w:pPr>
-            <w:r>
-              <w:t xml:space="preserve">Scope / source</w:t>
-            </w:r>
-          </w:p>
-        </w:tc>
       </w:tr>
       <w:tr>
         <w:tc>
@@ -2678,18 +2653,6 @@
             </w:r>
           </w:p>
         </w:tc>
-        <w:tc>
-          <w:tcPr/>
-          <w:p>
-            <w:pPr>
-              <w:pStyle w:val="Compact"/>
-              <w:jc w:val="left"/>
-            </w:pPr>
-            <w:r>
-              <w:t xml:space="preserve">ES8311 User Guide, section 2</w:t>
-            </w:r>
-          </w:p>
-        </w:tc>
       </w:tr>
       <w:tr>
         <w:tc>
@@ -2740,18 +2703,6 @@
             </w:r>
           </w:p>
         </w:tc>
-        <w:tc>
-          <w:tcPr/>
-          <w:p>
-            <w:pPr>
-              <w:pStyle w:val="Compact"/>
-              <w:jc w:val="left"/>
-            </w:pPr>
-            <w:r>
-              <w:t xml:space="preserve">ES8311 User Guide, section 2</w:t>
-            </w:r>
-          </w:p>
-        </w:tc>
       </w:tr>
       <w:tr>
         <w:tc>
@@ -2802,18 +2753,6 @@
             </w:r>
           </w:p>
         </w:tc>
-        <w:tc>
-          <w:tcPr/>
-          <w:p>
-            <w:pPr>
-              <w:pStyle w:val="Compact"/>
-              <w:jc w:val="left"/>
-            </w:pPr>
-            <w:r>
-              <w:t xml:space="preserve">ES8311 User Guide, section 2</w:t>
-            </w:r>
-          </w:p>
-        </w:tc>
       </w:tr>
       <w:tr>
         <w:tc>
@@ -2852,18 +2791,6 @@
             </w:pPr>
           </w:p>
         </w:tc>
-        <w:tc>
-          <w:tcPr/>
-          <w:p>
-            <w:pPr>
-              <w:pStyle w:val="Compact"/>
-              <w:jc w:val="left"/>
-            </w:pPr>
-            <w:r>
-              <w:t xml:space="preserve">Board-level limit not supplied</w:t>
-            </w:r>
-          </w:p>
-        </w:tc>
       </w:tr>
       <w:tr>
         <w:tc>
@@ -2902,18 +2829,6 @@
             </w:pPr>
           </w:p>
         </w:tc>
-        <w:tc>
-          <w:tcPr/>
-          <w:p>
-            <w:pPr>
-              <w:pStyle w:val="Compact"/>
-              <w:jc w:val="left"/>
-            </w:pPr>
-            <w:r>
-              <w:t xml:space="preserve">Board-level limit not supplied</w:t>
-            </w:r>
-          </w:p>
-        </w:tc>
       </w:tr>
       <w:tr>
         <w:tc>
@@ -2952,18 +2867,6 @@
             </w:pPr>
           </w:p>
         </w:tc>
-        <w:tc>
-          <w:tcPr/>
-          <w:p>
-            <w:pPr>
-              <w:pStyle w:val="Compact"/>
-              <w:jc w:val="left"/>
-            </w:pPr>
-            <w:r>
-              <w:t xml:space="preserve">Board-level limit not supplied</w:t>
-            </w:r>
-          </w:p>
-        </w:tc>
       </w:tr>
       <w:tr>
         <w:tc>
@@ -3000,18 +2903,6 @@
             <w:pPr>
               <w:pStyle w:val="Compact"/>
             </w:pPr>
-          </w:p>
-        </w:tc>
-        <w:tc>
-          <w:tcPr/>
-          <w:p>
-            <w:pPr>
-              <w:pStyle w:val="Compact"/>
-              <w:jc w:val="left"/>
-            </w:pPr>
-            <w:r>
-              <w:t xml:space="preserve">Board-level limit not supplied</w:t>
-            </w:r>
           </w:p>
         </w:tc>
       </w:tr>
@@ -3085,13 +2976,7 @@
         <w:t xml:space="preserve"> </w:t>
       </w:r>
       <w:r>
-        <w:t xml:space="preserve">element. The maximum safe module input, rail load, and dissipation have no</w:t>
-      </w:r>
-      <w:r>
-        <w:t xml:space="preserve"> </w:t>
-      </w:r>
-      <w:r>
-        <w:t xml:space="preserve">board-level specification in the supplied documents.</w:t>
+        <w:t xml:space="preserve">element.</w:t>
       </w:r>
     </w:p>
     <w:bookmarkEnd w:id="39"/>
@@ -3345,14 +3230,13 @@
     <w:tbl>
       <w:tblPr>
         <w:tblStyle w:val="Table"/>
-        <w:tblW w:type="pct" w:w="5000"/>
+        <w:tblW w:type="auto" w:w="0"/>
         <w:tblLook w:firstRow="1" w:lastRow="0" w:firstColumn="0" w:lastColumn="0" w:noHBand="0" w:noVBand="0" w:val="0020"/>
         <w:jc w:val="start"/>
       </w:tblPr>
       <w:tblGrid>
-        <w:gridCol w:w="2640"/>
-        <w:gridCol w:w="2640"/>
-        <w:gridCol w:w="2640"/>
+        <w:gridCol w:w="3960"/>
+        <w:gridCol w:w="3960"/>
       </w:tblGrid>
       <w:tr>
         <w:trPr>
@@ -3382,18 +3266,6 @@
             </w:r>
           </w:p>
         </w:tc>
-        <w:tc>
-          <w:tcPr/>
-          <w:p>
-            <w:pPr>
-              <w:pStyle w:val="Compact"/>
-              <w:jc w:val="left"/>
-            </w:pPr>
-            <w:r>
-              <w:t xml:space="preserve">Scope</w:t>
-            </w:r>
-          </w:p>
-        </w:tc>
       </w:tr>
       <w:tr>
         <w:tc>
@@ -3420,18 +3292,6 @@
             </w:r>
           </w:p>
         </w:tc>
-        <w:tc>
-          <w:tcPr/>
-          <w:p>
-            <w:pPr>
-              <w:pStyle w:val="Compact"/>
-              <w:jc w:val="left"/>
-            </w:pPr>
-            <w:r>
-              <w:t xml:space="preserve">ES8311 guide feature claim</w:t>
-            </w:r>
-          </w:p>
-        </w:tc>
       </w:tr>
       <w:tr>
         <w:tc>
@@ -3458,18 +3318,6 @@
             </w:r>
           </w:p>
         </w:tc>
-        <w:tc>
-          <w:tcPr/>
-          <w:p>
-            <w:pPr>
-              <w:pStyle w:val="Compact"/>
-              <w:jc w:val="left"/>
-            </w:pPr>
-            <w:r>
-              <w:t xml:space="preserve">ES8311 guide feature claim</w:t>
-            </w:r>
-          </w:p>
-        </w:tc>
       </w:tr>
       <w:tr>
         <w:tc>
@@ -3496,134 +3344,8 @@
             </w:r>
           </w:p>
         </w:tc>
-        <w:tc>
-          <w:tcPr/>
-          <w:p>
-            <w:pPr>
-              <w:pStyle w:val="Compact"/>
-              <w:jc w:val="left"/>
-            </w:pPr>
-            <w:r>
-              <w:t xml:space="preserve">ES8311 guide description</w:t>
-            </w:r>
-          </w:p>
-        </w:tc>
-      </w:tr>
-      <w:tr>
-        <w:tc>
-          <w:tcPr/>
-          <w:p>
-            <w:pPr>
-              <w:pStyle w:val="Compact"/>
-              <w:jc w:val="left"/>
-            </w:pPr>
-            <w:r>
-              <w:t xml:space="preserve">ES8311 I2C address with CE high</w:t>
-            </w:r>
-          </w:p>
-        </w:tc>
-        <w:tc>
-          <w:tcPr/>
-          <w:p>
-            <w:pPr>
-              <w:pStyle w:val="Compact"/>
-              <w:jc w:val="left"/>
-            </w:pPr>
-            <w:r>
-              <w:t xml:space="preserve">0x19, 7-bit</w:t>
-            </w:r>
-          </w:p>
-        </w:tc>
-        <w:tc>
-          <w:tcPr/>
-          <w:p>
-            <w:pPr>
-              <w:pStyle w:val="Compact"/>
-              <w:jc w:val="left"/>
-            </w:pPr>
-            <w:r>
-              <w:t xml:space="preserve">Guide plus R5 schematic connection</w:t>
-            </w:r>
-          </w:p>
-        </w:tc>
-      </w:tr>
-      <w:tr>
-        <w:tc>
-          <w:tcPr/>
-          <w:p>
-            <w:pPr>
-              <w:pStyle w:val="Compact"/>
-              <w:jc w:val="left"/>
-            </w:pPr>
-            <w:r>
-              <w:t xml:space="preserve">Module audio signal-to-noise ratio</w:t>
-            </w:r>
-          </w:p>
-        </w:tc>
-        <w:tc>
-          <w:tcPr/>
-          <w:p>
-            <w:pPr>
-              <w:pStyle w:val="Compact"/>
-            </w:pPr>
-          </w:p>
-        </w:tc>
-        <w:tc>
-          <w:tcPr/>
-          <w:p>
-            <w:pPr>
-              <w:pStyle w:val="Compact"/>
-              <w:jc w:val="left"/>
-            </w:pPr>
-            <w:r>
-              <w:t xml:space="preserve">Not characterized</w:t>
-            </w:r>
-          </w:p>
-        </w:tc>
-      </w:tr>
-      <w:tr>
-        <w:tc>
-          <w:tcPr/>
-          <w:p>
-            <w:pPr>
-              <w:pStyle w:val="Compact"/>
-              <w:jc w:val="left"/>
-            </w:pPr>
-            <w:r>
-              <w:t xml:space="preserve">Module output power</w:t>
-            </w:r>
-          </w:p>
-        </w:tc>
-        <w:tc>
-          <w:tcPr/>
-          <w:p>
-            <w:pPr>
-              <w:pStyle w:val="Compact"/>
-            </w:pPr>
-          </w:p>
-        </w:tc>
-        <w:tc>
-          <w:tcPr/>
-          <w:p>
-            <w:pPr>
-              <w:pStyle w:val="Compact"/>
-              <w:jc w:val="left"/>
-            </w:pPr>
-            <w:r>
-              <w:t xml:space="preserve">Not characterized</w:t>
-            </w:r>
-          </w:p>
-        </w:tc>
       </w:tr>
     </w:tbl>
-    <w:p>
-      <w:pPr>
-        <w:pStyle w:val="BodyText"/>
-      </w:pPr>
-      <w:r>
-        <w:t xml:space="preserve">Component figures are not guaranteed assembled-module performance.</w:t>
-      </w:r>
-    </w:p>
     <w:bookmarkEnd w:id="41"/>
     <w:bookmarkStart w:id="42" w:name="Xffc19d63ac0fc32d483a6ea44b67b271b6e7502"/>
     <w:p>
@@ -3797,6 +3519,28 @@
               <w:jc w:val="left"/>
             </w:pPr>
             <w:r>
+              <w:t xml:space="preserve">Module audio signal-to-noise ratio</w:t>
+            </w:r>
+          </w:p>
+        </w:tc>
+        <w:tc>
+          <w:tcPr/>
+          <w:p>
+            <w:pPr>
+              <w:pStyle w:val="Compact"/>
+            </w:pPr>
+          </w:p>
+        </w:tc>
+      </w:tr>
+      <w:tr>
+        <w:tc>
+          <w:tcPr/>
+          <w:p>
+            <w:pPr>
+              <w:pStyle w:val="Compact"/>
+              <w:jc w:val="left"/>
+            </w:pPr>
+            <w:r>
               <w:t xml:space="preserve">End-to-end latency and noise</w:t>
             </w:r>
           </w:p>
@@ -3978,13 +3722,7 @@
         <w:t xml:space="preserve"> </w:t>
       </w:r>
       <w:r>
-        <w:t xml:space="preserve">amplifier and two 3.3 V regulators. This is a functional summary of the</w:t>
-      </w:r>
-      <w:r>
-        <w:t xml:space="preserve"> </w:t>
-      </w:r>
-      <w:r>
-        <w:t xml:space="preserve">schematic, not a validated signal-flow or power-budget drawing.</w:t>
+        <w:t xml:space="preserve">amplifier and two 3.3 V regulators.</w:t>
       </w:r>
     </w:p>
     <w:bookmarkEnd w:id="45"/>
@@ -4024,13 +3762,7 @@
         <w:t xml:space="preserve"> </w:t>
       </w:r>
       <w:r>
-        <w:t xml:space="preserve">markings. These images are tagged V1.1.0; electrical details come from the</w:t>
-      </w:r>
-      <w:r>
-        <w:t xml:space="preserve"> </w:t>
-      </w:r>
-      <w:r>
-        <w:t xml:space="preserve">revision 2.0 schematic.</w:t>
+        <w:t xml:space="preserve">markings.</w:t>
       </w:r>
     </w:p>
     <w:bookmarkEnd w:id="46"/>
@@ -4122,7 +3854,7 @@
         <w:t xml:space="preserve"> </w:t>
       </w:r>
       <w:r>
-        <w:t xml:space="preserve">data from the host. A sample-rate claim for the assembled module is absent.</w:t>
+        <w:t xml:space="preserve">data from the host.</w:t>
       </w:r>
     </w:p>
     <w:bookmarkEnd w:id="48"/>
@@ -4158,12 +3890,6 @@
       <w:r>
         <w:t xml:space="preserve">PA_CTRL is exposed to the host and connects to the amplifier CTRL input.</w:t>
       </w:r>
-      <w:r>
-        <w:t xml:space="preserve"> </w:t>
-      </w:r>
-      <w:r>
-        <w:t xml:space="preserve">The supplied documents do not provide a module output-power rating.</w:t>
-      </w:r>
     </w:p>
     <w:bookmarkEnd w:id="49"/>
     <w:bookmarkStart w:id="50" w:name="analog-microphone-input"/>
@@ -4192,12 +3918,6 @@
       <w:r>
         <w:t xml:space="preserve">schematic includes resistors and capacitors around the input and bias network.</w:t>
       </w:r>
-      <w:r>
-        <w:t xml:space="preserve"> </w:t>
-      </w:r>
-      <w:r>
-        <w:t xml:space="preserve">It does not specify a compatible microphone model or a validated input level.</w:t>
-      </w:r>
     </w:p>
     <w:bookmarkEnd w:id="50"/>
     <w:bookmarkStart w:id="51" w:name="status-indicator"/>
@@ -4258,13 +3978,7 @@
         <w:t xml:space="preserve"> </w:t>
       </w:r>
       <w:r>
-        <w:t xml:space="preserve">A_3V3 from VCC. The board-level available current and thermal limits are</w:t>
-      </w:r>
-      <w:r>
-        <w:t xml:space="preserve"> </w:t>
-      </w:r>
-      <w:r>
-        <w:t xml:space="preserve">unspecified.</w:t>
+        <w:t xml:space="preserve">A_3V3 from VCC.</w:t>
       </w:r>
     </w:p>
     <w:bookmarkEnd w:id="52"/>
@@ -4520,18 +4234,6 @@
       <w:r>
         <w:t xml:space="preserve">assembly. The guide gives a control-bus transfer rate below 400 kbit/s.</w:t>
       </w:r>
-      <w:r>
-        <w:t xml:space="preserve"> </w:t>
-      </w:r>
-      <w:r>
-        <w:t xml:space="preserve">A different assembled population or hardware revision should be checked</w:t>
-      </w:r>
-      <w:r>
-        <w:t xml:space="preserve"> </w:t>
-      </w:r>
-      <w:r>
-        <w:t xml:space="preserve">before relying on that address.</w:t>
-      </w:r>
     </w:p>
     <w:bookmarkEnd w:id="54"/>
     <w:bookmarkStart w:id="55" w:name="headphone-jack-path"/>
@@ -4564,13 +4266,7 @@
         <w:t xml:space="preserve"> </w:t>
       </w:r>
       <w:r>
-        <w:t xml:space="preserve">also present at the jack circuit. A controlled plug-contact assignment,</w:t>
-      </w:r>
-      <w:r>
-        <w:t xml:space="preserve"> </w:t>
-      </w:r>
-      <w:r>
-        <w:t xml:space="preserve">headset standard, and validated load are not supplied.</w:t>
+        <w:t xml:space="preserve">also present at the jack circuit.</w:t>
       </w:r>
     </w:p>
     <w:bookmarkEnd w:id="55"/>
@@ -4644,13 +4340,7 @@
         <w:t xml:space="preserve"> </w:t>
       </w:r>
       <w:r>
-        <w:t xml:space="preserve">using the speaker amplifier. A tested initialization sequence and application</w:t>
-      </w:r>
-      <w:r>
-        <w:t xml:space="preserve"> </w:t>
-      </w:r>
-      <w:r>
-        <w:t xml:space="preserve">firmware for this module are not present in the supplied repository.</w:t>
+        <w:t xml:space="preserve">using the speaker amplifier.</w:t>
       </w:r>
     </w:p>
     <w:bookmarkEnd w:id="57"/>

--- a/docs/hardware/unit_product_reference_v_0_1_0_i2s_es8311_codec_with_amplifier_module.docx
+++ b/docs/hardware/unit_product_reference_v_0_1_0_i2s_es8311_codec_with_amplifier_module.docx
@@ -483,7 +483,7 @@
         <w:pStyle w:val="Compact"/>
       </w:pPr>
       <w:r>
-        <w:t xml:space="preserve">4.1 General Pinout</w:t>
+        <w:t xml:space="preserve">4.1 J4 Host Header Pinout</w:t>
       </w:r>
     </w:p>
     <w:p>
@@ -3659,7 +3659,7 @@
     </w:p>
     <w:bookmarkEnd w:id="43"/>
     <w:bookmarkEnd w:id="44"/>
-    <w:bookmarkStart w:id="58" w:name="functional-overview"/>
+    <w:bookmarkStart w:id="61" w:name="functional-overview"/>
     <w:p>
       <w:pPr>
         <w:pStyle w:val="Heading2"/>
@@ -3692,7 +3692,7 @@
         <w:t xml:space="preserve">feeds both a jack path and the NS4150B speaker amplifier in the schematic.</w:t>
       </w:r>
     </w:p>
-    <w:bookmarkStart w:id="45" w:name="block-diagram"/>
+    <w:bookmarkStart w:id="48" w:name="block-diagram"/>
     <w:p>
       <w:pPr>
         <w:pStyle w:val="Heading3"/>
@@ -3707,26 +3707,61 @@
     </w:p>
     <w:p>
       <w:pPr>
-        <w:pStyle w:val="FirstParagraph"/>
-      </w:pPr>
-      <w:r>
-        <w:t xml:space="preserve">Host I2C → ES8311 control; host I2S/PCM ↔ ES8311 audio; microphone → ES8311</w:t>
-      </w:r>
-      <w:r>
-        <w:t xml:space="preserve"> </w:t>
-      </w:r>
-      <w:r>
-        <w:t xml:space="preserve">ADC; ES8311 DAC → 3.5 mm jack and NS4150B → speaker connector. VCC feeds the</w:t>
-      </w:r>
-      <w:r>
-        <w:t xml:space="preserve"> </w:t>
-      </w:r>
-      <w:r>
-        <w:t xml:space="preserve">amplifier and two 3.3 V regulators.</w:t>
-      </w:r>
-    </w:p>
-    <w:bookmarkEnd w:id="45"/>
-    <w:bookmarkStart w:id="46" w:name="board-topology"/>
+        <w:pStyle w:val="CaptionedFigure"/>
+      </w:pPr>
+      <w:r>
+        <w:drawing>
+          <wp:inline>
+            <wp:extent cx="5943600" cy="3343275"/>
+            <wp:effectExtent b="0" l="0" r="0" t="0"/>
+            <wp:docPr descr="Functional block diagram of the ES8311 codec, microphone input, jack path, and NS4150B speaker amplifier" title="" id="46" name="Picture"/>
+            <a:graphic>
+              <a:graphicData uri="http://schemas.openxmlformats.org/drawingml/2006/picture">
+                <pic:pic>
+                  <pic:nvPicPr>
+                    <pic:cNvPr descr="hardware/img/unit_block_diagram_v_0_1_0_i2s_es8311_codec_with_amplifier_module.png" id="47" name="Picture"/>
+                    <pic:cNvPicPr>
+                      <a:picLocks noChangeArrowheads="1" noChangeAspect="1"/>
+                    </pic:cNvPicPr>
+                  </pic:nvPicPr>
+                  <pic:blipFill>
+                    <a:blip r:embed="rId45"/>
+                    <a:stretch>
+                      <a:fillRect/>
+                    </a:stretch>
+                  </pic:blipFill>
+                  <pic:spPr bwMode="auto">
+                    <a:xfrm>
+                      <a:off x="0" y="0"/>
+                      <a:ext cx="5943600" cy="3343275"/>
+                    </a:xfrm>
+                    <a:prstGeom prst="rect">
+                      <a:avLst/>
+                    </a:prstGeom>
+                    <a:noFill/>
+                    <a:ln w="9525">
+                      <a:noFill/>
+                      <a:headEnd/>
+                      <a:tailEnd/>
+                    </a:ln>
+                  </pic:spPr>
+                </pic:pic>
+              </a:graphicData>
+            </a:graphic>
+          </wp:inline>
+        </w:drawing>
+      </w:r>
+    </w:p>
+    <w:p>
+      <w:pPr>
+        <w:pStyle w:val="ImageCaption"/>
+      </w:pPr>
+      <w:r>
+        <w:t xml:space="preserve">Functional block diagram of the ES8311 codec, microphone input, jack path, and NS4150B speaker amplifier</w:t>
+      </w:r>
+    </w:p>
+    <w:bookmarkEnd w:id="48"/>
+    <w:bookmarkStart w:id="49" w:name="board-topology"/>
     <w:p>
       <w:pPr>
         <w:pStyle w:val="Heading3"/>
@@ -3765,8 +3800,8 @@
         <w:t xml:space="preserve">markings.</w:t>
       </w:r>
     </w:p>
-    <w:bookmarkEnd w:id="46"/>
-    <w:bookmarkStart w:id="47" w:name="audio-codec"/>
+    <w:bookmarkEnd w:id="49"/>
+    <w:bookmarkStart w:id="50" w:name="audio-codec"/>
     <w:p>
       <w:pPr>
         <w:pStyle w:val="Heading3"/>
@@ -3811,8 +3846,8 @@
         <w:t xml:space="preserve">register-level programming and valid clock configurations.</w:t>
       </w:r>
     </w:p>
-    <w:bookmarkEnd w:id="47"/>
-    <w:bookmarkStart w:id="48" w:name="digital-audio-architecture"/>
+    <w:bookmarkEnd w:id="50"/>
+    <w:bookmarkStart w:id="51" w:name="digital-audio-architecture"/>
     <w:p>
       <w:pPr>
         <w:pStyle w:val="Heading3"/>
@@ -3857,8 +3892,8 @@
         <w:t xml:space="preserve">data from the host.</w:t>
       </w:r>
     </w:p>
-    <w:bookmarkEnd w:id="48"/>
-    <w:bookmarkStart w:id="49" w:name="speaker-amplifier"/>
+    <w:bookmarkEnd w:id="51"/>
+    <w:bookmarkStart w:id="52" w:name="speaker-amplifier"/>
     <w:p>
       <w:pPr>
         <w:pStyle w:val="Heading3"/>
@@ -3891,8 +3926,8 @@
         <w:t xml:space="preserve">PA_CTRL is exposed to the host and connects to the amplifier CTRL input.</w:t>
       </w:r>
     </w:p>
-    <w:bookmarkEnd w:id="49"/>
-    <w:bookmarkStart w:id="50" w:name="analog-microphone-input"/>
+    <w:bookmarkEnd w:id="52"/>
+    <w:bookmarkStart w:id="53" w:name="analog-microphone-input"/>
     <w:p>
       <w:pPr>
         <w:pStyle w:val="Heading3"/>
@@ -3919,8 +3954,8 @@
         <w:t xml:space="preserve">schematic includes resistors and capacitors around the input and bias network.</w:t>
       </w:r>
     </w:p>
-    <w:bookmarkEnd w:id="50"/>
-    <w:bookmarkStart w:id="51" w:name="status-indicator"/>
+    <w:bookmarkEnd w:id="53"/>
+    <w:bookmarkStart w:id="54" w:name="status-indicator"/>
     <w:p>
       <w:pPr>
         <w:pStyle w:val="Heading3"/>
@@ -3953,8 +3988,8 @@
         <w:t xml:space="preserve">configuration.</w:t>
       </w:r>
     </w:p>
-    <w:bookmarkEnd w:id="51"/>
-    <w:bookmarkStart w:id="52" w:name="ap2112k-power-management-system"/>
+    <w:bookmarkEnd w:id="54"/>
+    <w:bookmarkStart w:id="55" w:name="ap2112k-power-management-system"/>
     <w:p>
       <w:pPr>
         <w:pStyle w:val="Heading3"/>
@@ -3981,8 +4016,8 @@
         <w:t xml:space="preserve">A_3V3 from VCC.</w:t>
       </w:r>
     </w:p>
-    <w:bookmarkEnd w:id="52"/>
-    <w:bookmarkStart w:id="53" w:name="power-tree"/>
+    <w:bookmarkEnd w:id="55"/>
+    <w:bookmarkStart w:id="56" w:name="power-tree"/>
     <w:p>
       <w:pPr>
         <w:pStyle w:val="Heading3"/>
@@ -4201,8 +4236,8 @@
         </w:tc>
       </w:tr>
     </w:tbl>
-    <w:bookmarkEnd w:id="53"/>
-    <w:bookmarkStart w:id="54" w:name="i2c-control"/>
+    <w:bookmarkEnd w:id="56"/>
+    <w:bookmarkStart w:id="57" w:name="i2c-control"/>
     <w:p>
       <w:pPr>
         <w:pStyle w:val="Heading3"/>
@@ -4235,8 +4270,8 @@
         <w:t xml:space="preserve">assembly. The guide gives a control-bus transfer rate below 400 kbit/s.</w:t>
       </w:r>
     </w:p>
-    <w:bookmarkEnd w:id="54"/>
-    <w:bookmarkStart w:id="55" w:name="headphone-jack-path"/>
+    <w:bookmarkEnd w:id="57"/>
+    <w:bookmarkStart w:id="58" w:name="headphone-jack-path"/>
     <w:p>
       <w:pPr>
         <w:pStyle w:val="Heading3"/>
@@ -4269,8 +4304,8 @@
         <w:t xml:space="preserve">also present at the jack circuit.</w:t>
       </w:r>
     </w:p>
-    <w:bookmarkEnd w:id="55"/>
-    <w:bookmarkStart w:id="56" w:name="i2c-and-qwiic-expansion"/>
+    <w:bookmarkEnd w:id="58"/>
+    <w:bookmarkStart w:id="59" w:name="i2c-and-qwiic-expansion"/>
     <w:p>
       <w:pPr>
         <w:pStyle w:val="Heading3"/>
@@ -4309,8 +4344,8 @@
         <w:t xml:space="preserve">compatible power and logic arrangement.</w:t>
       </w:r>
     </w:p>
-    <w:bookmarkEnd w:id="56"/>
-    <w:bookmarkStart w:id="57" w:name="combined-system-operation"/>
+    <w:bookmarkEnd w:id="59"/>
+    <w:bookmarkStart w:id="60" w:name="combined-system-operation"/>
     <w:p>
       <w:pPr>
         <w:pStyle w:val="Heading3"/>
@@ -4343,9 +4378,9 @@
         <w:t xml:space="preserve">using the speaker amplifier.</w:t>
       </w:r>
     </w:p>
-    <w:bookmarkEnd w:id="57"/>
-    <w:bookmarkEnd w:id="58"/>
-    <w:bookmarkStart w:id="67" w:name="connectors-pinouts"/>
+    <w:bookmarkEnd w:id="60"/>
+    <w:bookmarkEnd w:id="61"/>
+    <w:bookmarkStart w:id="73" w:name="connectors-pinouts"/>
     <w:p>
       <w:pPr>
         <w:pStyle w:val="Heading2"/>
@@ -4378,7 +4413,7 @@
         <w:t xml:space="preserve">confirm pin-1 orientation on the actual board revision.</w:t>
       </w:r>
     </w:p>
-    <w:bookmarkStart w:id="59" w:name="general-pinout"/>
+    <w:bookmarkStart w:id="65" w:name="j4-host-header-pinout"/>
     <w:p>
       <w:pPr>
         <w:pStyle w:val="Heading3"/>
@@ -4388,7 +4423,7 @@
           <w:bCs/>
           <w:b/>
         </w:rPr>
-        <w:t xml:space="preserve">4.1 General Pinout</w:t>
+        <w:t xml:space="preserve">4.1 J4 Host Header Pinout</w:t>
       </w:r>
     </w:p>
     <w:p>
@@ -4397,6 +4432,51 @@
       </w:pPr>
       <w:r>
         <w:t xml:space="preserve">J4 is the ten-position castellated host header.</w:t>
+      </w:r>
+      <w:r>
+        <w:br/>
+      </w:r>
+      <w:r>
+        <w:drawing>
+          <wp:inline>
+            <wp:extent cx="5943600" cy="3343275"/>
+            <wp:effectExtent b="0" l="0" r="0" t="0"/>
+            <wp:docPr descr="Top view showing the J4 host header signals and microphone and speaker connectors" title="" id="63" name="Picture"/>
+            <a:graphic>
+              <a:graphicData uri="http://schemas.openxmlformats.org/drawingml/2006/picture">
+                <pic:pic>
+                  <pic:nvPicPr>
+                    <pic:cNvPr descr="hardware/pinout/unit_j4_header_pinout_v_0_1_0_i2s_es8311_codec_with_amplifier_module.png" id="64" name="Picture"/>
+                    <pic:cNvPicPr>
+                      <a:picLocks noChangeArrowheads="1" noChangeAspect="1"/>
+                    </pic:cNvPicPr>
+                  </pic:nvPicPr>
+                  <pic:blipFill>
+                    <a:blip r:embed="rId62"/>
+                    <a:stretch>
+                      <a:fillRect/>
+                    </a:stretch>
+                  </pic:blipFill>
+                  <pic:spPr bwMode="auto">
+                    <a:xfrm>
+                      <a:off x="0" y="0"/>
+                      <a:ext cx="5943600" cy="3343275"/>
+                    </a:xfrm>
+                    <a:prstGeom prst="rect">
+                      <a:avLst/>
+                    </a:prstGeom>
+                    <a:noFill/>
+                    <a:ln w="9525">
+                      <a:noFill/>
+                      <a:headEnd/>
+                      <a:tailEnd/>
+                    </a:ln>
+                  </pic:spPr>
+                </pic:pic>
+              </a:graphicData>
+            </a:graphic>
+          </wp:inline>
+        </w:drawing>
       </w:r>
     </w:p>
     <w:tbl>
@@ -4549,6 +4629,44 @@
               <w:jc w:val="left"/>
             </w:pPr>
             <w:r>
+              <w:t xml:space="preserve">SCL</w:t>
+            </w:r>
+          </w:p>
+        </w:tc>
+        <w:tc>
+          <w:tcPr/>
+          <w:p>
+            <w:pPr>
+              <w:pStyle w:val="Compact"/>
+              <w:jc w:val="left"/>
+            </w:pPr>
+            <w:r>
+              <w:t xml:space="preserve">I2C clock</w:t>
+            </w:r>
+          </w:p>
+        </w:tc>
+      </w:tr>
+      <w:tr>
+        <w:tc>
+          <w:tcPr/>
+          <w:p>
+            <w:pPr>
+              <w:pStyle w:val="Compact"/>
+              <w:jc w:val="right"/>
+            </w:pPr>
+            <w:r>
+              <w:t xml:space="preserve">4</w:t>
+            </w:r>
+          </w:p>
+        </w:tc>
+        <w:tc>
+          <w:tcPr/>
+          <w:p>
+            <w:pPr>
+              <w:pStyle w:val="Compact"/>
+              <w:jc w:val="left"/>
+            </w:pPr>
+            <w:r>
               <w:t xml:space="preserve">SDA</w:t>
             </w:r>
           </w:p>
@@ -4575,31 +4693,31 @@
               <w:jc w:val="right"/>
             </w:pPr>
             <w:r>
-              <w:t xml:space="preserve">4</w:t>
-            </w:r>
-          </w:p>
-        </w:tc>
-        <w:tc>
-          <w:tcPr/>
-          <w:p>
-            <w:pPr>
-              <w:pStyle w:val="Compact"/>
-              <w:jc w:val="left"/>
-            </w:pPr>
-            <w:r>
-              <w:t xml:space="preserve">SCL</w:t>
-            </w:r>
-          </w:p>
-        </w:tc>
-        <w:tc>
-          <w:tcPr/>
-          <w:p>
-            <w:pPr>
-              <w:pStyle w:val="Compact"/>
-              <w:jc w:val="left"/>
-            </w:pPr>
-            <w:r>
-              <w:t xml:space="preserve">I2C clock</w:t>
+              <w:t xml:space="preserve">5</w:t>
+            </w:r>
+          </w:p>
+        </w:tc>
+        <w:tc>
+          <w:tcPr/>
+          <w:p>
+            <w:pPr>
+              <w:pStyle w:val="Compact"/>
+              <w:jc w:val="left"/>
+            </w:pPr>
+            <w:r>
+              <w:t xml:space="preserve">MCLK</w:t>
+            </w:r>
+          </w:p>
+        </w:tc>
+        <w:tc>
+          <w:tcPr/>
+          <w:p>
+            <w:pPr>
+              <w:pStyle w:val="Compact"/>
+              <w:jc w:val="left"/>
+            </w:pPr>
+            <w:r>
+              <w:t xml:space="preserve">ES8311 master-clock input</w:t>
             </w:r>
           </w:p>
         </w:tc>
@@ -4613,31 +4731,31 @@
               <w:jc w:val="right"/>
             </w:pPr>
             <w:r>
-              <w:t xml:space="preserve">5</w:t>
-            </w:r>
-          </w:p>
-        </w:tc>
-        <w:tc>
-          <w:tcPr/>
-          <w:p>
-            <w:pPr>
-              <w:pStyle w:val="Compact"/>
-              <w:jc w:val="left"/>
-            </w:pPr>
-            <w:r>
-              <w:t xml:space="preserve">MCLK</w:t>
-            </w:r>
-          </w:p>
-        </w:tc>
-        <w:tc>
-          <w:tcPr/>
-          <w:p>
-            <w:pPr>
-              <w:pStyle w:val="Compact"/>
-              <w:jc w:val="left"/>
-            </w:pPr>
-            <w:r>
-              <w:t xml:space="preserve">ES8311 master-clock input</w:t>
+              <w:t xml:space="preserve">6</w:t>
+            </w:r>
+          </w:p>
+        </w:tc>
+        <w:tc>
+          <w:tcPr/>
+          <w:p>
+            <w:pPr>
+              <w:pStyle w:val="Compact"/>
+              <w:jc w:val="left"/>
+            </w:pPr>
+            <w:r>
+              <w:t xml:space="preserve">SCLK</w:t>
+            </w:r>
+          </w:p>
+        </w:tc>
+        <w:tc>
+          <w:tcPr/>
+          <w:p>
+            <w:pPr>
+              <w:pStyle w:val="Compact"/>
+              <w:jc w:val="left"/>
+            </w:pPr>
+            <w:r>
+              <w:t xml:space="preserve">Serial audio bit clock</w:t>
             </w:r>
           </w:p>
         </w:tc>
@@ -4651,31 +4769,31 @@
               <w:jc w:val="right"/>
             </w:pPr>
             <w:r>
-              <w:t xml:space="preserve">6</w:t>
-            </w:r>
-          </w:p>
-        </w:tc>
-        <w:tc>
-          <w:tcPr/>
-          <w:p>
-            <w:pPr>
-              <w:pStyle w:val="Compact"/>
-              <w:jc w:val="left"/>
-            </w:pPr>
-            <w:r>
-              <w:t xml:space="preserve">SCLK</w:t>
-            </w:r>
-          </w:p>
-        </w:tc>
-        <w:tc>
-          <w:tcPr/>
-          <w:p>
-            <w:pPr>
-              <w:pStyle w:val="Compact"/>
-              <w:jc w:val="left"/>
-            </w:pPr>
-            <w:r>
-              <w:t xml:space="preserve">Serial audio bit clock</w:t>
+              <w:t xml:space="preserve">7</w:t>
+            </w:r>
+          </w:p>
+        </w:tc>
+        <w:tc>
+          <w:tcPr/>
+          <w:p>
+            <w:pPr>
+              <w:pStyle w:val="Compact"/>
+              <w:jc w:val="left"/>
+            </w:pPr>
+            <w:r>
+              <w:t xml:space="preserve">ASDOUT</w:t>
+            </w:r>
+          </w:p>
+        </w:tc>
+        <w:tc>
+          <w:tcPr/>
+          <w:p>
+            <w:pPr>
+              <w:pStyle w:val="Compact"/>
+              <w:jc w:val="left"/>
+            </w:pPr>
+            <w:r>
+              <w:t xml:space="preserve">ADC serial audio output</w:t>
             </w:r>
           </w:p>
         </w:tc>
@@ -4689,31 +4807,31 @@
               <w:jc w:val="right"/>
             </w:pPr>
             <w:r>
-              <w:t xml:space="preserve">7</w:t>
-            </w:r>
-          </w:p>
-        </w:tc>
-        <w:tc>
-          <w:tcPr/>
-          <w:p>
-            <w:pPr>
-              <w:pStyle w:val="Compact"/>
-              <w:jc w:val="left"/>
-            </w:pPr>
-            <w:r>
-              <w:t xml:space="preserve">ASDOUT</w:t>
-            </w:r>
-          </w:p>
-        </w:tc>
-        <w:tc>
-          <w:tcPr/>
-          <w:p>
-            <w:pPr>
-              <w:pStyle w:val="Compact"/>
-              <w:jc w:val="left"/>
-            </w:pPr>
-            <w:r>
-              <w:t xml:space="preserve">ADC serial audio output</w:t>
+              <w:t xml:space="preserve">8</w:t>
+            </w:r>
+          </w:p>
+        </w:tc>
+        <w:tc>
+          <w:tcPr/>
+          <w:p>
+            <w:pPr>
+              <w:pStyle w:val="Compact"/>
+              <w:jc w:val="left"/>
+            </w:pPr>
+            <w:r>
+              <w:t xml:space="preserve">LRCK</w:t>
+            </w:r>
+          </w:p>
+        </w:tc>
+        <w:tc>
+          <w:tcPr/>
+          <w:p>
+            <w:pPr>
+              <w:pStyle w:val="Compact"/>
+              <w:jc w:val="left"/>
+            </w:pPr>
+            <w:r>
+              <w:t xml:space="preserve">Serial audio frame clock</w:t>
             </w:r>
           </w:p>
         </w:tc>
@@ -4727,31 +4845,31 @@
               <w:jc w:val="right"/>
             </w:pPr>
             <w:r>
-              <w:t xml:space="preserve">8</w:t>
-            </w:r>
-          </w:p>
-        </w:tc>
-        <w:tc>
-          <w:tcPr/>
-          <w:p>
-            <w:pPr>
-              <w:pStyle w:val="Compact"/>
-              <w:jc w:val="left"/>
-            </w:pPr>
-            <w:r>
-              <w:t xml:space="preserve">LRCK</w:t>
-            </w:r>
-          </w:p>
-        </w:tc>
-        <w:tc>
-          <w:tcPr/>
-          <w:p>
-            <w:pPr>
-              <w:pStyle w:val="Compact"/>
-              <w:jc w:val="left"/>
-            </w:pPr>
-            <w:r>
-              <w:t xml:space="preserve">Serial audio frame clock</w:t>
+              <w:t xml:space="preserve">9</w:t>
+            </w:r>
+          </w:p>
+        </w:tc>
+        <w:tc>
+          <w:tcPr/>
+          <w:p>
+            <w:pPr>
+              <w:pStyle w:val="Compact"/>
+              <w:jc w:val="left"/>
+            </w:pPr>
+            <w:r>
+              <w:t xml:space="preserve">DSDIN1</w:t>
+            </w:r>
+          </w:p>
+        </w:tc>
+        <w:tc>
+          <w:tcPr/>
+          <w:p>
+            <w:pPr>
+              <w:pStyle w:val="Compact"/>
+              <w:jc w:val="left"/>
+            </w:pPr>
+            <w:r>
+              <w:t xml:space="preserve">DAC serial audio input</w:t>
             </w:r>
           </w:p>
         </w:tc>
@@ -4765,44 +4883,6 @@
               <w:jc w:val="right"/>
             </w:pPr>
             <w:r>
-              <w:t xml:space="preserve">9</w:t>
-            </w:r>
-          </w:p>
-        </w:tc>
-        <w:tc>
-          <w:tcPr/>
-          <w:p>
-            <w:pPr>
-              <w:pStyle w:val="Compact"/>
-              <w:jc w:val="left"/>
-            </w:pPr>
-            <w:r>
-              <w:t xml:space="preserve">DSDIN1</w:t>
-            </w:r>
-          </w:p>
-        </w:tc>
-        <w:tc>
-          <w:tcPr/>
-          <w:p>
-            <w:pPr>
-              <w:pStyle w:val="Compact"/>
-              <w:jc w:val="left"/>
-            </w:pPr>
-            <w:r>
-              <w:t xml:space="preserve">DAC serial audio input</w:t>
-            </w:r>
-          </w:p>
-        </w:tc>
-      </w:tr>
-      <w:tr>
-        <w:tc>
-          <w:tcPr/>
-          <w:p>
-            <w:pPr>
-              <w:pStyle w:val="Compact"/>
-              <w:jc w:val="right"/>
-            </w:pPr>
-            <w:r>
               <w:t xml:space="preserve">10</w:t>
             </w:r>
           </w:p>
@@ -4838,17 +4918,23 @@
         <w:pStyle w:val="BodyText"/>
       </w:pPr>
       <w:r>
-        <w:t xml:space="preserve">The top image abbreviates ASDOUT as OUT. The schematic uses ASDOUT; it is</w:t>
-      </w:r>
-      <w:r>
-        <w:t xml:space="preserve"> </w:t>
-      </w:r>
-      <w:r>
-        <w:t xml:space="preserve">digital audio data, not the speaker output.</w:t>
-      </w:r>
-    </w:p>
-    <w:bookmarkEnd w:id="59"/>
-    <w:bookmarkStart w:id="60" w:name="host-pinout-compatibility"/>
+        <w:t xml:space="preserve">The illustration abbreviates ASDOUT as DOUT, DSDIN1 as DIN, and PA_CTRL as PA.</w:t>
+      </w:r>
+      <w:r>
+        <w:t xml:space="preserve"> </w:t>
+      </w:r>
+      <w:r>
+        <w:t xml:space="preserve">The board silkscreen abbreviates ASDOUT as OUT. These are digital audio and</w:t>
+      </w:r>
+      <w:r>
+        <w:t xml:space="preserve"> </w:t>
+      </w:r>
+      <w:r>
+        <w:t xml:space="preserve">control signals, not the speaker output.</w:t>
+      </w:r>
+    </w:p>
+    <w:bookmarkEnd w:id="65"/>
+    <w:bookmarkStart w:id="66" w:name="host-pinout-compatibility"/>
     <w:p>
       <w:pPr>
         <w:pStyle w:val="Heading3"/>
@@ -4923,7 +5009,7 @@
               <w:jc w:val="left"/>
             </w:pPr>
             <w:r>
-              <w:t xml:space="preserve">I2C SDA / SCL</w:t>
+              <w:t xml:space="preserve">I2C SCL / SDA</w:t>
             </w:r>
           </w:p>
         </w:tc>
@@ -5133,8 +5219,8 @@
         <w:t xml:space="preserve">voltage compatibility, and required firmware depend on the chosen controller.</w:t>
       </w:r>
     </w:p>
-    <w:bookmarkEnd w:id="60"/>
-    <w:bookmarkStart w:id="61" w:name="qwiic-connector"/>
+    <w:bookmarkEnd w:id="66"/>
+    <w:bookmarkStart w:id="67" w:name="qwiic-connector"/>
     <w:p>
       <w:pPr>
         <w:pStyle w:val="Heading3"/>
@@ -5312,8 +5398,8 @@
         <w:t xml:space="preserve">are not established by the supplied documentation.</w:t>
       </w:r>
     </w:p>
-    <w:bookmarkEnd w:id="61"/>
-    <w:bookmarkStart w:id="62" w:name="microphone-connector"/>
+    <w:bookmarkEnd w:id="67"/>
+    <w:bookmarkStart w:id="68" w:name="microphone-connector"/>
     <w:p>
       <w:pPr>
         <w:pStyle w:val="Heading3"/>
@@ -5352,8 +5438,8 @@
         <w:t xml:space="preserve">against the actual assembly.</w:t>
       </w:r>
     </w:p>
-    <w:bookmarkEnd w:id="62"/>
-    <w:bookmarkStart w:id="63" w:name="speaker-connections"/>
+    <w:bookmarkEnd w:id="68"/>
+    <w:bookmarkStart w:id="69" w:name="speaker-connections"/>
     <w:p>
       <w:pPr>
         <w:pStyle w:val="Heading3"/>
@@ -5386,8 +5472,8 @@
         <w:t xml:space="preserve">is a ground return.</w:t>
       </w:r>
     </w:p>
-    <w:bookmarkEnd w:id="63"/>
-    <w:bookmarkStart w:id="64" w:name="mm-audio-jack"/>
+    <w:bookmarkEnd w:id="69"/>
+    <w:bookmarkStart w:id="70" w:name="mm-audio-jack"/>
     <w:p>
       <w:pPr>
         <w:pStyle w:val="Heading3"/>
@@ -5420,8 +5506,8 @@
         <w:t xml:space="preserve">standard or a user-facing plug-contact pinout.</w:t>
       </w:r>
     </w:p>
-    <w:bookmarkEnd w:id="64"/>
-    <w:bookmarkStart w:id="65" w:name="power-and-amplifier-control"/>
+    <w:bookmarkEnd w:id="70"/>
+    <w:bookmarkStart w:id="71" w:name="power-and-amplifier-control"/>
     <w:p>
       <w:pPr>
         <w:pStyle w:val="Heading3"/>
@@ -5460,8 +5546,8 @@
         <w:t xml:space="preserve">sequence are not specified at module level.</w:t>
       </w:r>
     </w:p>
-    <w:bookmarkEnd w:id="65"/>
-    <w:bookmarkStart w:id="66" w:name="test-pads-and-assembly-options"/>
+    <w:bookmarkEnd w:id="71"/>
+    <w:bookmarkStart w:id="72" w:name="test-pads-and-assembly-options"/>
     <w:p>
       <w:pPr>
         <w:pStyle w:val="Heading3"/>
@@ -5506,9 +5592,9 @@
         <w:t xml:space="preserve">either option.</w:t>
       </w:r>
     </w:p>
-    <w:bookmarkEnd w:id="66"/>
-    <w:bookmarkEnd w:id="67"/>
-    <w:bookmarkStart w:id="77" w:name="board-operation"/>
+    <w:bookmarkEnd w:id="72"/>
+    <w:bookmarkEnd w:id="73"/>
+    <w:bookmarkStart w:id="83" w:name="board-operation"/>
     <w:p>
       <w:pPr>
         <w:pStyle w:val="Heading2"/>
@@ -5541,7 +5627,7 @@
         <w:t xml:space="preserve">The repository currently contains no verified module-specific firmware example.</w:t>
       </w:r>
     </w:p>
-    <w:bookmarkStart w:id="68" w:name="getting-started-with-a-host-controller"/>
+    <w:bookmarkStart w:id="74" w:name="getting-started-with-a-host-controller"/>
     <w:p>
       <w:pPr>
         <w:pStyle w:val="Heading3"/>
@@ -5586,8 +5672,8 @@
         <w:t xml:space="preserve">the host platform.</w:t>
       </w:r>
     </w:p>
-    <w:bookmarkEnd w:id="68"/>
-    <w:bookmarkStart w:id="69" w:name="first-power-up-and-inspection"/>
+    <w:bookmarkEnd w:id="74"/>
+    <w:bookmarkStart w:id="75" w:name="first-power-up-and-inspection"/>
     <w:p>
       <w:pPr>
         <w:pStyle w:val="Heading3"/>
@@ -5632,8 +5718,8 @@
         <w:t xml:space="preserve">limit or production acceptance test.</w:t>
       </w:r>
     </w:p>
-    <w:bookmarkEnd w:id="69"/>
-    <w:bookmarkStart w:id="70" w:name="control-and-clock-workflow"/>
+    <w:bookmarkEnd w:id="75"/>
+    <w:bookmarkStart w:id="76" w:name="control-and-clock-workflow"/>
     <w:p>
       <w:pPr>
         <w:pStyle w:val="Heading3"/>
@@ -5678,8 +5764,8 @@
         <w:t xml:space="preserve">has not been supplied.</w:t>
       </w:r>
     </w:p>
-    <w:bookmarkEnd w:id="70"/>
-    <w:bookmarkStart w:id="71" w:name="recommended-bring-up-sequence"/>
+    <w:bookmarkEnd w:id="76"/>
+    <w:bookmarkStart w:id="77" w:name="recommended-bring-up-sequence"/>
     <w:p>
       <w:pPr>
         <w:pStyle w:val="Heading3"/>
@@ -6020,8 +6106,8 @@
         <w:t xml:space="preserve">Measured pass/fail ranges for these checks are not published.</w:t>
       </w:r>
     </w:p>
-    <w:bookmarkEnd w:id="71"/>
-    <w:bookmarkStart w:id="72" w:name="firmware-example-collection"/>
+    <w:bookmarkEnd w:id="77"/>
+    <w:bookmarkStart w:id="78" w:name="firmware-example-collection"/>
     <w:p>
       <w:pPr>
         <w:pStyle w:val="Heading3"/>
@@ -6149,8 +6235,8 @@
         <w:t xml:space="preserve">No module-specific example has been validated in this repository.</w:t>
       </w:r>
     </w:p>
-    <w:bookmarkEnd w:id="72"/>
-    <w:bookmarkStart w:id="73" w:name="audio-buffer-planning"/>
+    <w:bookmarkEnd w:id="78"/>
+    <w:bookmarkStart w:id="79" w:name="audio-buffer-planning"/>
     <w:p>
       <w:pPr>
         <w:pStyle w:val="Heading3"/>
@@ -6189,8 +6275,8 @@
         <w:t xml:space="preserve">host system and are not specified here.</w:t>
       </w:r>
     </w:p>
-    <w:bookmarkEnd w:id="73"/>
-    <w:bookmarkStart w:id="74" w:name="recording-operation"/>
+    <w:bookmarkEnd w:id="79"/>
+    <w:bookmarkStart w:id="80" w:name="recording-operation"/>
     <w:p>
       <w:pPr>
         <w:pStyle w:val="Heading3"/>
@@ -6229,8 +6315,8 @@
         <w:t xml:space="preserve">microphone model or sensitivity figure in the supplied sources.</w:t>
       </w:r>
     </w:p>
-    <w:bookmarkEnd w:id="74"/>
-    <w:bookmarkStart w:id="75" w:name="playback-and-recording-coexistence"/>
+    <w:bookmarkEnd w:id="80"/>
+    <w:bookmarkStart w:id="81" w:name="playback-and-recording-coexistence"/>
     <w:p>
       <w:pPr>
         <w:pStyle w:val="Heading3"/>
@@ -6269,8 +6355,8 @@
         <w:t xml:space="preserve">combined-system performance or tested configuration is documented.</w:t>
       </w:r>
     </w:p>
-    <w:bookmarkEnd w:id="75"/>
-    <w:bookmarkStart w:id="76" w:name="troubleshooting-guide"/>
+    <w:bookmarkEnd w:id="81"/>
+    <w:bookmarkStart w:id="82" w:name="troubleshooting-guide"/>
     <w:p>
       <w:pPr>
         <w:pStyle w:val="Heading3"/>
@@ -6462,9 +6548,9 @@
         <w:t xml:space="preserve">These are diagnostic checks, not validated fault signatures.</w:t>
       </w:r>
     </w:p>
-    <w:bookmarkEnd w:id="76"/>
-    <w:bookmarkEnd w:id="77"/>
-    <w:bookmarkStart w:id="85" w:name="mechanical-information"/>
+    <w:bookmarkEnd w:id="82"/>
+    <w:bookmarkEnd w:id="83"/>
+    <w:bookmarkStart w:id="91" w:name="mechanical-information"/>
     <w:p>
       <w:pPr>
         <w:pStyle w:val="Heading2"/>
@@ -6503,7 +6589,7 @@
         <w:t xml:space="preserve">electrical reference.</w:t>
       </w:r>
     </w:p>
-    <w:bookmarkStart w:id="80" w:name="component-side-envelope"/>
+    <w:bookmarkStart w:id="86" w:name="component-side-envelope"/>
     <w:p>
       <w:pPr>
         <w:pStyle w:val="Heading3"/>
@@ -6525,12 +6611,12 @@
           <wp:inline>
             <wp:extent cx="4389120" cy="1645920"/>
             <wp:effectExtent b="0" l="0" r="0" t="0"/>
-            <wp:docPr descr="Component side" title="" id="78" name="Picture"/>
+            <wp:docPr descr="Component side" title="" id="84" name="Picture"/>
             <a:graphic>
               <a:graphicData uri="http://schemas.openxmlformats.org/drawingml/2006/picture">
                 <pic:pic>
                   <pic:nvPicPr>
-                    <pic:cNvPr descr="hardware/img/unit_top_v_1_1_0_i2s_es8311_codec_with_amplifier_module.png" id="79" name="Picture"/>
+                    <pic:cNvPr descr="hardware/img/unit_top_v_1_1_0_i2s_es8311_codec_with_amplifier_module.png" id="85" name="Picture"/>
                     <pic:cNvPicPr>
                       <a:picLocks noChangeArrowheads="1" noChangeAspect="1"/>
                     </pic:cNvPicPr>
@@ -6585,8 +6671,8 @@
         <w:t xml:space="preserve">QWIIC-style and I2S connectors, and host wiring.</w:t>
       </w:r>
     </w:p>
-    <w:bookmarkEnd w:id="80"/>
-    <w:bookmarkStart w:id="83" w:name="bottom-side-envelope"/>
+    <w:bookmarkEnd w:id="86"/>
+    <w:bookmarkStart w:id="89" w:name="bottom-side-envelope"/>
     <w:p>
       <w:pPr>
         <w:pStyle w:val="Heading3"/>
@@ -6608,12 +6694,12 @@
           <wp:inline>
             <wp:extent cx="4389120" cy="1645920"/>
             <wp:effectExtent b="0" l="0" r="0" t="0"/>
-            <wp:docPr descr="Bottom side" title="" id="81" name="Picture"/>
+            <wp:docPr descr="Bottom side" title="" id="87" name="Picture"/>
             <a:graphic>
               <a:graphicData uri="http://schemas.openxmlformats.org/drawingml/2006/picture">
                 <pic:pic>
                   <pic:nvPicPr>
-                    <pic:cNvPr descr="hardware/img/unit_bottom_v_1_1_0_i2s_es8311_codec_with_amplifier_module.png" id="82" name="Picture"/>
+                    <pic:cNvPr descr="hardware/img/unit_bottom_v_1_1_0_i2s_es8311_codec_with_amplifier_module.png" id="88" name="Picture"/>
                     <pic:cNvPicPr>
                       <a:picLocks noChangeArrowheads="1" noChangeAspect="1"/>
                     </pic:cNvPicPr>
@@ -6668,8 +6754,8 @@
         <w:t xml:space="preserve">does not establish a controlled hole pattern or board thickness.</w:t>
       </w:r>
     </w:p>
-    <w:bookmarkEnd w:id="83"/>
-    <w:bookmarkStart w:id="84" w:name="mechanical-data-not-specified"/>
+    <w:bookmarkEnd w:id="89"/>
+    <w:bookmarkStart w:id="90" w:name="mechanical-data-not-specified"/>
     <w:p>
       <w:pPr>
         <w:pStyle w:val="Heading3"/>
@@ -6913,9 +6999,9 @@
         <w:t xml:space="preserve">an enclosure or carrier. No such drawing is supplied in the available package.</w:t>
       </w:r>
     </w:p>
-    <w:bookmarkEnd w:id="84"/>
-    <w:bookmarkEnd w:id="85"/>
-    <w:bookmarkStart w:id="86" w:name="company-information"/>
+    <w:bookmarkEnd w:id="90"/>
+    <w:bookmarkEnd w:id="91"/>
+    <w:bookmarkStart w:id="92" w:name="company-information"/>
     <w:p>
       <w:pPr>
         <w:pStyle w:val="Heading2"/>
@@ -7073,8 +7159,8 @@
         <w:t xml:space="preserve">The product repository and source documents are listed in Chapter 8.</w:t>
       </w:r>
     </w:p>
-    <w:bookmarkEnd w:id="86"/>
-    <w:bookmarkStart w:id="87" w:name="reference-documentation"/>
+    <w:bookmarkEnd w:id="92"/>
+    <w:bookmarkStart w:id="93" w:name="reference-documentation"/>
     <w:p>
       <w:pPr>
         <w:pStyle w:val="Heading2"/>
@@ -7403,8 +7489,8 @@
         <w:t xml:space="preserve">the electrical or acoustic performance of the assembled module.</w:t>
       </w:r>
     </w:p>
-    <w:bookmarkEnd w:id="87"/>
-    <w:bookmarkStart w:id="98" w:name="appendix"/>
+    <w:bookmarkEnd w:id="93"/>
+    <w:bookmarkStart w:id="104" w:name="appendix"/>
     <w:p>
       <w:pPr>
         <w:pStyle w:val="Heading2"/>
@@ -7417,7 +7503,7 @@
         <w:t xml:space="preserve">9 Appendix</w:t>
       </w:r>
     </w:p>
-    <w:bookmarkStart w:id="92" w:name="schematic"/>
+    <w:bookmarkStart w:id="98" w:name="schematic"/>
     <w:p>
       <w:pPr>
         <w:pStyle w:val="Heading3"/>
@@ -7440,7 +7526,7 @@
       <w:r>
         <w:t xml:space="preserve"> </w:t>
       </w:r>
-      <w:hyperlink r:id="rId88">
+      <w:hyperlink r:id="rId94">
         <w:r>
           <w:rPr>
             <w:rStyle w:val="Hyperlink"/>
@@ -7464,7 +7550,7 @@
         <w:t xml:space="preserve">page. A second page has not been supplied.</w:t>
       </w:r>
     </w:p>
-    <w:bookmarkStart w:id="89" w:name="codec-power-amplifier-and-connectors"/>
+    <w:bookmarkStart w:id="95" w:name="codec-power-amplifier-and-connectors"/>
     <w:p>
       <w:pPr>
         <w:pStyle w:val="Heading4"/>
@@ -7491,8 +7577,8 @@
         <w:t xml:space="preserve">J1/J2/J3/J4/J6, microphone bias, and ground coupling.</w:t>
       </w:r>
     </w:p>
-    <w:bookmarkEnd w:id="89"/>
-    <w:bookmarkStart w:id="90" w:name="additional-schematic-sheet"/>
+    <w:bookmarkEnd w:id="95"/>
+    <w:bookmarkStart w:id="96" w:name="additional-schematic-sheet"/>
     <w:p>
       <w:pPr>
         <w:pStyle w:val="Heading4"/>
@@ -7590,8 +7676,8 @@
         </w:tc>
       </w:tr>
     </w:tbl>
-    <w:bookmarkEnd w:id="90"/>
-    <w:bookmarkStart w:id="91" w:name="controlled-mechanical-drawing"/>
+    <w:bookmarkEnd w:id="96"/>
+    <w:bookmarkStart w:id="97" w:name="controlled-mechanical-drawing"/>
     <w:p>
       <w:pPr>
         <w:pStyle w:val="Heading4"/>
@@ -7689,9 +7775,9 @@
         </w:tc>
       </w:tr>
     </w:tbl>
-    <w:bookmarkEnd w:id="91"/>
-    <w:bookmarkEnd w:id="92"/>
-    <w:bookmarkStart w:id="93" w:name="technical-references"/>
+    <w:bookmarkEnd w:id="97"/>
+    <w:bookmarkEnd w:id="98"/>
+    <w:bookmarkStart w:id="99" w:name="technical-references"/>
     <w:p>
       <w:pPr>
         <w:pStyle w:val="Heading3"/>
@@ -7758,8 +7844,8 @@
         <w:t xml:space="preserve">not validate the revision 2.0 electrical implementation.</w:t>
       </w:r>
     </w:p>
-    <w:bookmarkEnd w:id="93"/>
-    <w:bookmarkStart w:id="94" w:name="Xc69fc42ee66445cecdcdb0e7409e522581a6637"/>
+    <w:bookmarkEnd w:id="99"/>
+    <w:bookmarkStart w:id="100" w:name="Xc69fc42ee66445cecdcdb0e7409e522581a6637"/>
     <w:p>
       <w:pPr>
         <w:pStyle w:val="Heading3"/>
@@ -8033,8 +8119,8 @@
         </w:tc>
       </w:tr>
     </w:tbl>
-    <w:bookmarkEnd w:id="94"/>
-    <w:bookmarkStart w:id="95" w:name="document-control"/>
+    <w:bookmarkEnd w:id="100"/>
+    <w:bookmarkStart w:id="101" w:name="document-control"/>
     <w:p>
       <w:pPr>
         <w:pStyle w:val="Heading3"/>
@@ -8266,8 +8352,8 @@
         </w:tc>
       </w:tr>
     </w:tbl>
-    <w:bookmarkEnd w:id="95"/>
-    <w:bookmarkStart w:id="96" w:name="source-inconsistencies"/>
+    <w:bookmarkEnd w:id="101"/>
+    <w:bookmarkStart w:id="102" w:name="source-inconsistencies"/>
     <w:p>
       <w:pPr>
         <w:pStyle w:val="Heading3"/>
@@ -8352,8 +8438,8 @@
         <w:t xml:space="preserve">Rev 1.11. Component facts in this document are cited to the supplied file.</w:t>
       </w:r>
     </w:p>
-    <w:bookmarkEnd w:id="96"/>
-    <w:bookmarkStart w:id="97" w:name="hardware-errata"/>
+    <w:bookmarkEnd w:id="102"/>
+    <w:bookmarkStart w:id="103" w:name="hardware-errata"/>
     <w:p>
       <w:pPr>
         <w:pStyle w:val="Heading3"/>
@@ -8454,8 +8540,8 @@
         <w:t xml:space="preserve">No verified hardware erratum is included in the supplied sources.</w:t>
       </w:r>
     </w:p>
-    <w:bookmarkEnd w:id="97"/>
-    <w:bookmarkEnd w:id="98"/>
+    <w:bookmarkEnd w:id="103"/>
+    <w:bookmarkEnd w:id="104"/>
     <w:sectPr>
       <w:pgSz w:h="16838" w:w="11906"/>
       <w:pgMar w:bottom="1134" w:footer="708" w:gutter="0" w:header="708" w:left="1134" w:right="1134" w:top="1134"/>

--- a/docs/hardware/unit_product_reference_v_0_1_0_i2s_es8311_codec_with_amplifier_module.docx
+++ b/docs/hardware/unit_product_reference_v_0_1_0_i2s_es8311_codec_with_amplifier_module.docx
@@ -3677,19 +3677,25 @@
         <w:pStyle w:val="FirstParagraph"/>
       </w:pPr>
       <w:r>
-        <w:t xml:space="preserve">The external host supplies power, I2C control, and I2S/PCM clocks and data.</w:t>
-      </w:r>
-      <w:r>
-        <w:t xml:space="preserve"> </w:t>
-      </w:r>
-      <w:r>
-        <w:t xml:space="preserve">The ES8311 handles mono recording and playback. Its differential analog output</w:t>
-      </w:r>
-      <w:r>
-        <w:t xml:space="preserve"> </w:t>
-      </w:r>
-      <w:r>
-        <w:t xml:space="preserve">feeds both a jack path and the NS4150B speaker amplifier in the schematic.</w:t>
+        <w:t xml:space="preserve">The external host supplies power and I2C control and exchanges serial audio</w:t>
+      </w:r>
+      <w:r>
+        <w:t xml:space="preserve"> </w:t>
+      </w:r>
+      <w:r>
+        <w:t xml:space="preserve">with the ES8311. The direction of the serial audio clocks depends on the codec</w:t>
+      </w:r>
+      <w:r>
+        <w:t xml:space="preserve"> </w:t>
+      </w:r>
+      <w:r>
+        <w:t xml:space="preserve">mode. The ES8311 handles mono recording and playback. Its differential analog</w:t>
+      </w:r>
+      <w:r>
+        <w:t xml:space="preserve"> </w:t>
+      </w:r>
+      <w:r>
+        <w:t xml:space="preserve">output feeds both a jack path and the NS4150B speaker amplifier in the schematic.</w:t>
       </w:r>
     </w:p>
     <w:bookmarkStart w:id="48" w:name="block-diagram"/>
@@ -3865,169 +3871,37 @@
         <w:pStyle w:val="FirstParagraph"/>
       </w:pPr>
       <w:r>
-        <w:t xml:space="preserve">The codec has a serial audio port supporting I2S, left-justified, and DSP-A/B</w:t>
-      </w:r>
-      <w:r>
-        <w:t xml:space="preserve"> </w:t>
-      </w:r>
-      <w:r>
-        <w:t xml:space="preserve">formats. MCLK is the external master-clock input on the board. SCLK and LRCK</w:t>
-      </w:r>
-      <w:r>
-        <w:t xml:space="preserve"> </w:t>
-      </w:r>
-      <w:r>
-        <w:t xml:space="preserve">can be inputs in slave mode or outputs in master mode as configured in ES8311</w:t>
-      </w:r>
-      <w:r>
-        <w:t xml:space="preserve"> </w:t>
-      </w:r>
-      <w:r>
-        <w:t xml:space="preserve">registers. ASDOUT carries ADC data toward the host; DSDIN1 carries playback</w:t>
-      </w:r>
-      <w:r>
-        <w:t xml:space="preserve"> </w:t>
-      </w:r>
-      <w:r>
-        <w:t xml:space="preserve">data from the host.</w:t>
-      </w:r>
-    </w:p>
-    <w:bookmarkEnd w:id="51"/>
-    <w:bookmarkStart w:id="52" w:name="speaker-amplifier"/>
-    <w:p>
-      <w:pPr>
-        <w:pStyle w:val="Heading3"/>
-      </w:pPr>
-      <w:r>
-        <w:rPr>
-          <w:bCs/>
-          <w:b/>
-        </w:rPr>
-        <w:t xml:space="preserve">3.5 Speaker Amplifier</w:t>
-      </w:r>
-    </w:p>
-    <w:p>
-      <w:pPr>
-        <w:pStyle w:val="FirstParagraph"/>
-      </w:pPr>
-      <w:r>
-        <w:t xml:space="preserve">IC2 is NS4150B. ES8311 OUTP and OUTN are AC-coupled into its differential</w:t>
-      </w:r>
-      <w:r>
-        <w:t xml:space="preserve"> </w:t>
-      </w:r>
-      <w:r>
-        <w:t xml:space="preserve">input. Amplifier outputs PA_OUT+ and PA_OUT− reach J1 through zero-ohm links.</w:t>
-      </w:r>
-      <w:r>
-        <w:t xml:space="preserve"> </w:t>
-      </w:r>
-      <w:r>
-        <w:t xml:space="preserve">PA_CTRL is exposed to the host and connects to the amplifier CTRL input.</w:t>
-      </w:r>
-    </w:p>
-    <w:bookmarkEnd w:id="52"/>
-    <w:bookmarkStart w:id="53" w:name="analog-microphone-input"/>
-    <w:p>
-      <w:pPr>
-        <w:pStyle w:val="Heading3"/>
-      </w:pPr>
-      <w:r>
-        <w:rPr>
-          <w:bCs/>
-          <w:b/>
-        </w:rPr>
-        <w:t xml:space="preserve">3.6 Analog Microphone Input</w:t>
-      </w:r>
-    </w:p>
-    <w:p>
-      <w:pPr>
-        <w:pStyle w:val="FirstParagraph"/>
-      </w:pPr>
-      <w:r>
-        <w:t xml:space="preserve">J2 exposes the microphone input circuit for ES8311 MIC1P and MIC1N. The</w:t>
-      </w:r>
-      <w:r>
-        <w:t xml:space="preserve"> </w:t>
-      </w:r>
-      <w:r>
-        <w:t xml:space="preserve">schematic includes resistors and capacitors around the input and bias network.</w:t>
-      </w:r>
-    </w:p>
-    <w:bookmarkEnd w:id="53"/>
-    <w:bookmarkStart w:id="54" w:name="status-indicator"/>
-    <w:p>
-      <w:pPr>
-        <w:pStyle w:val="Heading3"/>
-      </w:pPr>
-      <w:r>
-        <w:rPr>
-          <w:bCs/>
-          <w:b/>
-        </w:rPr>
-        <w:t xml:space="preserve">3.7 Status Indicator</w:t>
-      </w:r>
-    </w:p>
-    <w:p>
-      <w:pPr>
-        <w:pStyle w:val="FirstParagraph"/>
-      </w:pPr>
-      <w:r>
-        <w:t xml:space="preserve">D1 is a green power indicator connected from VCC through R9 to ground. It</w:t>
-      </w:r>
-      <w:r>
-        <w:t xml:space="preserve"> </w:t>
-      </w:r>
-      <w:r>
-        <w:t xml:space="preserve">indicates presence of the module supply; it does not report codec or amplifier</w:t>
-      </w:r>
-      <w:r>
-        <w:t xml:space="preserve"> </w:t>
-      </w:r>
-      <w:r>
-        <w:t xml:space="preserve">configuration.</w:t>
-      </w:r>
-    </w:p>
-    <w:bookmarkEnd w:id="54"/>
-    <w:bookmarkStart w:id="55" w:name="ap2112k-power-management-system"/>
-    <w:p>
-      <w:pPr>
-        <w:pStyle w:val="Heading3"/>
-      </w:pPr>
-      <w:r>
-        <w:rPr>
-          <w:bCs/>
-          <w:b/>
-        </w:rPr>
-        <w:t xml:space="preserve">3.8 AP2112K Power Management System</w:t>
-      </w:r>
-    </w:p>
-    <w:p>
-      <w:pPr>
-        <w:pStyle w:val="FirstParagraph"/>
-      </w:pPr>
-      <w:r>
-        <w:t xml:space="preserve">U1 and U2 are AP2112K-3.3V regulators. U1 creates 3V3 and U2 creates</w:t>
-      </w:r>
-      <w:r>
-        <w:t xml:space="preserve"> </w:t>
-      </w:r>
-      <w:r>
-        <w:t xml:space="preserve">A_3V3 from VCC.</w:t>
-      </w:r>
-    </w:p>
-    <w:bookmarkEnd w:id="55"/>
-    <w:bookmarkStart w:id="56" w:name="power-tree"/>
-    <w:p>
-      <w:pPr>
-        <w:pStyle w:val="Heading3"/>
-      </w:pPr>
-      <w:r>
-        <w:rPr>
-          <w:bCs/>
-          <w:b/>
-        </w:rPr>
-        <w:t xml:space="preserve">3.9 Power Tree</w:t>
+        <w:t xml:space="preserve">The serial audio port supports I2S, left-justified, and DSP-A/B formats. In</w:t>
+      </w:r>
+      <w:r>
+        <w:t xml:space="preserve"> </w:t>
+      </w:r>
+      <w:r>
+        <w:t xml:space="preserve">each format, the codec sends the most significant data bit first. DSDIN1</w:t>
+      </w:r>
+      <w:r>
+        <w:t xml:space="preserve"> </w:t>
+      </w:r>
+      <w:r>
+        <w:t xml:space="preserve">receives playback samples for the DAC; ASDOUT sends captured ADC samples to</w:t>
+      </w:r>
+      <w:r>
+        <w:t xml:space="preserve"> </w:t>
+      </w:r>
+      <w:r>
+        <w:t xml:space="preserve">the host. These data directions do not change with the clock mode. SCLK times</w:t>
+      </w:r>
+      <w:r>
+        <w:t xml:space="preserve"> </w:t>
+      </w:r>
+      <w:r>
+        <w:t xml:space="preserve">the data bits, while LRCK identifies the audio frame alignment. The host and</w:t>
+      </w:r>
+      <w:r>
+        <w:t xml:space="preserve"> </w:t>
+      </w:r>
+      <w:r>
+        <w:t xml:space="preserve">codec must use the same data format and word length.</w:t>
       </w:r>
     </w:p>
     <w:tbl>
@@ -4054,6 +3928,294 @@
               <w:jc w:val="left"/>
             </w:pPr>
             <w:r>
+              <w:t xml:space="preserve">Codec mode</w:t>
+            </w:r>
+          </w:p>
+        </w:tc>
+        <w:tc>
+          <w:tcPr/>
+          <w:p>
+            <w:pPr>
+              <w:pStyle w:val="Compact"/>
+              <w:jc w:val="left"/>
+            </w:pPr>
+            <w:r>
+              <w:t xml:space="preserve">SCLK and LRCK at J4</w:t>
+            </w:r>
+          </w:p>
+        </w:tc>
+        <w:tc>
+          <w:tcPr/>
+          <w:p>
+            <w:pPr>
+              <w:pStyle w:val="Compact"/>
+              <w:jc w:val="left"/>
+            </w:pPr>
+            <w:r>
+              <w:t xml:space="preserve">Clock source at these pins</w:t>
+            </w:r>
+          </w:p>
+        </w:tc>
+      </w:tr>
+      <w:tr>
+        <w:tc>
+          <w:tcPr/>
+          <w:p>
+            <w:pPr>
+              <w:pStyle w:val="Compact"/>
+              <w:jc w:val="left"/>
+            </w:pPr>
+            <w:r>
+              <w:t xml:space="preserve">Slave (reset default)</w:t>
+            </w:r>
+          </w:p>
+        </w:tc>
+        <w:tc>
+          <w:tcPr/>
+          <w:p>
+            <w:pPr>
+              <w:pStyle w:val="Compact"/>
+              <w:jc w:val="left"/>
+            </w:pPr>
+            <w:r>
+              <w:t xml:space="preserve">Inputs</w:t>
+            </w:r>
+          </w:p>
+        </w:tc>
+        <w:tc>
+          <w:tcPr/>
+          <w:p>
+            <w:pPr>
+              <w:pStyle w:val="Compact"/>
+              <w:jc w:val="left"/>
+            </w:pPr>
+            <w:r>
+              <w:t xml:space="preserve">Host</w:t>
+            </w:r>
+          </w:p>
+        </w:tc>
+      </w:tr>
+      <w:tr>
+        <w:tc>
+          <w:tcPr/>
+          <w:p>
+            <w:pPr>
+              <w:pStyle w:val="Compact"/>
+              <w:jc w:val="left"/>
+            </w:pPr>
+            <w:r>
+              <w:t xml:space="preserve">Master</w:t>
+            </w:r>
+          </w:p>
+        </w:tc>
+        <w:tc>
+          <w:tcPr/>
+          <w:p>
+            <w:pPr>
+              <w:pStyle w:val="Compact"/>
+              <w:jc w:val="left"/>
+            </w:pPr>
+            <w:r>
+              <w:t xml:space="preserve">Outputs</w:t>
+            </w:r>
+          </w:p>
+        </w:tc>
+        <w:tc>
+          <w:tcPr/>
+          <w:p>
+            <w:pPr>
+              <w:pStyle w:val="Compact"/>
+              <w:jc w:val="left"/>
+            </w:pPr>
+            <w:r>
+              <w:t xml:space="preserve">ES8311</w:t>
+            </w:r>
+          </w:p>
+        </w:tc>
+      </w:tr>
+    </w:tbl>
+    <w:p>
+      <w:pPr>
+        <w:pStyle w:val="BodyText"/>
+      </w:pPr>
+      <w:r>
+        <w:t xml:space="preserve">MCLK is an input in either mode. The codec can select MCLK or SCLK as its</w:t>
+      </w:r>
+      <w:r>
+        <w:t xml:space="preserve"> </w:t>
+      </w:r>
+      <w:r>
+        <w:t xml:space="preserve">internal master-clock source through register settings. The ES8311 User Guide,</w:t>
+      </w:r>
+      <w:r>
+        <w:t xml:space="preserve"> </w:t>
+      </w:r>
+      <w:r>
+        <w:t xml:space="preserve">sections 7 and 8, defines the format timing and clock-divider options.</w:t>
+      </w:r>
+    </w:p>
+    <w:bookmarkEnd w:id="51"/>
+    <w:bookmarkStart w:id="52" w:name="speaker-amplifier"/>
+    <w:p>
+      <w:pPr>
+        <w:pStyle w:val="Heading3"/>
+      </w:pPr>
+      <w:r>
+        <w:rPr>
+          <w:bCs/>
+          <w:b/>
+        </w:rPr>
+        <w:t xml:space="preserve">3.5 Speaker Amplifier</w:t>
+      </w:r>
+    </w:p>
+    <w:p>
+      <w:pPr>
+        <w:pStyle w:val="FirstParagraph"/>
+      </w:pPr>
+      <w:r>
+        <w:t xml:space="preserve">IC2 is NS4150B. ES8311 OUTP and OUTN are AC-coupled into its differential</w:t>
+      </w:r>
+      <w:r>
+        <w:t xml:space="preserve"> </w:t>
+      </w:r>
+      <w:r>
+        <w:t xml:space="preserve">input. Amplifier outputs PA_OUT+ and PA_OUT− reach J1 through zero-ohm links.</w:t>
+      </w:r>
+      <w:r>
+        <w:t xml:space="preserve"> </w:t>
+      </w:r>
+      <w:r>
+        <w:t xml:space="preserve">PA_CTRL is exposed to the host and connects to the amplifier CTRL input.</w:t>
+      </w:r>
+    </w:p>
+    <w:bookmarkEnd w:id="52"/>
+    <w:bookmarkStart w:id="53" w:name="analog-microphone-input"/>
+    <w:p>
+      <w:pPr>
+        <w:pStyle w:val="Heading3"/>
+      </w:pPr>
+      <w:r>
+        <w:rPr>
+          <w:bCs/>
+          <w:b/>
+        </w:rPr>
+        <w:t xml:space="preserve">3.6 Analog Microphone Input</w:t>
+      </w:r>
+    </w:p>
+    <w:p>
+      <w:pPr>
+        <w:pStyle w:val="FirstParagraph"/>
+      </w:pPr>
+      <w:r>
+        <w:t xml:space="preserve">J2 exposes the microphone input circuit for ES8311 MIC1P and MIC1N. The</w:t>
+      </w:r>
+      <w:r>
+        <w:t xml:space="preserve"> </w:t>
+      </w:r>
+      <w:r>
+        <w:t xml:space="preserve">schematic includes resistors and capacitors around the input and bias network.</w:t>
+      </w:r>
+    </w:p>
+    <w:bookmarkEnd w:id="53"/>
+    <w:bookmarkStart w:id="54" w:name="status-indicator"/>
+    <w:p>
+      <w:pPr>
+        <w:pStyle w:val="Heading3"/>
+      </w:pPr>
+      <w:r>
+        <w:rPr>
+          <w:bCs/>
+          <w:b/>
+        </w:rPr>
+        <w:t xml:space="preserve">3.7 Status Indicator</w:t>
+      </w:r>
+    </w:p>
+    <w:p>
+      <w:pPr>
+        <w:pStyle w:val="FirstParagraph"/>
+      </w:pPr>
+      <w:r>
+        <w:t xml:space="preserve">D1 is a green power indicator connected from VCC through R9 to ground. It</w:t>
+      </w:r>
+      <w:r>
+        <w:t xml:space="preserve"> </w:t>
+      </w:r>
+      <w:r>
+        <w:t xml:space="preserve">indicates presence of the module supply; it does not report codec or amplifier</w:t>
+      </w:r>
+      <w:r>
+        <w:t xml:space="preserve"> </w:t>
+      </w:r>
+      <w:r>
+        <w:t xml:space="preserve">configuration.</w:t>
+      </w:r>
+    </w:p>
+    <w:bookmarkEnd w:id="54"/>
+    <w:bookmarkStart w:id="55" w:name="ap2112k-power-management-system"/>
+    <w:p>
+      <w:pPr>
+        <w:pStyle w:val="Heading3"/>
+      </w:pPr>
+      <w:r>
+        <w:rPr>
+          <w:bCs/>
+          <w:b/>
+        </w:rPr>
+        <w:t xml:space="preserve">3.8 AP2112K Power Management System</w:t>
+      </w:r>
+    </w:p>
+    <w:p>
+      <w:pPr>
+        <w:pStyle w:val="FirstParagraph"/>
+      </w:pPr>
+      <w:r>
+        <w:t xml:space="preserve">U1 and U2 are AP2112K-3.3V regulators. U1 creates 3V3 and U2 creates</w:t>
+      </w:r>
+      <w:r>
+        <w:t xml:space="preserve"> </w:t>
+      </w:r>
+      <w:r>
+        <w:t xml:space="preserve">A_3V3 from VCC.</w:t>
+      </w:r>
+    </w:p>
+    <w:bookmarkEnd w:id="55"/>
+    <w:bookmarkStart w:id="56" w:name="power-tree"/>
+    <w:p>
+      <w:pPr>
+        <w:pStyle w:val="Heading3"/>
+      </w:pPr>
+      <w:r>
+        <w:rPr>
+          <w:bCs/>
+          <w:b/>
+        </w:rPr>
+        <w:t xml:space="preserve">3.9 Power Tree</w:t>
+      </w:r>
+    </w:p>
+    <w:tbl>
+      <w:tblPr>
+        <w:tblStyle w:val="Table"/>
+        <w:tblW w:type="auto" w:w="0"/>
+        <w:tblLook w:firstRow="1" w:lastRow="0" w:firstColumn="0" w:lastColumn="0" w:noHBand="0" w:noVBand="0" w:val="0020"/>
+        <w:jc w:val="start"/>
+      </w:tblPr>
+      <w:tblGrid>
+        <w:gridCol w:w="2640"/>
+        <w:gridCol w:w="2640"/>
+        <w:gridCol w:w="2640"/>
+      </w:tblGrid>
+      <w:tr>
+        <w:trPr>
+          <w:tblHeader w:val="true"/>
+        </w:trPr>
+        <w:tc>
+          <w:tcPr/>
+          <w:p>
+            <w:pPr>
+              <w:pStyle w:val="Compact"/>
+              <w:jc w:val="left"/>
+            </w:pPr>
+            <w:r>
               <w:t xml:space="preserve">Source</w:t>
             </w:r>
           </w:p>
@@ -4255,19 +4417,57 @@
         <w:pStyle w:val="FirstParagraph"/>
       </w:pPr>
       <w:r>
-        <w:t xml:space="preserve">IC1 CCLK and CDATA connect to SCL and SDA respectively. R5 pulls CE to</w:t>
-      </w:r>
-      <w:r>
-        <w:t xml:space="preserve"> </w:t>
-      </w:r>
-      <w:r>
-        <w:t xml:space="preserve">3V3, so the ES8311 User Guide assigns the 7-bit address 0x19 for the shown</w:t>
-      </w:r>
-      <w:r>
-        <w:t xml:space="preserve"> </w:t>
-      </w:r>
-      <w:r>
-        <w:t xml:space="preserve">assembly. The guide gives a control-bus transfer rate below 400 kbit/s.</w:t>
+        <w:t xml:space="preserve">I2C reads and writes codec registers; audio samples travel on the separate</w:t>
+      </w:r>
+      <w:r>
+        <w:t xml:space="preserve"> </w:t>
+      </w:r>
+      <w:r>
+        <w:t xml:space="preserve">serial audio port. J4 pin 3 (SCL) and J6 pin 4 share the clock net, which</w:t>
+      </w:r>
+      <w:r>
+        <w:t xml:space="preserve"> </w:t>
+      </w:r>
+      <w:r>
+        <w:t xml:space="preserve">reaches IC1 CCLK through zero-ohm R7. J4 pin 4 (SDA) and J6 pin 3 share the</w:t>
+      </w:r>
+      <w:r>
+        <w:t xml:space="preserve"> </w:t>
+      </w:r>
+      <w:r>
+        <w:t xml:space="preserve">bidirectional data net, which reaches IC1 CDATA through zero-ohm R4.</w:t>
+      </w:r>
+    </w:p>
+    <w:p>
+      <w:pPr>
+        <w:pStyle w:val="BodyText"/>
+      </w:pPr>
+      <w:r>
+        <w:t xml:space="preserve">R5 pulls CE to 3V3, selecting the 7-bit address 0x19 in the ES8311 User Guide.</w:t>
+      </w:r>
+      <w:r>
+        <w:t xml:space="preserve"> </w:t>
+      </w:r>
+      <w:r>
+        <w:t xml:space="preserve">The guide specifies an I2C transfer rate below 400 kbit/s and recommends</w:t>
+      </w:r>
+      <w:r>
+        <w:t xml:space="preserve"> </w:t>
+      </w:r>
+      <w:r>
+        <w:t xml:space="preserve">1–4.7 kΩ pull-ups for CCLK and CDATA. The available schematic page does not</w:t>
+      </w:r>
+      <w:r>
+        <w:t xml:space="preserve"> </w:t>
+      </w:r>
+      <w:r>
+        <w:t xml:space="preserve">show dedicated SCL/SDA pull-ups. Verify the pull-ups and their voltage on the</w:t>
+      </w:r>
+      <w:r>
+        <w:t xml:space="preserve"> </w:t>
+      </w:r>
+      <w:r>
+        <w:t xml:space="preserve">assembled bus before connecting the host or another I2C device.</w:t>
       </w:r>
     </w:p>
     <w:bookmarkEnd w:id="57"/>
@@ -4323,25 +4523,25 @@
         <w:pStyle w:val="FirstParagraph"/>
       </w:pPr>
       <w:r>
-        <w:t xml:space="preserve">J6 exposes VCC, ground, SDA, and SCL. It shares the codec I2C signals with</w:t>
-      </w:r>
-      <w:r>
-        <w:t xml:space="preserve"> </w:t>
-      </w:r>
-      <w:r>
-        <w:t xml:space="preserve">J4. Its VCC pin is the module input net, not the 3V3 regulator output in the</w:t>
-      </w:r>
-      <w:r>
-        <w:t xml:space="preserve"> </w:t>
-      </w:r>
-      <w:r>
-        <w:t xml:space="preserve">revision 2.0 schematic. The host and attached I2C device must share a</w:t>
-      </w:r>
-      <w:r>
-        <w:t xml:space="preserve"> </w:t>
-      </w:r>
-      <w:r>
-        <w:t xml:space="preserve">compatible power and logic arrangement.</w:t>
+        <w:t xml:space="preserve">J6 extends the same I2C bus as J4; it is not a separate controller or an</w:t>
+      </w:r>
+      <w:r>
+        <w:t xml:space="preserve"> </w:t>
+      </w:r>
+      <w:r>
+        <w:t xml:space="preserve">I2S connection. Devices attached to J6 share the bus pull-ups and address</w:t>
+      </w:r>
+      <w:r>
+        <w:t xml:space="preserve"> </w:t>
+      </w:r>
+      <w:r>
+        <w:t xml:space="preserve">space. J6 also carries the module VCC input net, not the regulated 3V3 net.</w:t>
+      </w:r>
+      <w:r>
+        <w:t xml:space="preserve"> </w:t>
+      </w:r>
+      <w:r>
+        <w:t xml:space="preserve">Check the attached device’s supply and logic compatibility before connecting it.</w:t>
       </w:r>
     </w:p>
     <w:bookmarkEnd w:id="59"/>
@@ -4479,6 +4679,623 @@
         </w:drawing>
       </w:r>
     </w:p>
+    <w:p>
+      <w:pPr>
+        <w:pStyle w:val="BodyText"/>
+      </w:pPr>
+      <w:r>
+        <w:t xml:space="preserve">Directions are relative to the module.</w:t>
+      </w:r>
+    </w:p>
+    <w:tbl>
+      <w:tblPr>
+        <w:tblStyle w:val="Table"/>
+        <w:tblW w:type="auto" w:w="0"/>
+        <w:tblLook w:firstRow="1" w:lastRow="0" w:firstColumn="0" w:lastColumn="0" w:noHBand="0" w:noVBand="0" w:val="0020"/>
+        <w:jc w:val="start"/>
+      </w:tblPr>
+      <w:tblGrid>
+        <w:gridCol w:w="1980"/>
+        <w:gridCol w:w="1980"/>
+        <w:gridCol w:w="1980"/>
+        <w:gridCol w:w="1980"/>
+      </w:tblGrid>
+      <w:tr>
+        <w:trPr>
+          <w:tblHeader w:val="true"/>
+        </w:trPr>
+        <w:tc>
+          <w:tcPr/>
+          <w:p>
+            <w:pPr>
+              <w:pStyle w:val="Compact"/>
+              <w:jc w:val="right"/>
+            </w:pPr>
+            <w:r>
+              <w:t xml:space="preserve">J4 pin</w:t>
+            </w:r>
+          </w:p>
+        </w:tc>
+        <w:tc>
+          <w:tcPr/>
+          <w:p>
+            <w:pPr>
+              <w:pStyle w:val="Compact"/>
+              <w:jc w:val="left"/>
+            </w:pPr>
+            <w:r>
+              <w:t xml:space="preserve">Signal</w:t>
+            </w:r>
+          </w:p>
+        </w:tc>
+        <w:tc>
+          <w:tcPr/>
+          <w:p>
+            <w:pPr>
+              <w:pStyle w:val="Compact"/>
+              <w:jc w:val="left"/>
+            </w:pPr>
+            <w:r>
+              <w:t xml:space="preserve">Direction</w:t>
+            </w:r>
+          </w:p>
+        </w:tc>
+        <w:tc>
+          <w:tcPr/>
+          <w:p>
+            <w:pPr>
+              <w:pStyle w:val="Compact"/>
+              <w:jc w:val="left"/>
+            </w:pPr>
+            <w:r>
+              <w:t xml:space="preserve">Function</w:t>
+            </w:r>
+          </w:p>
+        </w:tc>
+      </w:tr>
+      <w:tr>
+        <w:tc>
+          <w:tcPr/>
+          <w:p>
+            <w:pPr>
+              <w:pStyle w:val="Compact"/>
+              <w:jc w:val="right"/>
+            </w:pPr>
+            <w:r>
+              <w:t xml:space="preserve">1</w:t>
+            </w:r>
+          </w:p>
+        </w:tc>
+        <w:tc>
+          <w:tcPr/>
+          <w:p>
+            <w:pPr>
+              <w:pStyle w:val="Compact"/>
+              <w:jc w:val="left"/>
+            </w:pPr>
+            <w:r>
+              <w:t xml:space="preserve">VCC</w:t>
+            </w:r>
+          </w:p>
+        </w:tc>
+        <w:tc>
+          <w:tcPr/>
+          <w:p>
+            <w:pPr>
+              <w:pStyle w:val="Compact"/>
+              <w:jc w:val="left"/>
+            </w:pPr>
+            <w:r>
+              <w:t xml:space="preserve">Input</w:t>
+            </w:r>
+          </w:p>
+        </w:tc>
+        <w:tc>
+          <w:tcPr/>
+          <w:p>
+            <w:pPr>
+              <w:pStyle w:val="Compact"/>
+              <w:jc w:val="left"/>
+            </w:pPr>
+            <w:r>
+              <w:t xml:space="preserve">Module supply (+5V marking)</w:t>
+            </w:r>
+          </w:p>
+        </w:tc>
+      </w:tr>
+      <w:tr>
+        <w:tc>
+          <w:tcPr/>
+          <w:p>
+            <w:pPr>
+              <w:pStyle w:val="Compact"/>
+              <w:jc w:val="right"/>
+            </w:pPr>
+            <w:r>
+              <w:t xml:space="preserve">2</w:t>
+            </w:r>
+          </w:p>
+        </w:tc>
+        <w:tc>
+          <w:tcPr/>
+          <w:p>
+            <w:pPr>
+              <w:pStyle w:val="Compact"/>
+              <w:jc w:val="left"/>
+            </w:pPr>
+            <w:r>
+              <w:t xml:space="preserve">GND</w:t>
+            </w:r>
+          </w:p>
+        </w:tc>
+        <w:tc>
+          <w:tcPr/>
+          <w:p>
+            <w:pPr>
+              <w:pStyle w:val="Compact"/>
+              <w:jc w:val="left"/>
+            </w:pPr>
+            <w:r>
+              <w:t xml:space="preserve">Return</w:t>
+            </w:r>
+          </w:p>
+        </w:tc>
+        <w:tc>
+          <w:tcPr/>
+          <w:p>
+            <w:pPr>
+              <w:pStyle w:val="Compact"/>
+              <w:jc w:val="left"/>
+            </w:pPr>
+            <w:r>
+              <w:t xml:space="preserve">Ground reference</w:t>
+            </w:r>
+          </w:p>
+        </w:tc>
+      </w:tr>
+      <w:tr>
+        <w:tc>
+          <w:tcPr/>
+          <w:p>
+            <w:pPr>
+              <w:pStyle w:val="Compact"/>
+              <w:jc w:val="right"/>
+            </w:pPr>
+            <w:r>
+              <w:t xml:space="preserve">3</w:t>
+            </w:r>
+          </w:p>
+        </w:tc>
+        <w:tc>
+          <w:tcPr/>
+          <w:p>
+            <w:pPr>
+              <w:pStyle w:val="Compact"/>
+              <w:jc w:val="left"/>
+            </w:pPr>
+            <w:r>
+              <w:t xml:space="preserve">SCL</w:t>
+            </w:r>
+          </w:p>
+        </w:tc>
+        <w:tc>
+          <w:tcPr/>
+          <w:p>
+            <w:pPr>
+              <w:pStyle w:val="Compact"/>
+              <w:jc w:val="left"/>
+            </w:pPr>
+            <w:r>
+              <w:t xml:space="preserve">Input</w:t>
+            </w:r>
+          </w:p>
+        </w:tc>
+        <w:tc>
+          <w:tcPr/>
+          <w:p>
+            <w:pPr>
+              <w:pStyle w:val="Compact"/>
+              <w:jc w:val="left"/>
+            </w:pPr>
+            <w:r>
+              <w:t xml:space="preserve">I2C clock from host</w:t>
+            </w:r>
+          </w:p>
+        </w:tc>
+      </w:tr>
+      <w:tr>
+        <w:tc>
+          <w:tcPr/>
+          <w:p>
+            <w:pPr>
+              <w:pStyle w:val="Compact"/>
+              <w:jc w:val="right"/>
+            </w:pPr>
+            <w:r>
+              <w:t xml:space="preserve">4</w:t>
+            </w:r>
+          </w:p>
+        </w:tc>
+        <w:tc>
+          <w:tcPr/>
+          <w:p>
+            <w:pPr>
+              <w:pStyle w:val="Compact"/>
+              <w:jc w:val="left"/>
+            </w:pPr>
+            <w:r>
+              <w:t xml:space="preserve">SDA</w:t>
+            </w:r>
+          </w:p>
+        </w:tc>
+        <w:tc>
+          <w:tcPr/>
+          <w:p>
+            <w:pPr>
+              <w:pStyle w:val="Compact"/>
+              <w:jc w:val="left"/>
+            </w:pPr>
+            <w:r>
+              <w:t xml:space="preserve">Bidirectional</w:t>
+            </w:r>
+          </w:p>
+        </w:tc>
+        <w:tc>
+          <w:tcPr/>
+          <w:p>
+            <w:pPr>
+              <w:pStyle w:val="Compact"/>
+              <w:jc w:val="left"/>
+            </w:pPr>
+            <w:r>
+              <w:t xml:space="preserve">I2C register data</w:t>
+            </w:r>
+          </w:p>
+        </w:tc>
+      </w:tr>
+      <w:tr>
+        <w:tc>
+          <w:tcPr/>
+          <w:p>
+            <w:pPr>
+              <w:pStyle w:val="Compact"/>
+              <w:jc w:val="right"/>
+            </w:pPr>
+            <w:r>
+              <w:t xml:space="preserve">5</w:t>
+            </w:r>
+          </w:p>
+        </w:tc>
+        <w:tc>
+          <w:tcPr/>
+          <w:p>
+            <w:pPr>
+              <w:pStyle w:val="Compact"/>
+              <w:jc w:val="left"/>
+            </w:pPr>
+            <w:r>
+              <w:t xml:space="preserve">MCLK</w:t>
+            </w:r>
+          </w:p>
+        </w:tc>
+        <w:tc>
+          <w:tcPr/>
+          <w:p>
+            <w:pPr>
+              <w:pStyle w:val="Compact"/>
+              <w:jc w:val="left"/>
+            </w:pPr>
+            <w:r>
+              <w:t xml:space="preserve">Input</w:t>
+            </w:r>
+          </w:p>
+        </w:tc>
+        <w:tc>
+          <w:tcPr/>
+          <w:p>
+            <w:pPr>
+              <w:pStyle w:val="Compact"/>
+              <w:jc w:val="left"/>
+            </w:pPr>
+            <w:r>
+              <w:t xml:space="preserve">Codec master clock</w:t>
+            </w:r>
+          </w:p>
+        </w:tc>
+      </w:tr>
+      <w:tr>
+        <w:tc>
+          <w:tcPr/>
+          <w:p>
+            <w:pPr>
+              <w:pStyle w:val="Compact"/>
+              <w:jc w:val="right"/>
+            </w:pPr>
+            <w:r>
+              <w:t xml:space="preserve">6</w:t>
+            </w:r>
+          </w:p>
+        </w:tc>
+        <w:tc>
+          <w:tcPr/>
+          <w:p>
+            <w:pPr>
+              <w:pStyle w:val="Compact"/>
+              <w:jc w:val="left"/>
+            </w:pPr>
+            <w:r>
+              <w:t xml:space="preserve">SCLK</w:t>
+            </w:r>
+          </w:p>
+        </w:tc>
+        <w:tc>
+          <w:tcPr/>
+          <w:p>
+            <w:pPr>
+              <w:pStyle w:val="Compact"/>
+              <w:jc w:val="left"/>
+            </w:pPr>
+            <w:r>
+              <w:t xml:space="preserve">Input / output</w:t>
+            </w:r>
+          </w:p>
+        </w:tc>
+        <w:tc>
+          <w:tcPr/>
+          <w:p>
+            <w:pPr>
+              <w:pStyle w:val="Compact"/>
+              <w:jc w:val="left"/>
+            </w:pPr>
+            <w:r>
+              <w:t xml:space="preserve">Serial audio bit clock</w:t>
+            </w:r>
+          </w:p>
+        </w:tc>
+      </w:tr>
+      <w:tr>
+        <w:tc>
+          <w:tcPr/>
+          <w:p>
+            <w:pPr>
+              <w:pStyle w:val="Compact"/>
+              <w:jc w:val="right"/>
+            </w:pPr>
+            <w:r>
+              <w:t xml:space="preserve">7</w:t>
+            </w:r>
+          </w:p>
+        </w:tc>
+        <w:tc>
+          <w:tcPr/>
+          <w:p>
+            <w:pPr>
+              <w:pStyle w:val="Compact"/>
+              <w:jc w:val="left"/>
+            </w:pPr>
+            <w:r>
+              <w:t xml:space="preserve">ASDOUT</w:t>
+            </w:r>
+          </w:p>
+        </w:tc>
+        <w:tc>
+          <w:tcPr/>
+          <w:p>
+            <w:pPr>
+              <w:pStyle w:val="Compact"/>
+              <w:jc w:val="left"/>
+            </w:pPr>
+            <w:r>
+              <w:t xml:space="preserve">Output</w:t>
+            </w:r>
+          </w:p>
+        </w:tc>
+        <w:tc>
+          <w:tcPr/>
+          <w:p>
+            <w:pPr>
+              <w:pStyle w:val="Compact"/>
+              <w:jc w:val="left"/>
+            </w:pPr>
+            <w:r>
+              <w:t xml:space="preserve">ADC samples to host</w:t>
+            </w:r>
+          </w:p>
+        </w:tc>
+      </w:tr>
+      <w:tr>
+        <w:tc>
+          <w:tcPr/>
+          <w:p>
+            <w:pPr>
+              <w:pStyle w:val="Compact"/>
+              <w:jc w:val="right"/>
+            </w:pPr>
+            <w:r>
+              <w:t xml:space="preserve">8</w:t>
+            </w:r>
+          </w:p>
+        </w:tc>
+        <w:tc>
+          <w:tcPr/>
+          <w:p>
+            <w:pPr>
+              <w:pStyle w:val="Compact"/>
+              <w:jc w:val="left"/>
+            </w:pPr>
+            <w:r>
+              <w:t xml:space="preserve">LRCK</w:t>
+            </w:r>
+          </w:p>
+        </w:tc>
+        <w:tc>
+          <w:tcPr/>
+          <w:p>
+            <w:pPr>
+              <w:pStyle w:val="Compact"/>
+              <w:jc w:val="left"/>
+            </w:pPr>
+            <w:r>
+              <w:t xml:space="preserve">Input / output</w:t>
+            </w:r>
+          </w:p>
+        </w:tc>
+        <w:tc>
+          <w:tcPr/>
+          <w:p>
+            <w:pPr>
+              <w:pStyle w:val="Compact"/>
+              <w:jc w:val="left"/>
+            </w:pPr>
+            <w:r>
+              <w:t xml:space="preserve">Audio frame clock</w:t>
+            </w:r>
+          </w:p>
+        </w:tc>
+      </w:tr>
+      <w:tr>
+        <w:tc>
+          <w:tcPr/>
+          <w:p>
+            <w:pPr>
+              <w:pStyle w:val="Compact"/>
+              <w:jc w:val="right"/>
+            </w:pPr>
+            <w:r>
+              <w:t xml:space="preserve">9</w:t>
+            </w:r>
+          </w:p>
+        </w:tc>
+        <w:tc>
+          <w:tcPr/>
+          <w:p>
+            <w:pPr>
+              <w:pStyle w:val="Compact"/>
+              <w:jc w:val="left"/>
+            </w:pPr>
+            <w:r>
+              <w:t xml:space="preserve">DSDIN1</w:t>
+            </w:r>
+          </w:p>
+        </w:tc>
+        <w:tc>
+          <w:tcPr/>
+          <w:p>
+            <w:pPr>
+              <w:pStyle w:val="Compact"/>
+              <w:jc w:val="left"/>
+            </w:pPr>
+            <w:r>
+              <w:t xml:space="preserve">Input</w:t>
+            </w:r>
+          </w:p>
+        </w:tc>
+        <w:tc>
+          <w:tcPr/>
+          <w:p>
+            <w:pPr>
+              <w:pStyle w:val="Compact"/>
+              <w:jc w:val="left"/>
+            </w:pPr>
+            <w:r>
+              <w:t xml:space="preserve">DAC samples from host</w:t>
+            </w:r>
+          </w:p>
+        </w:tc>
+      </w:tr>
+      <w:tr>
+        <w:tc>
+          <w:tcPr/>
+          <w:p>
+            <w:pPr>
+              <w:pStyle w:val="Compact"/>
+              <w:jc w:val="right"/>
+            </w:pPr>
+            <w:r>
+              <w:t xml:space="preserve">10</w:t>
+            </w:r>
+          </w:p>
+        </w:tc>
+        <w:tc>
+          <w:tcPr/>
+          <w:p>
+            <w:pPr>
+              <w:pStyle w:val="Compact"/>
+              <w:jc w:val="left"/>
+            </w:pPr>
+            <w:r>
+              <w:t xml:space="preserve">PA_CTRL</w:t>
+            </w:r>
+          </w:p>
+        </w:tc>
+        <w:tc>
+          <w:tcPr/>
+          <w:p>
+            <w:pPr>
+              <w:pStyle w:val="Compact"/>
+              <w:jc w:val="left"/>
+            </w:pPr>
+            <w:r>
+              <w:t xml:space="preserve">Input</w:t>
+            </w:r>
+          </w:p>
+        </w:tc>
+        <w:tc>
+          <w:tcPr/>
+          <w:p>
+            <w:pPr>
+              <w:pStyle w:val="Compact"/>
+              <w:jc w:val="left"/>
+            </w:pPr>
+            <w:r>
+              <w:t xml:space="preserve">NS4150B amplifier control</w:t>
+            </w:r>
+          </w:p>
+        </w:tc>
+      </w:tr>
+    </w:tbl>
+    <w:p>
+      <w:pPr>
+        <w:pStyle w:val="BodyText"/>
+      </w:pPr>
+      <w:r>
+        <w:t xml:space="preserve">SCLK and LRCK are inputs in slave mode and outputs in master mode.</w:t>
+      </w:r>
+    </w:p>
+    <w:p>
+      <w:pPr>
+        <w:pStyle w:val="BodyText"/>
+      </w:pPr>
+      <w:r>
+        <w:t xml:space="preserve">The illustration abbreviates ASDOUT as DOUT, DSDIN1 as DIN, and PA_CTRL as PA.</w:t>
+      </w:r>
+      <w:r>
+        <w:t xml:space="preserve"> </w:t>
+      </w:r>
+      <w:r>
+        <w:t xml:space="preserve">The board silkscreen abbreviates ASDOUT as OUT. These are digital audio and</w:t>
+      </w:r>
+      <w:r>
+        <w:t xml:space="preserve"> </w:t>
+      </w:r>
+      <w:r>
+        <w:t xml:space="preserve">control signals, not the speaker output.</w:t>
+      </w:r>
+    </w:p>
+    <w:bookmarkEnd w:id="65"/>
+    <w:bookmarkStart w:id="66" w:name="host-pinout-compatibility"/>
+    <w:p>
+      <w:pPr>
+        <w:pStyle w:val="Heading3"/>
+      </w:pPr>
+      <w:r>
+        <w:rPr>
+          <w:bCs/>
+          <w:b/>
+        </w:rPr>
+        <w:t xml:space="preserve">4.2 Host Pinout Compatibility</w:t>
+      </w:r>
+    </w:p>
     <w:tbl>
       <w:tblPr>
         <w:tblStyle w:val="Table"/>
@@ -4500,415 +5317,239 @@
           <w:p>
             <w:pPr>
               <w:pStyle w:val="Compact"/>
-              <w:jc w:val="right"/>
-            </w:pPr>
-            <w:r>
-              <w:t xml:space="preserve">J4 pin</w:t>
-            </w:r>
-          </w:p>
-        </w:tc>
-        <w:tc>
-          <w:tcPr/>
-          <w:p>
-            <w:pPr>
-              <w:pStyle w:val="Compact"/>
-              <w:jc w:val="left"/>
-            </w:pPr>
-            <w:r>
-              <w:t xml:space="preserve">Signal</w:t>
-            </w:r>
-          </w:p>
-        </w:tc>
-        <w:tc>
-          <w:tcPr/>
-          <w:p>
-            <w:pPr>
-              <w:pStyle w:val="Compact"/>
-              <w:jc w:val="left"/>
-            </w:pPr>
-            <w:r>
-              <w:t xml:space="preserve">Function</w:t>
-            </w:r>
-          </w:p>
-        </w:tc>
-      </w:tr>
-      <w:tr>
-        <w:tc>
-          <w:tcPr/>
-          <w:p>
-            <w:pPr>
-              <w:pStyle w:val="Compact"/>
-              <w:jc w:val="right"/>
-            </w:pPr>
-            <w:r>
-              <w:t xml:space="preserve">1</w:t>
-            </w:r>
-          </w:p>
-        </w:tc>
-        <w:tc>
-          <w:tcPr/>
-          <w:p>
-            <w:pPr>
-              <w:pStyle w:val="Compact"/>
-              <w:jc w:val="left"/>
-            </w:pPr>
-            <w:r>
-              <w:t xml:space="preserve">VCC</w:t>
-            </w:r>
-          </w:p>
-        </w:tc>
-        <w:tc>
-          <w:tcPr/>
-          <w:p>
-            <w:pPr>
-              <w:pStyle w:val="Compact"/>
-              <w:jc w:val="left"/>
-            </w:pPr>
-            <w:r>
-              <w:t xml:space="preserve">Module supply, marked +5V on board image</w:t>
-            </w:r>
-          </w:p>
-        </w:tc>
-      </w:tr>
-      <w:tr>
-        <w:tc>
-          <w:tcPr/>
-          <w:p>
-            <w:pPr>
-              <w:pStyle w:val="Compact"/>
-              <w:jc w:val="right"/>
-            </w:pPr>
-            <w:r>
-              <w:t xml:space="preserve">2</w:t>
-            </w:r>
-          </w:p>
-        </w:tc>
-        <w:tc>
-          <w:tcPr/>
-          <w:p>
-            <w:pPr>
-              <w:pStyle w:val="Compact"/>
-              <w:jc w:val="left"/>
-            </w:pPr>
-            <w:r>
-              <w:t xml:space="preserve">GND</w:t>
-            </w:r>
-          </w:p>
-        </w:tc>
-        <w:tc>
-          <w:tcPr/>
-          <w:p>
-            <w:pPr>
-              <w:pStyle w:val="Compact"/>
-              <w:jc w:val="left"/>
-            </w:pPr>
-            <w:r>
-              <w:t xml:space="preserve">Ground</w:t>
-            </w:r>
-          </w:p>
-        </w:tc>
-      </w:tr>
-      <w:tr>
-        <w:tc>
-          <w:tcPr/>
-          <w:p>
-            <w:pPr>
-              <w:pStyle w:val="Compact"/>
-              <w:jc w:val="right"/>
-            </w:pPr>
-            <w:r>
-              <w:t xml:space="preserve">3</w:t>
-            </w:r>
-          </w:p>
-        </w:tc>
-        <w:tc>
-          <w:tcPr/>
-          <w:p>
-            <w:pPr>
-              <w:pStyle w:val="Compact"/>
-              <w:jc w:val="left"/>
-            </w:pPr>
-            <w:r>
-              <w:t xml:space="preserve">SCL</w:t>
-            </w:r>
-          </w:p>
-        </w:tc>
-        <w:tc>
-          <w:tcPr/>
-          <w:p>
-            <w:pPr>
-              <w:pStyle w:val="Compact"/>
-              <w:jc w:val="left"/>
-            </w:pPr>
-            <w:r>
-              <w:t xml:space="preserve">I2C clock</w:t>
-            </w:r>
-          </w:p>
-        </w:tc>
-      </w:tr>
-      <w:tr>
-        <w:tc>
-          <w:tcPr/>
-          <w:p>
-            <w:pPr>
-              <w:pStyle w:val="Compact"/>
-              <w:jc w:val="right"/>
-            </w:pPr>
-            <w:r>
-              <w:t xml:space="preserve">4</w:t>
-            </w:r>
-          </w:p>
-        </w:tc>
-        <w:tc>
-          <w:tcPr/>
-          <w:p>
-            <w:pPr>
-              <w:pStyle w:val="Compact"/>
-              <w:jc w:val="left"/>
-            </w:pPr>
-            <w:r>
-              <w:t xml:space="preserve">SDA</w:t>
-            </w:r>
-          </w:p>
-        </w:tc>
-        <w:tc>
-          <w:tcPr/>
-          <w:p>
-            <w:pPr>
-              <w:pStyle w:val="Compact"/>
-              <w:jc w:val="left"/>
-            </w:pPr>
-            <w:r>
-              <w:t xml:space="preserve">I2C data</w:t>
-            </w:r>
-          </w:p>
-        </w:tc>
-      </w:tr>
-      <w:tr>
-        <w:tc>
-          <w:tcPr/>
-          <w:p>
-            <w:pPr>
-              <w:pStyle w:val="Compact"/>
-              <w:jc w:val="right"/>
-            </w:pPr>
-            <w:r>
-              <w:t xml:space="preserve">5</w:t>
-            </w:r>
-          </w:p>
-        </w:tc>
-        <w:tc>
-          <w:tcPr/>
-          <w:p>
-            <w:pPr>
-              <w:pStyle w:val="Compact"/>
-              <w:jc w:val="left"/>
-            </w:pPr>
-            <w:r>
-              <w:t xml:space="preserve">MCLK</w:t>
-            </w:r>
-          </w:p>
-        </w:tc>
-        <w:tc>
-          <w:tcPr/>
-          <w:p>
-            <w:pPr>
-              <w:pStyle w:val="Compact"/>
-              <w:jc w:val="left"/>
-            </w:pPr>
-            <w:r>
-              <w:t xml:space="preserve">ES8311 master-clock input</w:t>
-            </w:r>
-          </w:p>
-        </w:tc>
-      </w:tr>
-      <w:tr>
-        <w:tc>
-          <w:tcPr/>
-          <w:p>
-            <w:pPr>
-              <w:pStyle w:val="Compact"/>
-              <w:jc w:val="right"/>
-            </w:pPr>
-            <w:r>
-              <w:t xml:space="preserve">6</w:t>
-            </w:r>
-          </w:p>
-        </w:tc>
-        <w:tc>
-          <w:tcPr/>
-          <w:p>
-            <w:pPr>
-              <w:pStyle w:val="Compact"/>
-              <w:jc w:val="left"/>
-            </w:pPr>
-            <w:r>
-              <w:t xml:space="preserve">SCLK</w:t>
-            </w:r>
-          </w:p>
-        </w:tc>
-        <w:tc>
-          <w:tcPr/>
-          <w:p>
-            <w:pPr>
-              <w:pStyle w:val="Compact"/>
-              <w:jc w:val="left"/>
-            </w:pPr>
-            <w:r>
-              <w:t xml:space="preserve">Serial audio bit clock</w:t>
-            </w:r>
-          </w:p>
-        </w:tc>
-      </w:tr>
-      <w:tr>
-        <w:tc>
-          <w:tcPr/>
-          <w:p>
-            <w:pPr>
-              <w:pStyle w:val="Compact"/>
-              <w:jc w:val="right"/>
-            </w:pPr>
-            <w:r>
-              <w:t xml:space="preserve">7</w:t>
-            </w:r>
-          </w:p>
-        </w:tc>
-        <w:tc>
-          <w:tcPr/>
-          <w:p>
-            <w:pPr>
-              <w:pStyle w:val="Compact"/>
-              <w:jc w:val="left"/>
-            </w:pPr>
-            <w:r>
-              <w:t xml:space="preserve">ASDOUT</w:t>
-            </w:r>
-          </w:p>
-        </w:tc>
-        <w:tc>
-          <w:tcPr/>
-          <w:p>
-            <w:pPr>
-              <w:pStyle w:val="Compact"/>
-              <w:jc w:val="left"/>
-            </w:pPr>
-            <w:r>
-              <w:t xml:space="preserve">ADC serial audio output</w:t>
-            </w:r>
-          </w:p>
-        </w:tc>
-      </w:tr>
-      <w:tr>
-        <w:tc>
-          <w:tcPr/>
-          <w:p>
-            <w:pPr>
-              <w:pStyle w:val="Compact"/>
-              <w:jc w:val="right"/>
-            </w:pPr>
-            <w:r>
-              <w:t xml:space="preserve">8</w:t>
-            </w:r>
-          </w:p>
-        </w:tc>
-        <w:tc>
-          <w:tcPr/>
-          <w:p>
-            <w:pPr>
-              <w:pStyle w:val="Compact"/>
-              <w:jc w:val="left"/>
-            </w:pPr>
-            <w:r>
-              <w:t xml:space="preserve">LRCK</w:t>
-            </w:r>
-          </w:p>
-        </w:tc>
-        <w:tc>
-          <w:tcPr/>
-          <w:p>
-            <w:pPr>
-              <w:pStyle w:val="Compact"/>
-              <w:jc w:val="left"/>
-            </w:pPr>
-            <w:r>
-              <w:t xml:space="preserve">Serial audio frame clock</w:t>
-            </w:r>
-          </w:p>
-        </w:tc>
-      </w:tr>
-      <w:tr>
-        <w:tc>
-          <w:tcPr/>
-          <w:p>
-            <w:pPr>
-              <w:pStyle w:val="Compact"/>
-              <w:jc w:val="right"/>
-            </w:pPr>
-            <w:r>
-              <w:t xml:space="preserve">9</w:t>
-            </w:r>
-          </w:p>
-        </w:tc>
-        <w:tc>
-          <w:tcPr/>
-          <w:p>
-            <w:pPr>
-              <w:pStyle w:val="Compact"/>
-              <w:jc w:val="left"/>
-            </w:pPr>
-            <w:r>
-              <w:t xml:space="preserve">DSDIN1</w:t>
-            </w:r>
-          </w:p>
-        </w:tc>
-        <w:tc>
-          <w:tcPr/>
-          <w:p>
-            <w:pPr>
-              <w:pStyle w:val="Compact"/>
-              <w:jc w:val="left"/>
-            </w:pPr>
-            <w:r>
-              <w:t xml:space="preserve">DAC serial audio input</w:t>
-            </w:r>
-          </w:p>
-        </w:tc>
-      </w:tr>
-      <w:tr>
-        <w:tc>
-          <w:tcPr/>
-          <w:p>
-            <w:pPr>
-              <w:pStyle w:val="Compact"/>
-              <w:jc w:val="right"/>
-            </w:pPr>
-            <w:r>
-              <w:t xml:space="preserve">10</w:t>
-            </w:r>
-          </w:p>
-        </w:tc>
-        <w:tc>
-          <w:tcPr/>
-          <w:p>
-            <w:pPr>
-              <w:pStyle w:val="Compact"/>
-              <w:jc w:val="left"/>
-            </w:pPr>
-            <w:r>
-              <w:t xml:space="preserve">PA_CTRL</w:t>
-            </w:r>
-          </w:p>
-        </w:tc>
-        <w:tc>
-          <w:tcPr/>
-          <w:p>
-            <w:pPr>
-              <w:pStyle w:val="Compact"/>
-              <w:jc w:val="left"/>
-            </w:pPr>
-            <w:r>
-              <w:t xml:space="preserve">NS4150B control</w:t>
-            </w:r>
+              <w:jc w:val="left"/>
+            </w:pPr>
+            <w:r>
+              <w:t xml:space="preserve">Host requirement</w:t>
+            </w:r>
+          </w:p>
+        </w:tc>
+        <w:tc>
+          <w:tcPr/>
+          <w:p>
+            <w:pPr>
+              <w:pStyle w:val="Compact"/>
+              <w:jc w:val="left"/>
+            </w:pPr>
+            <w:r>
+              <w:t xml:space="preserve">Module connection</w:t>
+            </w:r>
+          </w:p>
+        </w:tc>
+        <w:tc>
+          <w:tcPr/>
+          <w:p>
+            <w:pPr>
+              <w:pStyle w:val="Compact"/>
+              <w:jc w:val="left"/>
+            </w:pPr>
+            <w:r>
+              <w:t xml:space="preserve">Validated host mapping</w:t>
+            </w:r>
+          </w:p>
+        </w:tc>
+      </w:tr>
+      <w:tr>
+        <w:tc>
+          <w:tcPr/>
+          <w:p>
+            <w:pPr>
+              <w:pStyle w:val="Compact"/>
+              <w:jc w:val="left"/>
+            </w:pPr>
+            <w:r>
+              <w:t xml:space="preserve">I2C SCL / SDA</w:t>
+            </w:r>
+          </w:p>
+        </w:tc>
+        <w:tc>
+          <w:tcPr/>
+          <w:p>
+            <w:pPr>
+              <w:pStyle w:val="Compact"/>
+              <w:jc w:val="left"/>
+            </w:pPr>
+            <w:r>
+              <w:t xml:space="preserve">J4 pins 3 / 4</w:t>
+            </w:r>
+          </w:p>
+        </w:tc>
+        <w:tc>
+          <w:tcPr/>
+          <w:p>
+            <w:pPr>
+              <w:pStyle w:val="Compact"/>
+            </w:pPr>
+          </w:p>
+        </w:tc>
+      </w:tr>
+      <w:tr>
+        <w:tc>
+          <w:tcPr/>
+          <w:p>
+            <w:pPr>
+              <w:pStyle w:val="Compact"/>
+              <w:jc w:val="left"/>
+            </w:pPr>
+            <w:r>
+              <w:t xml:space="preserve">I2S MCLK / SCLK / LRCK</w:t>
+            </w:r>
+          </w:p>
+        </w:tc>
+        <w:tc>
+          <w:tcPr/>
+          <w:p>
+            <w:pPr>
+              <w:pStyle w:val="Compact"/>
+              <w:jc w:val="left"/>
+            </w:pPr>
+            <w:r>
+              <w:t xml:space="preserve">J4 pins 5 / 6 / 8</w:t>
+            </w:r>
+          </w:p>
+        </w:tc>
+        <w:tc>
+          <w:tcPr/>
+          <w:p>
+            <w:pPr>
+              <w:pStyle w:val="Compact"/>
+            </w:pPr>
+          </w:p>
+        </w:tc>
+      </w:tr>
+      <w:tr>
+        <w:tc>
+          <w:tcPr/>
+          <w:p>
+            <w:pPr>
+              <w:pStyle w:val="Compact"/>
+              <w:jc w:val="left"/>
+            </w:pPr>
+            <w:r>
+              <w:t xml:space="preserve">I2S ADC receive</w:t>
+            </w:r>
+          </w:p>
+        </w:tc>
+        <w:tc>
+          <w:tcPr/>
+          <w:p>
+            <w:pPr>
+              <w:pStyle w:val="Compact"/>
+              <w:jc w:val="left"/>
+            </w:pPr>
+            <w:r>
+              <w:t xml:space="preserve">J4 pin 7</w:t>
+            </w:r>
+          </w:p>
+        </w:tc>
+        <w:tc>
+          <w:tcPr/>
+          <w:p>
+            <w:pPr>
+              <w:pStyle w:val="Compact"/>
+            </w:pPr>
+          </w:p>
+        </w:tc>
+      </w:tr>
+      <w:tr>
+        <w:tc>
+          <w:tcPr/>
+          <w:p>
+            <w:pPr>
+              <w:pStyle w:val="Compact"/>
+              <w:jc w:val="left"/>
+            </w:pPr>
+            <w:r>
+              <w:t xml:space="preserve">I2S DAC transmit</w:t>
+            </w:r>
+          </w:p>
+        </w:tc>
+        <w:tc>
+          <w:tcPr/>
+          <w:p>
+            <w:pPr>
+              <w:pStyle w:val="Compact"/>
+              <w:jc w:val="left"/>
+            </w:pPr>
+            <w:r>
+              <w:t xml:space="preserve">J4 pin 9</w:t>
+            </w:r>
+          </w:p>
+        </w:tc>
+        <w:tc>
+          <w:tcPr/>
+          <w:p>
+            <w:pPr>
+              <w:pStyle w:val="Compact"/>
+            </w:pPr>
+          </w:p>
+        </w:tc>
+      </w:tr>
+      <w:tr>
+        <w:tc>
+          <w:tcPr/>
+          <w:p>
+            <w:pPr>
+              <w:pStyle w:val="Compact"/>
+              <w:jc w:val="left"/>
+            </w:pPr>
+            <w:r>
+              <w:t xml:space="preserve">Amplifier control</w:t>
+            </w:r>
+          </w:p>
+        </w:tc>
+        <w:tc>
+          <w:tcPr/>
+          <w:p>
+            <w:pPr>
+              <w:pStyle w:val="Compact"/>
+              <w:jc w:val="left"/>
+            </w:pPr>
+            <w:r>
+              <w:t xml:space="preserve">J4 pin 10</w:t>
+            </w:r>
+          </w:p>
+        </w:tc>
+        <w:tc>
+          <w:tcPr/>
+          <w:p>
+            <w:pPr>
+              <w:pStyle w:val="Compact"/>
+            </w:pPr>
+          </w:p>
+        </w:tc>
+      </w:tr>
+      <w:tr>
+        <w:tc>
+          <w:tcPr/>
+          <w:p>
+            <w:pPr>
+              <w:pStyle w:val="Compact"/>
+              <w:jc w:val="left"/>
+            </w:pPr>
+            <w:r>
+              <w:t xml:space="preserve">Supply / return</w:t>
+            </w:r>
+          </w:p>
+        </w:tc>
+        <w:tc>
+          <w:tcPr/>
+          <w:p>
+            <w:pPr>
+              <w:pStyle w:val="Compact"/>
+              <w:jc w:val="left"/>
+            </w:pPr>
+            <w:r>
+              <w:t xml:space="preserve">J4 pins 1 / 2</w:t>
+            </w:r>
+          </w:p>
+        </w:tc>
+        <w:tc>
+          <w:tcPr/>
+          <w:p>
+            <w:pPr>
+              <w:pStyle w:val="Compact"/>
+            </w:pPr>
           </w:p>
         </w:tc>
       </w:tr>
@@ -4918,23 +5559,17 @@
         <w:pStyle w:val="BodyText"/>
       </w:pPr>
       <w:r>
-        <w:t xml:space="preserve">The illustration abbreviates ASDOUT as DOUT, DSDIN1 as DIN, and PA_CTRL as PA.</w:t>
-      </w:r>
-      <w:r>
-        <w:t xml:space="preserve"> </w:t>
-      </w:r>
-      <w:r>
-        <w:t xml:space="preserve">The board silkscreen abbreviates ASDOUT as OUT. These are digital audio and</w:t>
-      </w:r>
-      <w:r>
-        <w:t xml:space="preserve"> </w:t>
-      </w:r>
-      <w:r>
-        <w:t xml:space="preserve">control signals, not the speaker output.</w:t>
-      </w:r>
-    </w:p>
-    <w:bookmarkEnd w:id="65"/>
-    <w:bookmarkStart w:id="66" w:name="host-pinout-compatibility"/>
+        <w:t xml:space="preserve">The module does not implement an Arduino Nano pinout. Host GPIO numbers,</w:t>
+      </w:r>
+      <w:r>
+        <w:t xml:space="preserve"> </w:t>
+      </w:r>
+      <w:r>
+        <w:t xml:space="preserve">voltage compatibility, and required firmware depend on the chosen controller.</w:t>
+      </w:r>
+    </w:p>
+    <w:bookmarkEnd w:id="66"/>
+    <w:bookmarkStart w:id="67" w:name="qwiic-connector"/>
     <w:p>
       <w:pPr>
         <w:pStyle w:val="Heading3"/>
@@ -4944,7 +5579,576 @@
           <w:bCs/>
           <w:b/>
         </w:rPr>
-        <w:t xml:space="preserve">4.2 Host Pinout Compatibility</w:t>
+        <w:t xml:space="preserve">4.3 QWIIC Connector</w:t>
+      </w:r>
+    </w:p>
+    <w:tbl>
+      <w:tblPr>
+        <w:tblStyle w:val="Table"/>
+        <w:tblW w:type="auto" w:w="0"/>
+        <w:tblLook w:firstRow="1" w:lastRow="0" w:firstColumn="0" w:lastColumn="0" w:noHBand="0" w:noVBand="0" w:val="0020"/>
+        <w:jc w:val="start"/>
+      </w:tblPr>
+      <w:tblGrid>
+        <w:gridCol w:w="3960"/>
+        <w:gridCol w:w="3960"/>
+      </w:tblGrid>
+      <w:tr>
+        <w:trPr>
+          <w:tblHeader w:val="true"/>
+        </w:trPr>
+        <w:tc>
+          <w:tcPr/>
+          <w:p>
+            <w:pPr>
+              <w:pStyle w:val="Compact"/>
+              <w:jc w:val="right"/>
+            </w:pPr>
+            <w:r>
+              <w:t xml:space="preserve">J6 pin</w:t>
+            </w:r>
+          </w:p>
+        </w:tc>
+        <w:tc>
+          <w:tcPr/>
+          <w:p>
+            <w:pPr>
+              <w:pStyle w:val="Compact"/>
+              <w:jc w:val="left"/>
+            </w:pPr>
+            <w:r>
+              <w:t xml:space="preserve">Schematic net</w:t>
+            </w:r>
+          </w:p>
+        </w:tc>
+      </w:tr>
+      <w:tr>
+        <w:tc>
+          <w:tcPr/>
+          <w:p>
+            <w:pPr>
+              <w:pStyle w:val="Compact"/>
+              <w:jc w:val="right"/>
+            </w:pPr>
+            <w:r>
+              <w:t xml:space="preserve">1</w:t>
+            </w:r>
+          </w:p>
+        </w:tc>
+        <w:tc>
+          <w:tcPr/>
+          <w:p>
+            <w:pPr>
+              <w:pStyle w:val="Compact"/>
+              <w:jc w:val="left"/>
+            </w:pPr>
+            <w:r>
+              <w:t xml:space="preserve">VCC</w:t>
+            </w:r>
+          </w:p>
+        </w:tc>
+      </w:tr>
+      <w:tr>
+        <w:tc>
+          <w:tcPr/>
+          <w:p>
+            <w:pPr>
+              <w:pStyle w:val="Compact"/>
+              <w:jc w:val="right"/>
+            </w:pPr>
+            <w:r>
+              <w:t xml:space="preserve">2</w:t>
+            </w:r>
+          </w:p>
+        </w:tc>
+        <w:tc>
+          <w:tcPr/>
+          <w:p>
+            <w:pPr>
+              <w:pStyle w:val="Compact"/>
+              <w:jc w:val="left"/>
+            </w:pPr>
+            <w:r>
+              <w:t xml:space="preserve">AGND</w:t>
+            </w:r>
+          </w:p>
+        </w:tc>
+      </w:tr>
+      <w:tr>
+        <w:tc>
+          <w:tcPr/>
+          <w:p>
+            <w:pPr>
+              <w:pStyle w:val="Compact"/>
+              <w:jc w:val="right"/>
+            </w:pPr>
+            <w:r>
+              <w:t xml:space="preserve">3</w:t>
+            </w:r>
+          </w:p>
+        </w:tc>
+        <w:tc>
+          <w:tcPr/>
+          <w:p>
+            <w:pPr>
+              <w:pStyle w:val="Compact"/>
+              <w:jc w:val="left"/>
+            </w:pPr>
+            <w:r>
+              <w:t xml:space="preserve">SDA</w:t>
+            </w:r>
+          </w:p>
+        </w:tc>
+      </w:tr>
+      <w:tr>
+        <w:tc>
+          <w:tcPr/>
+          <w:p>
+            <w:pPr>
+              <w:pStyle w:val="Compact"/>
+              <w:jc w:val="right"/>
+            </w:pPr>
+            <w:r>
+              <w:t xml:space="preserve">4</w:t>
+            </w:r>
+          </w:p>
+        </w:tc>
+        <w:tc>
+          <w:tcPr/>
+          <w:p>
+            <w:pPr>
+              <w:pStyle w:val="Compact"/>
+              <w:jc w:val="left"/>
+            </w:pPr>
+            <w:r>
+              <w:t xml:space="preserve">SCL</w:t>
+            </w:r>
+          </w:p>
+        </w:tc>
+      </w:tr>
+    </w:tbl>
+    <w:p>
+      <w:pPr>
+        <w:pStyle w:val="BodyText"/>
+      </w:pPr>
+      <w:r>
+        <w:t xml:space="preserve">The board calls J6 QWIIC, while the schematic connects its supply contact</w:t>
+      </w:r>
+      <w:r>
+        <w:t xml:space="preserve"> </w:t>
+      </w:r>
+      <w:r>
+        <w:t xml:space="preserve">to VCC. Connector pitch, mating part, and safe voltage for attached devices</w:t>
+      </w:r>
+      <w:r>
+        <w:t xml:space="preserve"> </w:t>
+      </w:r>
+      <w:r>
+        <w:t xml:space="preserve">are not established by the supplied documentation.</w:t>
+      </w:r>
+    </w:p>
+    <w:bookmarkEnd w:id="67"/>
+    <w:bookmarkStart w:id="68" w:name="microphone-connector"/>
+    <w:p>
+      <w:pPr>
+        <w:pStyle w:val="Heading3"/>
+      </w:pPr>
+      <w:r>
+        <w:rPr>
+          <w:bCs/>
+          <w:b/>
+        </w:rPr>
+        <w:t xml:space="preserve">4.4 Microphone Connector</w:t>
+      </w:r>
+    </w:p>
+    <w:p>
+      <w:pPr>
+        <w:pStyle w:val="FirstParagraph"/>
+      </w:pPr>
+      <w:r>
+        <w:t xml:space="preserve">J2 is a two-position connector for the external analog microphone circuit.</w:t>
+      </w:r>
+      <w:r>
+        <w:t xml:space="preserve"> </w:t>
+      </w:r>
+      <w:r>
+        <w:t xml:space="preserve">The schematic shows pin 1 on the MIC1P path and pin 2 on the MIC1N path.</w:t>
+      </w:r>
+      <w:r>
+        <w:t xml:space="preserve"> </w:t>
+      </w:r>
+      <w:r>
+        <w:t xml:space="preserve">Connector polarity and microphone electrical requirements must be checked</w:t>
+      </w:r>
+      <w:r>
+        <w:t xml:space="preserve"> </w:t>
+      </w:r>
+      <w:r>
+        <w:t xml:space="preserve">against the actual assembly.</w:t>
+      </w:r>
+    </w:p>
+    <w:bookmarkEnd w:id="68"/>
+    <w:bookmarkStart w:id="69" w:name="speaker-connections"/>
+    <w:p>
+      <w:pPr>
+        <w:pStyle w:val="Heading3"/>
+      </w:pPr>
+      <w:r>
+        <w:rPr>
+          <w:bCs/>
+          <w:b/>
+        </w:rPr>
+        <w:t xml:space="preserve">4.5 Speaker Connections</w:t>
+      </w:r>
+    </w:p>
+    <w:p>
+      <w:pPr>
+        <w:pStyle w:val="FirstParagraph"/>
+      </w:pPr>
+      <w:r>
+        <w:t xml:space="preserve">J1 is the two-position speaker connector: pin 1 is OUT+ and pin 2 is OUT−.</w:t>
+      </w:r>
+      <w:r>
+        <w:t xml:space="preserve"> </w:t>
+      </w:r>
+      <w:r>
+        <w:t xml:space="preserve">These are the differential outputs of the NS4150B amplifier. Neither contact</w:t>
+      </w:r>
+      <w:r>
+        <w:t xml:space="preserve"> </w:t>
+      </w:r>
+      <w:r>
+        <w:t xml:space="preserve">is a ground return.</w:t>
+      </w:r>
+    </w:p>
+    <w:bookmarkEnd w:id="69"/>
+    <w:bookmarkStart w:id="70" w:name="mm-audio-jack"/>
+    <w:p>
+      <w:pPr>
+        <w:pStyle w:val="Heading3"/>
+      </w:pPr>
+      <w:r>
+        <w:rPr>
+          <w:bCs/>
+          <w:b/>
+        </w:rPr>
+        <w:t xml:space="preserve">4.6 3.5 mm Audio Jack</w:t>
+      </w:r>
+    </w:p>
+    <w:p>
+      <w:pPr>
+        <w:pStyle w:val="FirstParagraph"/>
+      </w:pPr>
+      <w:r>
+        <w:t xml:space="preserve">J3 is a PJ-320D jack connected to the codec output path, MIC1P circuit, and</w:t>
+      </w:r>
+      <w:r>
+        <w:t xml:space="preserve"> </w:t>
+      </w:r>
+      <w:r>
+        <w:t xml:space="preserve">analog ground. The supplied schematic does not define a tested headset wiring</w:t>
+      </w:r>
+      <w:r>
+        <w:t xml:space="preserve"> </w:t>
+      </w:r>
+      <w:r>
+        <w:t xml:space="preserve">standard or a user-facing plug-contact pinout.</w:t>
+      </w:r>
+    </w:p>
+    <w:bookmarkEnd w:id="70"/>
+    <w:bookmarkStart w:id="71" w:name="power-and-amplifier-control"/>
+    <w:p>
+      <w:pPr>
+        <w:pStyle w:val="Heading3"/>
+      </w:pPr>
+      <w:r>
+        <w:rPr>
+          <w:bCs/>
+          <w:b/>
+        </w:rPr>
+        <w:t xml:space="preserve">4.7 Power and Amplifier Control</w:t>
+      </w:r>
+    </w:p>
+    <w:p>
+      <w:pPr>
+        <w:pStyle w:val="FirstParagraph"/>
+      </w:pPr>
+      <w:r>
+        <w:t xml:space="preserve">VCC enters through J4 and is also present at J6. There is no USB, BOOT, or</w:t>
+      </w:r>
+      <w:r>
+        <w:t xml:space="preserve"> </w:t>
+      </w:r>
+      <w:r>
+        <w:t xml:space="preserve">reset circuit on this module. J4 pin 10 carries PA_CTRL; the schematic connects</w:t>
+      </w:r>
+      <w:r>
+        <w:t xml:space="preserve"> </w:t>
+      </w:r>
+      <w:r>
+        <w:t xml:space="preserve">it to IC2 CTRL through R12. The required logic thresholds and safe power-up</w:t>
+      </w:r>
+      <w:r>
+        <w:t xml:space="preserve"> </w:t>
+      </w:r>
+      <w:r>
+        <w:t xml:space="preserve">sequence are not specified at module level.</w:t>
+      </w:r>
+    </w:p>
+    <w:bookmarkEnd w:id="71"/>
+    <w:bookmarkStart w:id="72" w:name="test-pads-and-assembly-options"/>
+    <w:p>
+      <w:pPr>
+        <w:pStyle w:val="Heading3"/>
+      </w:pPr>
+      <w:r>
+        <w:rPr>
+          <w:bCs/>
+          <w:b/>
+        </w:rPr>
+        <w:t xml:space="preserve">4.8 Test Pads and Assembly Options</w:t>
+      </w:r>
+    </w:p>
+    <w:p>
+      <w:pPr>
+        <w:pStyle w:val="FirstParagraph"/>
+      </w:pPr>
+      <w:r>
+        <w:t xml:space="preserve">The images show solder options labelled amplifier off and I2C address. The</w:t>
+      </w:r>
+      <w:r>
+        <w:t xml:space="preserve"> </w:t>
+      </w:r>
+      <w:r>
+        <w:t xml:space="preserve">revision 2.0 schematic shows a PA_CTRL-to-ground option and an ES8311 CE</w:t>
+      </w:r>
+      <w:r>
+        <w:t xml:space="preserve"> </w:t>
+      </w:r>
+      <w:r>
+        <w:t xml:space="preserve">pull-up. The default assembled configuration and rework instructions for</w:t>
+      </w:r>
+      <w:r>
+        <w:t xml:space="preserve"> </w:t>
+      </w:r>
+      <w:r>
+        <w:t xml:space="preserve">those options are not documented. Confirm the populated board before changing</w:t>
+      </w:r>
+      <w:r>
+        <w:t xml:space="preserve"> </w:t>
+      </w:r>
+      <w:r>
+        <w:t xml:space="preserve">either option.</w:t>
+      </w:r>
+    </w:p>
+    <w:bookmarkEnd w:id="72"/>
+    <w:bookmarkEnd w:id="73"/>
+    <w:bookmarkStart w:id="83" w:name="board-operation"/>
+    <w:p>
+      <w:pPr>
+        <w:pStyle w:val="Heading2"/>
+      </w:pPr>
+      <w:r>
+        <w:rPr>
+          <w:bCs/>
+          <w:b/>
+        </w:rPr>
+        <w:t xml:space="preserve">5 Board Operation</w:t>
+      </w:r>
+    </w:p>
+    <w:p>
+      <w:pPr>
+        <w:pStyle w:val="FirstParagraph"/>
+      </w:pPr>
+      <w:r>
+        <w:t xml:space="preserve">The module is a peripheral; setup is performed on an external host. The</w:t>
+      </w:r>
+      <w:r>
+        <w:t xml:space="preserve"> </w:t>
+      </w:r>
+      <w:r>
+        <w:t xml:space="preserve">ES8311 User Guide provides component-level register and clock information.</w:t>
+      </w:r>
+      <w:r>
+        <w:t xml:space="preserve"> </w:t>
+      </w:r>
+      <w:r>
+        <w:t xml:space="preserve">The repository currently contains no verified module-specific firmware example.</w:t>
+      </w:r>
+    </w:p>
+    <w:bookmarkStart w:id="74" w:name="getting-started-with-a-host-controller"/>
+    <w:p>
+      <w:pPr>
+        <w:pStyle w:val="Heading3"/>
+      </w:pPr>
+      <w:r>
+        <w:rPr>
+          <w:bCs/>
+          <w:b/>
+        </w:rPr>
+        <w:t xml:space="preserve">5.1 Getting Started with a Host Controller</w:t>
+      </w:r>
+    </w:p>
+    <w:p>
+      <w:pPr>
+        <w:pStyle w:val="FirstParagraph"/>
+      </w:pPr>
+      <w:r>
+        <w:t xml:space="preserve">Choose a host with an I2C controller and serial audio interface. Connect</w:t>
+      </w:r>
+      <w:r>
+        <w:t xml:space="preserve"> </w:t>
+      </w:r>
+      <w:r>
+        <w:t xml:space="preserve">supply, ground, SCL, SDA, serial audio data, and PA_CTRL to the J4 functions</w:t>
+      </w:r>
+      <w:r>
+        <w:t xml:space="preserve"> </w:t>
+      </w:r>
+      <w:r>
+        <w:t xml:space="preserve">in Chapter 4. Connect MCLK when selected as the codec’s internal clock source,</w:t>
+      </w:r>
+      <w:r>
+        <w:t xml:space="preserve"> </w:t>
+      </w:r>
+      <w:r>
+        <w:t xml:space="preserve">and set the host’s SCLK and LRCK direction to match the mode in Section 3.4.</w:t>
+      </w:r>
+      <w:r>
+        <w:t xml:space="preserve"> </w:t>
+      </w:r>
+      <w:r>
+        <w:t xml:space="preserve">Confirm power and logic compatibility before energizing the board. The correct</w:t>
+      </w:r>
+      <w:r>
+        <w:t xml:space="preserve"> </w:t>
+      </w:r>
+      <w:r>
+        <w:t xml:space="preserve">host pin numbers and codec driver depend on the host platform.</w:t>
+      </w:r>
+    </w:p>
+    <w:bookmarkEnd w:id="74"/>
+    <w:bookmarkStart w:id="75" w:name="first-power-up-and-inspection"/>
+    <w:p>
+      <w:pPr>
+        <w:pStyle w:val="Heading3"/>
+      </w:pPr>
+      <w:r>
+        <w:rPr>
+          <w:bCs/>
+          <w:b/>
+        </w:rPr>
+        <w:t xml:space="preserve">5.2 First Power-up and Inspection</w:t>
+      </w:r>
+    </w:p>
+    <w:p>
+      <w:pPr>
+        <w:pStyle w:val="FirstParagraph"/>
+      </w:pPr>
+      <w:r>
+        <w:t xml:space="preserve">Inspect connector orientation and the actual revision. Apply the supply</w:t>
+      </w:r>
+      <w:r>
+        <w:t xml:space="preserve"> </w:t>
+      </w:r>
+      <w:r>
+        <w:t xml:space="preserve">intended for that assembly using a current-limited source. The power LED</w:t>
+      </w:r>
+      <w:r>
+        <w:t xml:space="preserve"> </w:t>
+      </w:r>
+      <w:r>
+        <w:t xml:space="preserve">should indicate VCC presence. Verify 3V3 and A_3V3 before connecting a</w:t>
+      </w:r>
+      <w:r>
+        <w:t xml:space="preserve"> </w:t>
+      </w:r>
+      <w:r>
+        <w:t xml:space="preserve">speaker or microphone. The supplied documents contain no module current</w:t>
+      </w:r>
+      <w:r>
+        <w:t xml:space="preserve"> </w:t>
+      </w:r>
+      <w:r>
+        <w:t xml:space="preserve">limit or production acceptance test.</w:t>
+      </w:r>
+    </w:p>
+    <w:bookmarkEnd w:id="75"/>
+    <w:bookmarkStart w:id="76" w:name="control-and-clock-workflow"/>
+    <w:p>
+      <w:pPr>
+        <w:pStyle w:val="Heading3"/>
+      </w:pPr>
+      <w:r>
+        <w:rPr>
+          <w:bCs/>
+          <w:b/>
+        </w:rPr>
+        <w:t xml:space="preserve">5.3 Control and Clock Workflow</w:t>
+      </w:r>
+    </w:p>
+    <w:p>
+      <w:pPr>
+        <w:pStyle w:val="FirstParagraph"/>
+      </w:pPr>
+      <w:r>
+        <w:t xml:space="preserve">Use I2C to detect the codec at the 7-bit address 0x19 selected by the</w:t>
+      </w:r>
+      <w:r>
+        <w:t xml:space="preserve"> </w:t>
+      </w:r>
+      <w:r>
+        <w:t xml:space="preserve">revision 2.0 schematic’s CE pull-up. Configure the serial audio format,</w:t>
+      </w:r>
+      <w:r>
+        <w:t xml:space="preserve"> </w:t>
+      </w:r>
+      <w:r>
+        <w:t xml:space="preserve">word length, clock source, and clock dividers using the ES8311 User Guide.</w:t>
+      </w:r>
+      <w:r>
+        <w:t xml:space="preserve"> </w:t>
+      </w:r>
+      <w:r>
+        <w:t xml:space="preserve">After reset the codec defaults to slave mode, so the host drives SCLK and LRCK.</w:t>
+      </w:r>
+      <w:r>
+        <w:t xml:space="preserve"> </w:t>
+      </w:r>
+      <w:r>
+        <w:t xml:space="preserve">If master mode is selected, the codec drives those lines; the host must not</w:t>
+      </w:r>
+      <w:r>
+        <w:t xml:space="preserve"> </w:t>
+      </w:r>
+      <w:r>
+        <w:t xml:space="preserve">drive them at the same time. MCLK remains an input when selected as the clock</w:t>
+      </w:r>
+      <w:r>
+        <w:t xml:space="preserve"> </w:t>
+      </w:r>
+      <w:r>
+        <w:t xml:space="preserve">source. Enable the record and playback paths required by the application.</w:t>
+      </w:r>
+      <w:r>
+        <w:t xml:space="preserve"> </w:t>
+      </w:r>
+      <w:r>
+        <w:t xml:space="preserve">A board-tested register sequence has not been supplied.</w:t>
+      </w:r>
+    </w:p>
+    <w:bookmarkEnd w:id="76"/>
+    <w:bookmarkStart w:id="77" w:name="recommended-bring-up-sequence"/>
+    <w:p>
+      <w:pPr>
+        <w:pStyle w:val="Heading3"/>
+      </w:pPr>
+      <w:r>
+        <w:rPr>
+          <w:bCs/>
+          <w:b/>
+        </w:rPr>
+        <w:t xml:space="preserve">5.4 Recommended Bring-up Sequence</w:t>
       </w:r>
     </w:p>
     <w:tbl>
@@ -4968,239 +6172,301 @@
           <w:p>
             <w:pPr>
               <w:pStyle w:val="Compact"/>
-              <w:jc w:val="left"/>
-            </w:pPr>
-            <w:r>
-              <w:t xml:space="preserve">Host requirement</w:t>
-            </w:r>
-          </w:p>
-        </w:tc>
-        <w:tc>
-          <w:tcPr/>
-          <w:p>
-            <w:pPr>
-              <w:pStyle w:val="Compact"/>
-              <w:jc w:val="left"/>
-            </w:pPr>
-            <w:r>
-              <w:t xml:space="preserve">Module connection</w:t>
-            </w:r>
-          </w:p>
-        </w:tc>
-        <w:tc>
-          <w:tcPr/>
-          <w:p>
-            <w:pPr>
-              <w:pStyle w:val="Compact"/>
-              <w:jc w:val="left"/>
-            </w:pPr>
-            <w:r>
-              <w:t xml:space="preserve">Validated host mapping</w:t>
-            </w:r>
-          </w:p>
-        </w:tc>
-      </w:tr>
-      <w:tr>
-        <w:tc>
-          <w:tcPr/>
-          <w:p>
-            <w:pPr>
-              <w:pStyle w:val="Compact"/>
-              <w:jc w:val="left"/>
-            </w:pPr>
-            <w:r>
-              <w:t xml:space="preserve">I2C SCL / SDA</w:t>
-            </w:r>
-          </w:p>
-        </w:tc>
-        <w:tc>
-          <w:tcPr/>
-          <w:p>
-            <w:pPr>
-              <w:pStyle w:val="Compact"/>
-              <w:jc w:val="left"/>
-            </w:pPr>
-            <w:r>
-              <w:t xml:space="preserve">J4 pins 3 / 4</w:t>
-            </w:r>
-          </w:p>
-        </w:tc>
-        <w:tc>
-          <w:tcPr/>
-          <w:p>
-            <w:pPr>
-              <w:pStyle w:val="Compact"/>
-            </w:pPr>
-          </w:p>
-        </w:tc>
-      </w:tr>
-      <w:tr>
-        <w:tc>
-          <w:tcPr/>
-          <w:p>
-            <w:pPr>
-              <w:pStyle w:val="Compact"/>
-              <w:jc w:val="left"/>
-            </w:pPr>
-            <w:r>
-              <w:t xml:space="preserve">I2S MCLK / SCLK / LRCK</w:t>
-            </w:r>
-          </w:p>
-        </w:tc>
-        <w:tc>
-          <w:tcPr/>
-          <w:p>
-            <w:pPr>
-              <w:pStyle w:val="Compact"/>
-              <w:jc w:val="left"/>
-            </w:pPr>
-            <w:r>
-              <w:t xml:space="preserve">J4 pins 5 / 6 / 8</w:t>
-            </w:r>
-          </w:p>
-        </w:tc>
-        <w:tc>
-          <w:tcPr/>
-          <w:p>
-            <w:pPr>
-              <w:pStyle w:val="Compact"/>
-            </w:pPr>
-          </w:p>
-        </w:tc>
-      </w:tr>
-      <w:tr>
-        <w:tc>
-          <w:tcPr/>
-          <w:p>
-            <w:pPr>
-              <w:pStyle w:val="Compact"/>
-              <w:jc w:val="left"/>
-            </w:pPr>
-            <w:r>
-              <w:t xml:space="preserve">I2S ADC receive</w:t>
-            </w:r>
-          </w:p>
-        </w:tc>
-        <w:tc>
-          <w:tcPr/>
-          <w:p>
-            <w:pPr>
-              <w:pStyle w:val="Compact"/>
-              <w:jc w:val="left"/>
-            </w:pPr>
-            <w:r>
-              <w:t xml:space="preserve">J4 pin 7</w:t>
-            </w:r>
-          </w:p>
-        </w:tc>
-        <w:tc>
-          <w:tcPr/>
-          <w:p>
-            <w:pPr>
-              <w:pStyle w:val="Compact"/>
-            </w:pPr>
-          </w:p>
-        </w:tc>
-      </w:tr>
-      <w:tr>
-        <w:tc>
-          <w:tcPr/>
-          <w:p>
-            <w:pPr>
-              <w:pStyle w:val="Compact"/>
-              <w:jc w:val="left"/>
-            </w:pPr>
-            <w:r>
-              <w:t xml:space="preserve">I2S DAC transmit</w:t>
-            </w:r>
-          </w:p>
-        </w:tc>
-        <w:tc>
-          <w:tcPr/>
-          <w:p>
-            <w:pPr>
-              <w:pStyle w:val="Compact"/>
-              <w:jc w:val="left"/>
-            </w:pPr>
-            <w:r>
-              <w:t xml:space="preserve">J4 pin 9</w:t>
-            </w:r>
-          </w:p>
-        </w:tc>
-        <w:tc>
-          <w:tcPr/>
-          <w:p>
-            <w:pPr>
-              <w:pStyle w:val="Compact"/>
-            </w:pPr>
-          </w:p>
-        </w:tc>
-      </w:tr>
-      <w:tr>
-        <w:tc>
-          <w:tcPr/>
-          <w:p>
-            <w:pPr>
-              <w:pStyle w:val="Compact"/>
-              <w:jc w:val="left"/>
-            </w:pPr>
-            <w:r>
-              <w:t xml:space="preserve">Amplifier control</w:t>
-            </w:r>
-          </w:p>
-        </w:tc>
-        <w:tc>
-          <w:tcPr/>
-          <w:p>
-            <w:pPr>
-              <w:pStyle w:val="Compact"/>
-              <w:jc w:val="left"/>
-            </w:pPr>
-            <w:r>
-              <w:t xml:space="preserve">J4 pin 10</w:t>
-            </w:r>
-          </w:p>
-        </w:tc>
-        <w:tc>
-          <w:tcPr/>
-          <w:p>
-            <w:pPr>
-              <w:pStyle w:val="Compact"/>
-            </w:pPr>
-          </w:p>
-        </w:tc>
-      </w:tr>
-      <w:tr>
-        <w:tc>
-          <w:tcPr/>
-          <w:p>
-            <w:pPr>
-              <w:pStyle w:val="Compact"/>
-              <w:jc w:val="left"/>
-            </w:pPr>
-            <w:r>
-              <w:t xml:space="preserve">Supply / return</w:t>
-            </w:r>
-          </w:p>
-        </w:tc>
-        <w:tc>
-          <w:tcPr/>
-          <w:p>
-            <w:pPr>
-              <w:pStyle w:val="Compact"/>
-              <w:jc w:val="left"/>
-            </w:pPr>
-            <w:r>
-              <w:t xml:space="preserve">J4 pins 1 / 2</w:t>
-            </w:r>
-          </w:p>
-        </w:tc>
-        <w:tc>
-          <w:tcPr/>
-          <w:p>
-            <w:pPr>
-              <w:pStyle w:val="Compact"/>
-            </w:pPr>
+              <w:jc w:val="right"/>
+            </w:pPr>
+            <w:r>
+              <w:t xml:space="preserve">Step</w:t>
+            </w:r>
+          </w:p>
+        </w:tc>
+        <w:tc>
+          <w:tcPr/>
+          <w:p>
+            <w:pPr>
+              <w:pStyle w:val="Compact"/>
+              <w:jc w:val="left"/>
+            </w:pPr>
+            <w:r>
+              <w:t xml:space="preserve">Check</w:t>
+            </w:r>
+          </w:p>
+        </w:tc>
+        <w:tc>
+          <w:tcPr/>
+          <w:p>
+            <w:pPr>
+              <w:pStyle w:val="Compact"/>
+              <w:jc w:val="left"/>
+            </w:pPr>
+            <w:r>
+              <w:t xml:space="preserve">Expected observation</w:t>
+            </w:r>
+          </w:p>
+        </w:tc>
+      </w:tr>
+      <w:tr>
+        <w:tc>
+          <w:tcPr/>
+          <w:p>
+            <w:pPr>
+              <w:pStyle w:val="Compact"/>
+              <w:jc w:val="right"/>
+            </w:pPr>
+            <w:r>
+              <w:t xml:space="preserve">1</w:t>
+            </w:r>
+          </w:p>
+        </w:tc>
+        <w:tc>
+          <w:tcPr/>
+          <w:p>
+            <w:pPr>
+              <w:pStyle w:val="Compact"/>
+              <w:jc w:val="left"/>
+            </w:pPr>
+            <w:r>
+              <w:t xml:space="preserve">Power</w:t>
+            </w:r>
+          </w:p>
+        </w:tc>
+        <w:tc>
+          <w:tcPr/>
+          <w:p>
+            <w:pPr>
+              <w:pStyle w:val="Compact"/>
+              <w:jc w:val="left"/>
+            </w:pPr>
+            <w:r>
+              <w:t xml:space="preserve">VCC, 3V3, and A_3V3 present</w:t>
+            </w:r>
+          </w:p>
+        </w:tc>
+      </w:tr>
+      <w:tr>
+        <w:tc>
+          <w:tcPr/>
+          <w:p>
+            <w:pPr>
+              <w:pStyle w:val="Compact"/>
+              <w:jc w:val="right"/>
+            </w:pPr>
+            <w:r>
+              <w:t xml:space="preserve">2</w:t>
+            </w:r>
+          </w:p>
+        </w:tc>
+        <w:tc>
+          <w:tcPr/>
+          <w:p>
+            <w:pPr>
+              <w:pStyle w:val="Compact"/>
+              <w:jc w:val="left"/>
+            </w:pPr>
+            <w:r>
+              <w:t xml:space="preserve">Control</w:t>
+            </w:r>
+          </w:p>
+        </w:tc>
+        <w:tc>
+          <w:tcPr/>
+          <w:p>
+            <w:pPr>
+              <w:pStyle w:val="Compact"/>
+              <w:jc w:val="left"/>
+            </w:pPr>
+            <w:r>
+              <w:t xml:space="preserve">ES8311 responds at the configured I2C address</w:t>
+            </w:r>
+          </w:p>
+        </w:tc>
+      </w:tr>
+      <w:tr>
+        <w:tc>
+          <w:tcPr/>
+          <w:p>
+            <w:pPr>
+              <w:pStyle w:val="Compact"/>
+              <w:jc w:val="right"/>
+            </w:pPr>
+            <w:r>
+              <w:t xml:space="preserve">3</w:t>
+            </w:r>
+          </w:p>
+        </w:tc>
+        <w:tc>
+          <w:tcPr/>
+          <w:p>
+            <w:pPr>
+              <w:pStyle w:val="Compact"/>
+              <w:jc w:val="left"/>
+            </w:pPr>
+            <w:r>
+              <w:t xml:space="preserve">Clocks</w:t>
+            </w:r>
+          </w:p>
+        </w:tc>
+        <w:tc>
+          <w:tcPr/>
+          <w:p>
+            <w:pPr>
+              <w:pStyle w:val="Compact"/>
+              <w:jc w:val="left"/>
+            </w:pPr>
+            <w:r>
+              <w:t xml:space="preserve">MCLK, SCLK, and LRCK follow the selected mode</w:t>
+            </w:r>
+          </w:p>
+        </w:tc>
+      </w:tr>
+      <w:tr>
+        <w:tc>
+          <w:tcPr/>
+          <w:p>
+            <w:pPr>
+              <w:pStyle w:val="Compact"/>
+              <w:jc w:val="right"/>
+            </w:pPr>
+            <w:r>
+              <w:t xml:space="preserve">4</w:t>
+            </w:r>
+          </w:p>
+        </w:tc>
+        <w:tc>
+          <w:tcPr/>
+          <w:p>
+            <w:pPr>
+              <w:pStyle w:val="Compact"/>
+              <w:jc w:val="left"/>
+            </w:pPr>
+            <w:r>
+              <w:t xml:space="preserve">Playback</w:t>
+            </w:r>
+          </w:p>
+        </w:tc>
+        <w:tc>
+          <w:tcPr/>
+          <w:p>
+            <w:pPr>
+              <w:pStyle w:val="Compact"/>
+              <w:jc w:val="left"/>
+            </w:pPr>
+            <w:r>
+              <w:t xml:space="preserve">DSDIN1 carries audio data</w:t>
+            </w:r>
+          </w:p>
+        </w:tc>
+      </w:tr>
+      <w:tr>
+        <w:tc>
+          <w:tcPr/>
+          <w:p>
+            <w:pPr>
+              <w:pStyle w:val="Compact"/>
+              <w:jc w:val="right"/>
+            </w:pPr>
+            <w:r>
+              <w:t xml:space="preserve">5</w:t>
+            </w:r>
+          </w:p>
+        </w:tc>
+        <w:tc>
+          <w:tcPr/>
+          <w:p>
+            <w:pPr>
+              <w:pStyle w:val="Compact"/>
+              <w:jc w:val="left"/>
+            </w:pPr>
+            <w:r>
+              <w:t xml:space="preserve">Record</w:t>
+            </w:r>
+          </w:p>
+        </w:tc>
+        <w:tc>
+          <w:tcPr/>
+          <w:p>
+            <w:pPr>
+              <w:pStyle w:val="Compact"/>
+              <w:jc w:val="left"/>
+            </w:pPr>
+            <w:r>
+              <w:t xml:space="preserve">ASDOUT carries audio data</w:t>
+            </w:r>
+          </w:p>
+        </w:tc>
+      </w:tr>
+      <w:tr>
+        <w:tc>
+          <w:tcPr/>
+          <w:p>
+            <w:pPr>
+              <w:pStyle w:val="Compact"/>
+              <w:jc w:val="right"/>
+            </w:pPr>
+            <w:r>
+              <w:t xml:space="preserve">6</w:t>
+            </w:r>
+          </w:p>
+        </w:tc>
+        <w:tc>
+          <w:tcPr/>
+          <w:p>
+            <w:pPr>
+              <w:pStyle w:val="Compact"/>
+              <w:jc w:val="left"/>
+            </w:pPr>
+            <w:r>
+              <w:t xml:space="preserve">Amplifier</w:t>
+            </w:r>
+          </w:p>
+        </w:tc>
+        <w:tc>
+          <w:tcPr/>
+          <w:p>
+            <w:pPr>
+              <w:pStyle w:val="Compact"/>
+              <w:jc w:val="left"/>
+            </w:pPr>
+            <w:r>
+              <w:t xml:space="preserve">PA_CTRL selects the desired amplifier state</w:t>
+            </w:r>
+          </w:p>
+        </w:tc>
+      </w:tr>
+      <w:tr>
+        <w:tc>
+          <w:tcPr/>
+          <w:p>
+            <w:pPr>
+              <w:pStyle w:val="Compact"/>
+              <w:jc w:val="right"/>
+            </w:pPr>
+            <w:r>
+              <w:t xml:space="preserve">7</w:t>
+            </w:r>
+          </w:p>
+        </w:tc>
+        <w:tc>
+          <w:tcPr/>
+          <w:p>
+            <w:pPr>
+              <w:pStyle w:val="Compact"/>
+              <w:jc w:val="left"/>
+            </w:pPr>
+            <w:r>
+              <w:t xml:space="preserve">External audio</w:t>
+            </w:r>
+          </w:p>
+        </w:tc>
+        <w:tc>
+          <w:tcPr/>
+          <w:p>
+            <w:pPr>
+              <w:pStyle w:val="Compact"/>
+              <w:jc w:val="left"/>
+            </w:pPr>
+            <w:r>
+              <w:t xml:space="preserve">J1, J2, and J3 work with verified loads</w:t>
+            </w:r>
           </w:p>
         </w:tc>
       </w:tr>
@@ -5210,17 +6476,11 @@
         <w:pStyle w:val="BodyText"/>
       </w:pPr>
       <w:r>
-        <w:t xml:space="preserve">The module does not implement an Arduino Nano pinout. Host GPIO numbers,</w:t>
-      </w:r>
-      <w:r>
-        <w:t xml:space="preserve"> </w:t>
-      </w:r>
-      <w:r>
-        <w:t xml:space="preserve">voltage compatibility, and required firmware depend on the chosen controller.</w:t>
-      </w:r>
-    </w:p>
-    <w:bookmarkEnd w:id="66"/>
-    <w:bookmarkStart w:id="67" w:name="qwiic-connector"/>
+        <w:t xml:space="preserve">Measured pass/fail ranges for these checks are not published.</w:t>
+      </w:r>
+    </w:p>
+    <w:bookmarkEnd w:id="77"/>
+    <w:bookmarkStart w:id="78" w:name="firmware-example-collection"/>
     <w:p>
       <w:pPr>
         <w:pStyle w:val="Heading3"/>
@@ -5230,7 +6490,7 @@
           <w:bCs/>
           <w:b/>
         </w:rPr>
-        <w:t xml:space="preserve">4.3 QWIIC Connector</w:t>
+        <w:t xml:space="preserve">5.5 Firmware Example Collection</w:t>
       </w:r>
     </w:p>
     <w:tbl>
@@ -5253,893 +6513,6 @@
           <w:p>
             <w:pPr>
               <w:pStyle w:val="Compact"/>
-              <w:jc w:val="right"/>
-            </w:pPr>
-            <w:r>
-              <w:t xml:space="preserve">J6 pin</w:t>
-            </w:r>
-          </w:p>
-        </w:tc>
-        <w:tc>
-          <w:tcPr/>
-          <w:p>
-            <w:pPr>
-              <w:pStyle w:val="Compact"/>
-              <w:jc w:val="left"/>
-            </w:pPr>
-            <w:r>
-              <w:t xml:space="preserve">Schematic net</w:t>
-            </w:r>
-          </w:p>
-        </w:tc>
-      </w:tr>
-      <w:tr>
-        <w:tc>
-          <w:tcPr/>
-          <w:p>
-            <w:pPr>
-              <w:pStyle w:val="Compact"/>
-              <w:jc w:val="right"/>
-            </w:pPr>
-            <w:r>
-              <w:t xml:space="preserve">1</w:t>
-            </w:r>
-          </w:p>
-        </w:tc>
-        <w:tc>
-          <w:tcPr/>
-          <w:p>
-            <w:pPr>
-              <w:pStyle w:val="Compact"/>
-              <w:jc w:val="left"/>
-            </w:pPr>
-            <w:r>
-              <w:t xml:space="preserve">VCC</w:t>
-            </w:r>
-          </w:p>
-        </w:tc>
-      </w:tr>
-      <w:tr>
-        <w:tc>
-          <w:tcPr/>
-          <w:p>
-            <w:pPr>
-              <w:pStyle w:val="Compact"/>
-              <w:jc w:val="right"/>
-            </w:pPr>
-            <w:r>
-              <w:t xml:space="preserve">2</w:t>
-            </w:r>
-          </w:p>
-        </w:tc>
-        <w:tc>
-          <w:tcPr/>
-          <w:p>
-            <w:pPr>
-              <w:pStyle w:val="Compact"/>
-              <w:jc w:val="left"/>
-            </w:pPr>
-            <w:r>
-              <w:t xml:space="preserve">AGND</w:t>
-            </w:r>
-          </w:p>
-        </w:tc>
-      </w:tr>
-      <w:tr>
-        <w:tc>
-          <w:tcPr/>
-          <w:p>
-            <w:pPr>
-              <w:pStyle w:val="Compact"/>
-              <w:jc w:val="right"/>
-            </w:pPr>
-            <w:r>
-              <w:t xml:space="preserve">3</w:t>
-            </w:r>
-          </w:p>
-        </w:tc>
-        <w:tc>
-          <w:tcPr/>
-          <w:p>
-            <w:pPr>
-              <w:pStyle w:val="Compact"/>
-              <w:jc w:val="left"/>
-            </w:pPr>
-            <w:r>
-              <w:t xml:space="preserve">SDA</w:t>
-            </w:r>
-          </w:p>
-        </w:tc>
-      </w:tr>
-      <w:tr>
-        <w:tc>
-          <w:tcPr/>
-          <w:p>
-            <w:pPr>
-              <w:pStyle w:val="Compact"/>
-              <w:jc w:val="right"/>
-            </w:pPr>
-            <w:r>
-              <w:t xml:space="preserve">4</w:t>
-            </w:r>
-          </w:p>
-        </w:tc>
-        <w:tc>
-          <w:tcPr/>
-          <w:p>
-            <w:pPr>
-              <w:pStyle w:val="Compact"/>
-              <w:jc w:val="left"/>
-            </w:pPr>
-            <w:r>
-              <w:t xml:space="preserve">SCL</w:t>
-            </w:r>
-          </w:p>
-        </w:tc>
-      </w:tr>
-    </w:tbl>
-    <w:p>
-      <w:pPr>
-        <w:pStyle w:val="BodyText"/>
-      </w:pPr>
-      <w:r>
-        <w:t xml:space="preserve">The board calls J6 QWIIC, while the schematic connects its supply contact</w:t>
-      </w:r>
-      <w:r>
-        <w:t xml:space="preserve"> </w:t>
-      </w:r>
-      <w:r>
-        <w:t xml:space="preserve">to VCC. Connector pitch, mating part, and safe voltage for attached devices</w:t>
-      </w:r>
-      <w:r>
-        <w:t xml:space="preserve"> </w:t>
-      </w:r>
-      <w:r>
-        <w:t xml:space="preserve">are not established by the supplied documentation.</w:t>
-      </w:r>
-    </w:p>
-    <w:bookmarkEnd w:id="67"/>
-    <w:bookmarkStart w:id="68" w:name="microphone-connector"/>
-    <w:p>
-      <w:pPr>
-        <w:pStyle w:val="Heading3"/>
-      </w:pPr>
-      <w:r>
-        <w:rPr>
-          <w:bCs/>
-          <w:b/>
-        </w:rPr>
-        <w:t xml:space="preserve">4.4 Microphone Connector</w:t>
-      </w:r>
-    </w:p>
-    <w:p>
-      <w:pPr>
-        <w:pStyle w:val="FirstParagraph"/>
-      </w:pPr>
-      <w:r>
-        <w:t xml:space="preserve">J2 is a two-position connector for the external analog microphone circuit.</w:t>
-      </w:r>
-      <w:r>
-        <w:t xml:space="preserve"> </w:t>
-      </w:r>
-      <w:r>
-        <w:t xml:space="preserve">The schematic shows pin 1 on the MIC1P path and pin 2 on the MIC1N path.</w:t>
-      </w:r>
-      <w:r>
-        <w:t xml:space="preserve"> </w:t>
-      </w:r>
-      <w:r>
-        <w:t xml:space="preserve">Connector polarity and microphone electrical requirements must be checked</w:t>
-      </w:r>
-      <w:r>
-        <w:t xml:space="preserve"> </w:t>
-      </w:r>
-      <w:r>
-        <w:t xml:space="preserve">against the actual assembly.</w:t>
-      </w:r>
-    </w:p>
-    <w:bookmarkEnd w:id="68"/>
-    <w:bookmarkStart w:id="69" w:name="speaker-connections"/>
-    <w:p>
-      <w:pPr>
-        <w:pStyle w:val="Heading3"/>
-      </w:pPr>
-      <w:r>
-        <w:rPr>
-          <w:bCs/>
-          <w:b/>
-        </w:rPr>
-        <w:t xml:space="preserve">4.5 Speaker Connections</w:t>
-      </w:r>
-    </w:p>
-    <w:p>
-      <w:pPr>
-        <w:pStyle w:val="FirstParagraph"/>
-      </w:pPr>
-      <w:r>
-        <w:t xml:space="preserve">J1 is the two-position speaker connector: pin 1 is OUT+ and pin 2 is OUT−.</w:t>
-      </w:r>
-      <w:r>
-        <w:t xml:space="preserve"> </w:t>
-      </w:r>
-      <w:r>
-        <w:t xml:space="preserve">These are the differential outputs of the NS4150B amplifier. Neither contact</w:t>
-      </w:r>
-      <w:r>
-        <w:t xml:space="preserve"> </w:t>
-      </w:r>
-      <w:r>
-        <w:t xml:space="preserve">is a ground return.</w:t>
-      </w:r>
-    </w:p>
-    <w:bookmarkEnd w:id="69"/>
-    <w:bookmarkStart w:id="70" w:name="mm-audio-jack"/>
-    <w:p>
-      <w:pPr>
-        <w:pStyle w:val="Heading3"/>
-      </w:pPr>
-      <w:r>
-        <w:rPr>
-          <w:bCs/>
-          <w:b/>
-        </w:rPr>
-        <w:t xml:space="preserve">4.6 3.5 mm Audio Jack</w:t>
-      </w:r>
-    </w:p>
-    <w:p>
-      <w:pPr>
-        <w:pStyle w:val="FirstParagraph"/>
-      </w:pPr>
-      <w:r>
-        <w:t xml:space="preserve">J3 is a PJ-320D jack connected to the codec output path, MIC1P circuit, and</w:t>
-      </w:r>
-      <w:r>
-        <w:t xml:space="preserve"> </w:t>
-      </w:r>
-      <w:r>
-        <w:t xml:space="preserve">analog ground. The supplied schematic does not define a tested headset wiring</w:t>
-      </w:r>
-      <w:r>
-        <w:t xml:space="preserve"> </w:t>
-      </w:r>
-      <w:r>
-        <w:t xml:space="preserve">standard or a user-facing plug-contact pinout.</w:t>
-      </w:r>
-    </w:p>
-    <w:bookmarkEnd w:id="70"/>
-    <w:bookmarkStart w:id="71" w:name="power-and-amplifier-control"/>
-    <w:p>
-      <w:pPr>
-        <w:pStyle w:val="Heading3"/>
-      </w:pPr>
-      <w:r>
-        <w:rPr>
-          <w:bCs/>
-          <w:b/>
-        </w:rPr>
-        <w:t xml:space="preserve">4.7 Power and Amplifier Control</w:t>
-      </w:r>
-    </w:p>
-    <w:p>
-      <w:pPr>
-        <w:pStyle w:val="FirstParagraph"/>
-      </w:pPr>
-      <w:r>
-        <w:t xml:space="preserve">VCC enters through J4 and is also present at J6. There is no USB, BOOT, or</w:t>
-      </w:r>
-      <w:r>
-        <w:t xml:space="preserve"> </w:t>
-      </w:r>
-      <w:r>
-        <w:t xml:space="preserve">reset circuit on this module. J4 pin 10 carries PA_CTRL; the schematic connects</w:t>
-      </w:r>
-      <w:r>
-        <w:t xml:space="preserve"> </w:t>
-      </w:r>
-      <w:r>
-        <w:t xml:space="preserve">it to IC2 CTRL through R12. The required logic thresholds and safe power-up</w:t>
-      </w:r>
-      <w:r>
-        <w:t xml:space="preserve"> </w:t>
-      </w:r>
-      <w:r>
-        <w:t xml:space="preserve">sequence are not specified at module level.</w:t>
-      </w:r>
-    </w:p>
-    <w:bookmarkEnd w:id="71"/>
-    <w:bookmarkStart w:id="72" w:name="test-pads-and-assembly-options"/>
-    <w:p>
-      <w:pPr>
-        <w:pStyle w:val="Heading3"/>
-      </w:pPr>
-      <w:r>
-        <w:rPr>
-          <w:bCs/>
-          <w:b/>
-        </w:rPr>
-        <w:t xml:space="preserve">4.8 Test Pads and Assembly Options</w:t>
-      </w:r>
-    </w:p>
-    <w:p>
-      <w:pPr>
-        <w:pStyle w:val="FirstParagraph"/>
-      </w:pPr>
-      <w:r>
-        <w:t xml:space="preserve">The images show solder options labelled amplifier off and I2C address. The</w:t>
-      </w:r>
-      <w:r>
-        <w:t xml:space="preserve"> </w:t>
-      </w:r>
-      <w:r>
-        <w:t xml:space="preserve">revision 2.0 schematic shows a PA_CTRL-to-ground option and an ES8311 CE</w:t>
-      </w:r>
-      <w:r>
-        <w:t xml:space="preserve"> </w:t>
-      </w:r>
-      <w:r>
-        <w:t xml:space="preserve">pull-up. The default assembled configuration and rework instructions for</w:t>
-      </w:r>
-      <w:r>
-        <w:t xml:space="preserve"> </w:t>
-      </w:r>
-      <w:r>
-        <w:t xml:space="preserve">those options are not documented. Confirm the populated board before changing</w:t>
-      </w:r>
-      <w:r>
-        <w:t xml:space="preserve"> </w:t>
-      </w:r>
-      <w:r>
-        <w:t xml:space="preserve">either option.</w:t>
-      </w:r>
-    </w:p>
-    <w:bookmarkEnd w:id="72"/>
-    <w:bookmarkEnd w:id="73"/>
-    <w:bookmarkStart w:id="83" w:name="board-operation"/>
-    <w:p>
-      <w:pPr>
-        <w:pStyle w:val="Heading2"/>
-      </w:pPr>
-      <w:r>
-        <w:rPr>
-          <w:bCs/>
-          <w:b/>
-        </w:rPr>
-        <w:t xml:space="preserve">5 Board Operation</w:t>
-      </w:r>
-    </w:p>
-    <w:p>
-      <w:pPr>
-        <w:pStyle w:val="FirstParagraph"/>
-      </w:pPr>
-      <w:r>
-        <w:t xml:space="preserve">The module is a peripheral; setup is performed on an external host. The</w:t>
-      </w:r>
-      <w:r>
-        <w:t xml:space="preserve"> </w:t>
-      </w:r>
-      <w:r>
-        <w:t xml:space="preserve">ES8311 User Guide provides component-level register and clock information.</w:t>
-      </w:r>
-      <w:r>
-        <w:t xml:space="preserve"> </w:t>
-      </w:r>
-      <w:r>
-        <w:t xml:space="preserve">The repository currently contains no verified module-specific firmware example.</w:t>
-      </w:r>
-    </w:p>
-    <w:bookmarkStart w:id="74" w:name="getting-started-with-a-host-controller"/>
-    <w:p>
-      <w:pPr>
-        <w:pStyle w:val="Heading3"/>
-      </w:pPr>
-      <w:r>
-        <w:rPr>
-          <w:bCs/>
-          <w:b/>
-        </w:rPr>
-        <w:t xml:space="preserve">5.1 Getting Started with a Host Controller</w:t>
-      </w:r>
-    </w:p>
-    <w:p>
-      <w:pPr>
-        <w:pStyle w:val="FirstParagraph"/>
-      </w:pPr>
-      <w:r>
-        <w:t xml:space="preserve">Choose a host with an I2C controller and serial audio interface. Wire its</w:t>
-      </w:r>
-      <w:r>
-        <w:t xml:space="preserve"> </w:t>
-      </w:r>
-      <w:r>
-        <w:t xml:space="preserve">supply, ground, SDA, SCL, MCLK, SCLK, LRCK, audio input, and audio output to</w:t>
-      </w:r>
-      <w:r>
-        <w:t xml:space="preserve"> </w:t>
-      </w:r>
-      <w:r>
-        <w:t xml:space="preserve">the J4 functions in Chapter 4. Confirm power and logic compatibility before</w:t>
-      </w:r>
-      <w:r>
-        <w:t xml:space="preserve"> </w:t>
-      </w:r>
-      <w:r>
-        <w:t xml:space="preserve">energizing the board. The correct host pin numbers and codec driver depend on</w:t>
-      </w:r>
-      <w:r>
-        <w:t xml:space="preserve"> </w:t>
-      </w:r>
-      <w:r>
-        <w:t xml:space="preserve">the host platform.</w:t>
-      </w:r>
-    </w:p>
-    <w:bookmarkEnd w:id="74"/>
-    <w:bookmarkStart w:id="75" w:name="first-power-up-and-inspection"/>
-    <w:p>
-      <w:pPr>
-        <w:pStyle w:val="Heading3"/>
-      </w:pPr>
-      <w:r>
-        <w:rPr>
-          <w:bCs/>
-          <w:b/>
-        </w:rPr>
-        <w:t xml:space="preserve">5.2 First Power-up and Inspection</w:t>
-      </w:r>
-    </w:p>
-    <w:p>
-      <w:pPr>
-        <w:pStyle w:val="FirstParagraph"/>
-      </w:pPr>
-      <w:r>
-        <w:t xml:space="preserve">Inspect connector orientation and the actual revision. Apply the supply</w:t>
-      </w:r>
-      <w:r>
-        <w:t xml:space="preserve"> </w:t>
-      </w:r>
-      <w:r>
-        <w:t xml:space="preserve">intended for that assembly using a current-limited source. The power LED</w:t>
-      </w:r>
-      <w:r>
-        <w:t xml:space="preserve"> </w:t>
-      </w:r>
-      <w:r>
-        <w:t xml:space="preserve">should indicate VCC presence. Verify 3V3 and A_3V3 before connecting a</w:t>
-      </w:r>
-      <w:r>
-        <w:t xml:space="preserve"> </w:t>
-      </w:r>
-      <w:r>
-        <w:t xml:space="preserve">speaker or microphone. The supplied documents contain no module current</w:t>
-      </w:r>
-      <w:r>
-        <w:t xml:space="preserve"> </w:t>
-      </w:r>
-      <w:r>
-        <w:t xml:space="preserve">limit or production acceptance test.</w:t>
-      </w:r>
-    </w:p>
-    <w:bookmarkEnd w:id="75"/>
-    <w:bookmarkStart w:id="76" w:name="control-and-clock-workflow"/>
-    <w:p>
-      <w:pPr>
-        <w:pStyle w:val="Heading3"/>
-      </w:pPr>
-      <w:r>
-        <w:rPr>
-          <w:bCs/>
-          <w:b/>
-        </w:rPr>
-        <w:t xml:space="preserve">5.3 Control and Clock Workflow</w:t>
-      </w:r>
-    </w:p>
-    <w:p>
-      <w:pPr>
-        <w:pStyle w:val="FirstParagraph"/>
-      </w:pPr>
-      <w:r>
-        <w:t xml:space="preserve">Use I2C to detect the codec at 0x19 for the revision 2.0 schematic’s CE</w:t>
-      </w:r>
-      <w:r>
-        <w:t xml:space="preserve"> </w:t>
-      </w:r>
-      <w:r>
-        <w:t xml:space="preserve">pull-up. Configure the ES8311 using the User Guide. Select master or slave</w:t>
-      </w:r>
-      <w:r>
-        <w:t xml:space="preserve"> </w:t>
-      </w:r>
-      <w:r>
-        <w:t xml:space="preserve">mode and provide a valid MCLK/SCLK/LRCK relationship. Enable the record and</w:t>
-      </w:r>
-      <w:r>
-        <w:t xml:space="preserve"> </w:t>
-      </w:r>
-      <w:r>
-        <w:t xml:space="preserve">playback paths required by the application. A board-tested register sequence</w:t>
-      </w:r>
-      <w:r>
-        <w:t xml:space="preserve"> </w:t>
-      </w:r>
-      <w:r>
-        <w:t xml:space="preserve">has not been supplied.</w:t>
-      </w:r>
-    </w:p>
-    <w:bookmarkEnd w:id="76"/>
-    <w:bookmarkStart w:id="77" w:name="recommended-bring-up-sequence"/>
-    <w:p>
-      <w:pPr>
-        <w:pStyle w:val="Heading3"/>
-      </w:pPr>
-      <w:r>
-        <w:rPr>
-          <w:bCs/>
-          <w:b/>
-        </w:rPr>
-        <w:t xml:space="preserve">5.4 Recommended Bring-up Sequence</w:t>
-      </w:r>
-    </w:p>
-    <w:tbl>
-      <w:tblPr>
-        <w:tblStyle w:val="Table"/>
-        <w:tblW w:type="auto" w:w="0"/>
-        <w:tblLook w:firstRow="1" w:lastRow="0" w:firstColumn="0" w:lastColumn="0" w:noHBand="0" w:noVBand="0" w:val="0020"/>
-        <w:jc w:val="start"/>
-      </w:tblPr>
-      <w:tblGrid>
-        <w:gridCol w:w="2640"/>
-        <w:gridCol w:w="2640"/>
-        <w:gridCol w:w="2640"/>
-      </w:tblGrid>
-      <w:tr>
-        <w:trPr>
-          <w:tblHeader w:val="true"/>
-        </w:trPr>
-        <w:tc>
-          <w:tcPr/>
-          <w:p>
-            <w:pPr>
-              <w:pStyle w:val="Compact"/>
-              <w:jc w:val="right"/>
-            </w:pPr>
-            <w:r>
-              <w:t xml:space="preserve">Step</w:t>
-            </w:r>
-          </w:p>
-        </w:tc>
-        <w:tc>
-          <w:tcPr/>
-          <w:p>
-            <w:pPr>
-              <w:pStyle w:val="Compact"/>
-              <w:jc w:val="left"/>
-            </w:pPr>
-            <w:r>
-              <w:t xml:space="preserve">Check</w:t>
-            </w:r>
-          </w:p>
-        </w:tc>
-        <w:tc>
-          <w:tcPr/>
-          <w:p>
-            <w:pPr>
-              <w:pStyle w:val="Compact"/>
-              <w:jc w:val="left"/>
-            </w:pPr>
-            <w:r>
-              <w:t xml:space="preserve">Expected observation</w:t>
-            </w:r>
-          </w:p>
-        </w:tc>
-      </w:tr>
-      <w:tr>
-        <w:tc>
-          <w:tcPr/>
-          <w:p>
-            <w:pPr>
-              <w:pStyle w:val="Compact"/>
-              <w:jc w:val="right"/>
-            </w:pPr>
-            <w:r>
-              <w:t xml:space="preserve">1</w:t>
-            </w:r>
-          </w:p>
-        </w:tc>
-        <w:tc>
-          <w:tcPr/>
-          <w:p>
-            <w:pPr>
-              <w:pStyle w:val="Compact"/>
-              <w:jc w:val="left"/>
-            </w:pPr>
-            <w:r>
-              <w:t xml:space="preserve">Power</w:t>
-            </w:r>
-          </w:p>
-        </w:tc>
-        <w:tc>
-          <w:tcPr/>
-          <w:p>
-            <w:pPr>
-              <w:pStyle w:val="Compact"/>
-              <w:jc w:val="left"/>
-            </w:pPr>
-            <w:r>
-              <w:t xml:space="preserve">VCC, 3V3, and A_3V3 present</w:t>
-            </w:r>
-          </w:p>
-        </w:tc>
-      </w:tr>
-      <w:tr>
-        <w:tc>
-          <w:tcPr/>
-          <w:p>
-            <w:pPr>
-              <w:pStyle w:val="Compact"/>
-              <w:jc w:val="right"/>
-            </w:pPr>
-            <w:r>
-              <w:t xml:space="preserve">2</w:t>
-            </w:r>
-          </w:p>
-        </w:tc>
-        <w:tc>
-          <w:tcPr/>
-          <w:p>
-            <w:pPr>
-              <w:pStyle w:val="Compact"/>
-              <w:jc w:val="left"/>
-            </w:pPr>
-            <w:r>
-              <w:t xml:space="preserve">Control</w:t>
-            </w:r>
-          </w:p>
-        </w:tc>
-        <w:tc>
-          <w:tcPr/>
-          <w:p>
-            <w:pPr>
-              <w:pStyle w:val="Compact"/>
-              <w:jc w:val="left"/>
-            </w:pPr>
-            <w:r>
-              <w:t xml:space="preserve">ES8311 responds at the configured I2C address</w:t>
-            </w:r>
-          </w:p>
-        </w:tc>
-      </w:tr>
-      <w:tr>
-        <w:tc>
-          <w:tcPr/>
-          <w:p>
-            <w:pPr>
-              <w:pStyle w:val="Compact"/>
-              <w:jc w:val="right"/>
-            </w:pPr>
-            <w:r>
-              <w:t xml:space="preserve">3</w:t>
-            </w:r>
-          </w:p>
-        </w:tc>
-        <w:tc>
-          <w:tcPr/>
-          <w:p>
-            <w:pPr>
-              <w:pStyle w:val="Compact"/>
-              <w:jc w:val="left"/>
-            </w:pPr>
-            <w:r>
-              <w:t xml:space="preserve">Clocks</w:t>
-            </w:r>
-          </w:p>
-        </w:tc>
-        <w:tc>
-          <w:tcPr/>
-          <w:p>
-            <w:pPr>
-              <w:pStyle w:val="Compact"/>
-              <w:jc w:val="left"/>
-            </w:pPr>
-            <w:r>
-              <w:t xml:space="preserve">MCLK, SCLK, and LRCK follow the selected mode</w:t>
-            </w:r>
-          </w:p>
-        </w:tc>
-      </w:tr>
-      <w:tr>
-        <w:tc>
-          <w:tcPr/>
-          <w:p>
-            <w:pPr>
-              <w:pStyle w:val="Compact"/>
-              <w:jc w:val="right"/>
-            </w:pPr>
-            <w:r>
-              <w:t xml:space="preserve">4</w:t>
-            </w:r>
-          </w:p>
-        </w:tc>
-        <w:tc>
-          <w:tcPr/>
-          <w:p>
-            <w:pPr>
-              <w:pStyle w:val="Compact"/>
-              <w:jc w:val="left"/>
-            </w:pPr>
-            <w:r>
-              <w:t xml:space="preserve">Playback</w:t>
-            </w:r>
-          </w:p>
-        </w:tc>
-        <w:tc>
-          <w:tcPr/>
-          <w:p>
-            <w:pPr>
-              <w:pStyle w:val="Compact"/>
-              <w:jc w:val="left"/>
-            </w:pPr>
-            <w:r>
-              <w:t xml:space="preserve">DSDIN1 carries audio data</w:t>
-            </w:r>
-          </w:p>
-        </w:tc>
-      </w:tr>
-      <w:tr>
-        <w:tc>
-          <w:tcPr/>
-          <w:p>
-            <w:pPr>
-              <w:pStyle w:val="Compact"/>
-              <w:jc w:val="right"/>
-            </w:pPr>
-            <w:r>
-              <w:t xml:space="preserve">5</w:t>
-            </w:r>
-          </w:p>
-        </w:tc>
-        <w:tc>
-          <w:tcPr/>
-          <w:p>
-            <w:pPr>
-              <w:pStyle w:val="Compact"/>
-              <w:jc w:val="left"/>
-            </w:pPr>
-            <w:r>
-              <w:t xml:space="preserve">Record</w:t>
-            </w:r>
-          </w:p>
-        </w:tc>
-        <w:tc>
-          <w:tcPr/>
-          <w:p>
-            <w:pPr>
-              <w:pStyle w:val="Compact"/>
-              <w:jc w:val="left"/>
-            </w:pPr>
-            <w:r>
-              <w:t xml:space="preserve">ASDOUT carries audio data</w:t>
-            </w:r>
-          </w:p>
-        </w:tc>
-      </w:tr>
-      <w:tr>
-        <w:tc>
-          <w:tcPr/>
-          <w:p>
-            <w:pPr>
-              <w:pStyle w:val="Compact"/>
-              <w:jc w:val="right"/>
-            </w:pPr>
-            <w:r>
-              <w:t xml:space="preserve">6</w:t>
-            </w:r>
-          </w:p>
-        </w:tc>
-        <w:tc>
-          <w:tcPr/>
-          <w:p>
-            <w:pPr>
-              <w:pStyle w:val="Compact"/>
-              <w:jc w:val="left"/>
-            </w:pPr>
-            <w:r>
-              <w:t xml:space="preserve">Amplifier</w:t>
-            </w:r>
-          </w:p>
-        </w:tc>
-        <w:tc>
-          <w:tcPr/>
-          <w:p>
-            <w:pPr>
-              <w:pStyle w:val="Compact"/>
-              <w:jc w:val="left"/>
-            </w:pPr>
-            <w:r>
-              <w:t xml:space="preserve">PA_CTRL selects the desired amplifier state</w:t>
-            </w:r>
-          </w:p>
-        </w:tc>
-      </w:tr>
-      <w:tr>
-        <w:tc>
-          <w:tcPr/>
-          <w:p>
-            <w:pPr>
-              <w:pStyle w:val="Compact"/>
-              <w:jc w:val="right"/>
-            </w:pPr>
-            <w:r>
-              <w:t xml:space="preserve">7</w:t>
-            </w:r>
-          </w:p>
-        </w:tc>
-        <w:tc>
-          <w:tcPr/>
-          <w:p>
-            <w:pPr>
-              <w:pStyle w:val="Compact"/>
-              <w:jc w:val="left"/>
-            </w:pPr>
-            <w:r>
-              <w:t xml:space="preserve">External audio</w:t>
-            </w:r>
-          </w:p>
-        </w:tc>
-        <w:tc>
-          <w:tcPr/>
-          <w:p>
-            <w:pPr>
-              <w:pStyle w:val="Compact"/>
-              <w:jc w:val="left"/>
-            </w:pPr>
-            <w:r>
-              <w:t xml:space="preserve">J1, J2, and J3 work with verified loads</w:t>
-            </w:r>
-          </w:p>
-        </w:tc>
-      </w:tr>
-    </w:tbl>
-    <w:p>
-      <w:pPr>
-        <w:pStyle w:val="BodyText"/>
-      </w:pPr>
-      <w:r>
-        <w:t xml:space="preserve">Measured pass/fail ranges for these checks are not published.</w:t>
-      </w:r>
-    </w:p>
-    <w:bookmarkEnd w:id="77"/>
-    <w:bookmarkStart w:id="78" w:name="firmware-example-collection"/>
-    <w:p>
-      <w:pPr>
-        <w:pStyle w:val="Heading3"/>
-      </w:pPr>
-      <w:r>
-        <w:rPr>
-          <w:bCs/>
-          <w:b/>
-        </w:rPr>
-        <w:t xml:space="preserve">5.5 Firmware Example Collection</w:t>
-      </w:r>
-    </w:p>
-    <w:tbl>
-      <w:tblPr>
-        <w:tblStyle w:val="Table"/>
-        <w:tblW w:type="auto" w:w="0"/>
-        <w:tblLook w:firstRow="1" w:lastRow="0" w:firstColumn="0" w:lastColumn="0" w:noHBand="0" w:noVBand="0" w:val="0020"/>
-        <w:jc w:val="start"/>
-      </w:tblPr>
-      <w:tblGrid>
-        <w:gridCol w:w="3960"/>
-        <w:gridCol w:w="3960"/>
-      </w:tblGrid>
-      <w:tr>
-        <w:trPr>
-          <w:tblHeader w:val="true"/>
-        </w:trPr>
-        <w:tc>
-          <w:tcPr/>
-          <w:p>
-            <w:pPr>
-              <w:pStyle w:val="Compact"/>
               <w:jc w:val="left"/>
             </w:pPr>
             <w:r>
@@ -6430,7 +6803,7 @@
               <w:jc w:val="left"/>
             </w:pPr>
             <w:r>
-              <w:t xml:space="preserve">VCC, ground, 3V3, SDA/SCL order, CE population, 7-bit address</w:t>
+              <w:t xml:space="preserve">VCC, ground, 3V3, J4 pin 3 SCL / pin 4 SDA, bus pull-ups, CE population, 7-bit address</w:t>
             </w:r>
           </w:p>
         </w:tc>
@@ -6456,7 +6829,7 @@
               <w:jc w:val="left"/>
             </w:pPr>
             <w:r>
-              <w:t xml:space="preserve">MCLK, SCLK/LRCK mode, DSDIN1/ASDOUT direction, codec registers</w:t>
+              <w:t xml:space="preserve">Clock source, SCLK/LRCK direction, matching format and word length, DSDIN1/ASDOUT routing</w:t>
             </w:r>
           </w:p>
         </w:tc>
